--- a/rapports/2026-06-06/EQ35/EQ35_sup_v2/DR_021204020046/44-50-97-39.docx
+++ b/rapports/2026-06-06/EQ35/EQ35_sup_v2/DR_021204020046/44-50-97-39.docx
@@ -297,7 +297,7 @@
           <w:color w:val="1F6FEB"/>
           <w:sz w:val="22"/>
         </w:rPr>
-        <w:t>⚠ INCOHÉRENCES À CORRIGER (100)</w:t>
+        <w:t>⚠ INCOHÉRENCES À CORRIGER (95)</w:t>
       </w:r>
     </w:p>
     <w:tbl>
@@ -1444,7 +1444,7 @@
                 <w:color w:val="16A34A"/>
                 <w:sz w:val="16"/>
               </w:rPr>
-              <w:t>—</w:t>
+              <w:t>s02q33, s01q00b</w:t>
             </w:r>
           </w:p>
         </w:tc>
@@ -1475,7 +1475,7 @@
                 <w:i w:val="0"/>
                 <w:sz w:val="17"/>
               </w:rPr>
-              <w:t>Incohérence!!! seulement les écoles privées paient les frais de scolarité (y compris les frais d'inscription).</w:t>
+              <w:t>Incoherent!!! La dernière fois que AISSATOU SUZANNE DIATTA a  fréquenté l'école est 9999.</w:t>
             </w:r>
           </w:p>
         </w:tc>
@@ -1534,7 +1534,7 @@
                 <w:color w:val="16A34A"/>
                 <w:sz w:val="16"/>
               </w:rPr>
-              <w:t>s01q32, s01q36, s01q38, s04q37_modif, s02q33, s02q34, s01q00b</w:t>
+              <w:t>s02q33, s01q00b</w:t>
             </w:r>
           </w:p>
         </w:tc>
@@ -1565,7 +1565,7 @@
                 <w:i w:val="0"/>
                 <w:sz w:val="17"/>
               </w:rPr>
-              <w:t>Peu probable!!! Vu l'âge (12 ans) de BOUBACAR SAMBOU ou l'année à laquelle BOUBACAR SAMBOU a fréquenté l'école pour la dernière fois (.) le dernier diplome de BOUBACAR SAMBOU ne peut être le Certificat d'études primaires (CEP), prière de corriger cette incohérence ou confirmer avec le QG.</w:t>
+              <w:t>Incoherent!!! La dernière fois que SEYNABOU SAMBOU a  fréquenté l'école est 9999.</w:t>
             </w:r>
           </w:p>
         </w:tc>
@@ -1624,7 +1624,7 @@
                 <w:color w:val="16A34A"/>
                 <w:sz w:val="16"/>
               </w:rPr>
-              <w:t>s02q33, s01q00b</w:t>
+              <w:t>s01q32, s01q36, s01q38, s04q37_modif, s02q33, s02q34, s01q00b</w:t>
             </w:r>
           </w:p>
         </w:tc>
@@ -1655,7 +1655,7 @@
                 <w:i w:val="0"/>
                 <w:sz w:val="17"/>
               </w:rPr>
-              <w:t>Incoherent!!! La dernière fois que AISSATOU SUZANNE DIATTA a  fréquenté l'école est 9999.</w:t>
+              <w:t>Peu probable!!! Vu l'âge (12 ans) de BOUBACAR SAMBOU ou l'année à laquelle BOUBACAR SAMBOU a fréquenté l'école pour la dernière fois (.) le dernier diplome de BOUBACAR SAMBOU ne peut être le Certificat d'études primaires (CEP), prière de corriger cette incohérence ou confirmer avec le QG.</w:t>
             </w:r>
           </w:p>
         </w:tc>
@@ -1714,7 +1714,7 @@
                 <w:color w:val="16A34A"/>
                 <w:sz w:val="16"/>
               </w:rPr>
-              <w:t>s02q33, s01q00b</w:t>
+              <w:t>s01q32, s01q36, s01q38, s04q37_modif, s02q33, s02q34, s01q00b</w:t>
             </w:r>
           </w:p>
         </w:tc>
@@ -1745,7 +1745,7 @@
                 <w:i w:val="0"/>
                 <w:sz w:val="17"/>
               </w:rPr>
-              <w:t>Incoherent!!! La dernière fois que SEYNABOU SAMBOU a  fréquenté l'école est 9999.</w:t>
+              <w:t>Peu probable!!! Vu l'âge (22 ans) de ANGELIQUE DIEME ou l'année à laquelle ANGELIQUE DIEME a fréquenté l'école pour la dernière fois (2020) le dernier diplome de ANGELIQUE DIEME ne peut être le Certificat d'études primaires (CEP), prière de corriger cette incohérence ou confirmer avec le QG.</w:t>
             </w:r>
           </w:p>
         </w:tc>
@@ -1778,6 +1778,1536 @@
                 <w:i w:val="0"/>
                 <w:sz w:val="16"/>
               </w:rPr>
+              <w:t>S03</w:t>
+              <w:br/>
+            </w:r>
+            <w:r>
+              <w:rPr>
+                <w:b w:val="0"/>
+                <w:i w:val="0"/>
+                <w:color w:val="64748B"/>
+                <w:sz w:val="14"/>
+              </w:rPr>
+              <w:t>Santé</w:t>
+            </w:r>
+          </w:p>
+        </w:tc>
+        <w:tc>
+          <w:tcPr>
+            <w:tcW w:type="dxa" w:w="1531"/>
+          </w:tcPr>
+          <w:p>
+            <w:r>
+              <w:rPr>
+                <w:b/>
+                <w:i w:val="0"/>
+                <w:color w:val="16A34A"/>
+                <w:sz w:val="16"/>
+              </w:rPr>
+              <w:t>—</w:t>
+            </w:r>
+          </w:p>
+        </w:tc>
+        <w:tc>
+          <w:tcPr>
+            <w:tcW w:type="dxa" w:w="1191"/>
+          </w:tcPr>
+          <w:p>
+            <w:r>
+              <w:rPr>
+                <w:b w:val="0"/>
+                <w:i w:val="0"/>
+                <w:color w:val="64748B"/>
+                <w:sz w:val="16"/>
+              </w:rPr>
+              <w:t>GT-CQ</w:t>
+            </w:r>
+          </w:p>
+        </w:tc>
+        <w:tc>
+          <w:tcPr>
+            <w:tcW w:type="dxa" w:w="4706"/>
+          </w:tcPr>
+          <w:p>
+            <w:r>
+              <w:rPr>
+                <w:b w:val="0"/>
+                <w:i w:val="0"/>
+                <w:sz w:val="17"/>
+              </w:rPr>
+              <w:t>Incohérent !!! AISSATOU SUZANNE DIATTA s'est consulté la première fois pour cette maladie (Douleurs/fatigue) chez un médecin généraliste et vous dites que  AISSATOU SUZANNE DIATTA n'est pas concerné par le montant des frais de consultation d'un médecin généraliste (3.14=9999).</w:t>
+            </w:r>
+          </w:p>
+        </w:tc>
+      </w:tr>
+      <w:tr>
+        <w:tc>
+          <w:tcPr>
+            <w:tcW w:type="dxa" w:w="964"/>
+          </w:tcPr>
+          <w:p>
+            <w:r>
+              <w:rPr>
+                <w:b/>
+                <w:i w:val="0"/>
+                <w:color w:val="DC2626"/>
+                <w:sz w:val="16"/>
+              </w:rPr>
+              <w:t>Haute</w:t>
+            </w:r>
+          </w:p>
+        </w:tc>
+        <w:tc>
+          <w:tcPr>
+            <w:tcW w:type="dxa" w:w="1247"/>
+          </w:tcPr>
+          <w:p>
+            <w:r>
+              <w:rPr>
+                <w:b/>
+                <w:i w:val="0"/>
+                <w:sz w:val="16"/>
+              </w:rPr>
+              <w:t>S03</w:t>
+              <w:br/>
+            </w:r>
+            <w:r>
+              <w:rPr>
+                <w:b w:val="0"/>
+                <w:i w:val="0"/>
+                <w:color w:val="64748B"/>
+                <w:sz w:val="14"/>
+              </w:rPr>
+              <w:t>Santé</w:t>
+            </w:r>
+          </w:p>
+        </w:tc>
+        <w:tc>
+          <w:tcPr>
+            <w:tcW w:type="dxa" w:w="1531"/>
+          </w:tcPr>
+          <w:p>
+            <w:r>
+              <w:rPr>
+                <w:b/>
+                <w:i w:val="0"/>
+                <w:color w:val="16A34A"/>
+                <w:sz w:val="16"/>
+              </w:rPr>
+              <w:t>—</w:t>
+            </w:r>
+          </w:p>
+        </w:tc>
+        <w:tc>
+          <w:tcPr>
+            <w:tcW w:type="dxa" w:w="1191"/>
+          </w:tcPr>
+          <w:p>
+            <w:r>
+              <w:rPr>
+                <w:b w:val="0"/>
+                <w:i w:val="0"/>
+                <w:color w:val="64748B"/>
+                <w:sz w:val="16"/>
+              </w:rPr>
+              <w:t>GT-CQ</w:t>
+            </w:r>
+          </w:p>
+        </w:tc>
+        <w:tc>
+          <w:tcPr>
+            <w:tcW w:type="dxa" w:w="4706"/>
+          </w:tcPr>
+          <w:p>
+            <w:r>
+              <w:rPr>
+                <w:b w:val="0"/>
+                <w:i w:val="0"/>
+                <w:sz w:val="17"/>
+              </w:rPr>
+              <w:t>Prière de verifier cette incohérence auprès de l'enquêté ou confirmer.</w:t>
+            </w:r>
+          </w:p>
+        </w:tc>
+      </w:tr>
+      <w:tr>
+        <w:tc>
+          <w:tcPr>
+            <w:tcW w:type="dxa" w:w="964"/>
+          </w:tcPr>
+          <w:p>
+            <w:r>
+              <w:rPr>
+                <w:b/>
+                <w:i w:val="0"/>
+                <w:color w:val="DC2626"/>
+                <w:sz w:val="16"/>
+              </w:rPr>
+              <w:t>Haute</w:t>
+            </w:r>
+          </w:p>
+        </w:tc>
+        <w:tc>
+          <w:tcPr>
+            <w:tcW w:type="dxa" w:w="1247"/>
+          </w:tcPr>
+          <w:p>
+            <w:r>
+              <w:rPr>
+                <w:b/>
+                <w:i w:val="0"/>
+                <w:sz w:val="16"/>
+              </w:rPr>
+              <w:t>S04</w:t>
+              <w:br/>
+            </w:r>
+            <w:r>
+              <w:rPr>
+                <w:b w:val="0"/>
+                <w:i w:val="0"/>
+                <w:color w:val="64748B"/>
+                <w:sz w:val="14"/>
+              </w:rPr>
+              <w:t>Emploi</w:t>
+            </w:r>
+          </w:p>
+        </w:tc>
+        <w:tc>
+          <w:tcPr>
+            <w:tcW w:type="dxa" w:w="1531"/>
+          </w:tcPr>
+          <w:p>
+            <w:r>
+              <w:rPr>
+                <w:b/>
+                <w:i w:val="0"/>
+                <w:color w:val="16A34A"/>
+                <w:sz w:val="16"/>
+              </w:rPr>
+              <w:t>s04q46</w:t>
+            </w:r>
+          </w:p>
+        </w:tc>
+        <w:tc>
+          <w:tcPr>
+            <w:tcW w:type="dxa" w:w="1191"/>
+          </w:tcPr>
+          <w:p>
+            <w:r>
+              <w:rPr>
+                <w:b w:val="0"/>
+                <w:i w:val="0"/>
+                <w:color w:val="64748B"/>
+                <w:sz w:val="16"/>
+              </w:rPr>
+              <w:t>GT-CQ</w:t>
+            </w:r>
+          </w:p>
+        </w:tc>
+        <w:tc>
+          <w:tcPr>
+            <w:tcW w:type="dxa" w:w="4706"/>
+          </w:tcPr>
+          <w:p>
+            <w:r>
+              <w:rPr>
+                <w:b w:val="0"/>
+                <w:i w:val="0"/>
+                <w:sz w:val="17"/>
+              </w:rPr>
+              <w:t>Incohérence! SEYNABOU SAMBOU  evolue dans l'agriculture mais est  considéré comme salarié ou stagiaire/apprenti non renuméré, prière de revoir la question s04q46 et corriger.</w:t>
+            </w:r>
+          </w:p>
+        </w:tc>
+      </w:tr>
+      <w:tr>
+        <w:tc>
+          <w:tcPr>
+            <w:tcW w:type="dxa" w:w="964"/>
+          </w:tcPr>
+          <w:p>
+            <w:r>
+              <w:rPr>
+                <w:b/>
+                <w:i w:val="0"/>
+                <w:color w:val="DC2626"/>
+                <w:sz w:val="16"/>
+              </w:rPr>
+              <w:t>Haute</w:t>
+            </w:r>
+          </w:p>
+        </w:tc>
+        <w:tc>
+          <w:tcPr>
+            <w:tcW w:type="dxa" w:w="1247"/>
+          </w:tcPr>
+          <w:p>
+            <w:r>
+              <w:rPr>
+                <w:b/>
+                <w:i w:val="0"/>
+                <w:sz w:val="16"/>
+              </w:rPr>
+              <w:t>S07</w:t>
+              <w:br/>
+            </w:r>
+            <w:r>
+              <w:rPr>
+                <w:b w:val="0"/>
+                <w:i w:val="0"/>
+                <w:color w:val="64748B"/>
+                <w:sz w:val="14"/>
+              </w:rPr>
+              <w:t>Consommation alimentaire</w:t>
+            </w:r>
+          </w:p>
+        </w:tc>
+        <w:tc>
+          <w:tcPr>
+            <w:tcW w:type="dxa" w:w="1531"/>
+          </w:tcPr>
+          <w:p>
+            <w:r>
+              <w:rPr>
+                <w:b/>
+                <w:i w:val="0"/>
+                <w:color w:val="16A34A"/>
+                <w:sz w:val="16"/>
+              </w:rPr>
+              <w:t>s00q27, s01q00a, s01q12, s01q13, s02q04, s03q11, s03q12, s01q01</w:t>
+            </w:r>
+          </w:p>
+        </w:tc>
+        <w:tc>
+          <w:tcPr>
+            <w:tcW w:type="dxa" w:w="1191"/>
+          </w:tcPr>
+          <w:p>
+            <w:r>
+              <w:rPr>
+                <w:b w:val="0"/>
+                <w:i w:val="0"/>
+                <w:color w:val="64748B"/>
+                <w:sz w:val="16"/>
+              </w:rPr>
+              <w:t>GT-CQ</w:t>
+            </w:r>
+          </w:p>
+        </w:tc>
+        <w:tc>
+          <w:tcPr>
+            <w:tcW w:type="dxa" w:w="4706"/>
+          </w:tcPr>
+          <w:p>
+            <w:r>
+              <w:rPr>
+                <w:b w:val="0"/>
+                <w:i w:val="0"/>
+                <w:sz w:val="17"/>
+              </w:rPr>
+              <w:t>Avertissement!!! Le ménage a consommé 96 Cuillère de Petit de Chocolat pâte à tartiner  ce qui semble incoherent pour une consommation aucours des 7 derniers jours, prière de verifier et corriger.</w:t>
+            </w:r>
+          </w:p>
+        </w:tc>
+      </w:tr>
+      <w:tr>
+        <w:tc>
+          <w:tcPr>
+            <w:tcW w:type="dxa" w:w="964"/>
+          </w:tcPr>
+          <w:p>
+            <w:r>
+              <w:rPr>
+                <w:b/>
+                <w:i w:val="0"/>
+                <w:color w:val="DC2626"/>
+                <w:sz w:val="16"/>
+              </w:rPr>
+              <w:t>Haute</w:t>
+            </w:r>
+          </w:p>
+        </w:tc>
+        <w:tc>
+          <w:tcPr>
+            <w:tcW w:type="dxa" w:w="1247"/>
+          </w:tcPr>
+          <w:p>
+            <w:r>
+              <w:rPr>
+                <w:b/>
+                <w:i w:val="0"/>
+                <w:sz w:val="16"/>
+              </w:rPr>
+              <w:t>S11</w:t>
+              <w:br/>
+            </w:r>
+            <w:r>
+              <w:rPr>
+                <w:b w:val="0"/>
+                <w:i w:val="0"/>
+                <w:color w:val="64748B"/>
+                <w:sz w:val="14"/>
+              </w:rPr>
+              <w:t>Logement / cadre de vie</w:t>
+            </w:r>
+          </w:p>
+        </w:tc>
+        <w:tc>
+          <w:tcPr>
+            <w:tcW w:type="dxa" w:w="1531"/>
+          </w:tcPr>
+          <w:p>
+            <w:r>
+              <w:rPr>
+                <w:b/>
+                <w:i w:val="0"/>
+                <w:color w:val="16A34A"/>
+                <w:sz w:val="16"/>
+              </w:rPr>
+              <w:t>s03q10__10, s04q18, s04q51, s04q51_unite, s04q39, s04q43, s04q44, s04q63</w:t>
+            </w:r>
+          </w:p>
+        </w:tc>
+        <w:tc>
+          <w:tcPr>
+            <w:tcW w:type="dxa" w:w="1191"/>
+          </w:tcPr>
+          <w:p>
+            <w:r>
+              <w:rPr>
+                <w:b w:val="0"/>
+                <w:i w:val="0"/>
+                <w:color w:val="64748B"/>
+                <w:sz w:val="16"/>
+              </w:rPr>
+              <w:t>GT-CQ</w:t>
+            </w:r>
+          </w:p>
+        </w:tc>
+        <w:tc>
+          <w:tcPr>
+            <w:tcW w:type="dxa" w:w="4706"/>
+          </w:tcPr>
+          <w:p>
+            <w:r>
+              <w:rPr>
+                <w:b w:val="0"/>
+                <w:i w:val="0"/>
+                <w:sz w:val="17"/>
+              </w:rPr>
+              <w:t>Avertissement!! Le temps cela prend au ménage pour s’approvisionner (acheter/ramasser) cette source d’énergie est 0 minutes qui semble incoherent, prière de corriger ou confirmer avec le QG.</w:t>
+            </w:r>
+          </w:p>
+        </w:tc>
+      </w:tr>
+      <w:tr>
+        <w:tc>
+          <w:tcPr>
+            <w:tcW w:type="dxa" w:w="964"/>
+          </w:tcPr>
+          <w:p>
+            <w:r>
+              <w:rPr>
+                <w:b/>
+                <w:i w:val="0"/>
+                <w:color w:val="DC2626"/>
+                <w:sz w:val="16"/>
+              </w:rPr>
+              <w:t>Haute</w:t>
+            </w:r>
+          </w:p>
+        </w:tc>
+        <w:tc>
+          <w:tcPr>
+            <w:tcW w:type="dxa" w:w="1247"/>
+          </w:tcPr>
+          <w:p>
+            <w:r>
+              <w:rPr>
+                <w:b/>
+                <w:i w:val="0"/>
+                <w:sz w:val="16"/>
+              </w:rPr>
+              <w:t>S16</w:t>
+              <w:br/>
+            </w:r>
+            <w:r>
+              <w:rPr>
+                <w:b w:val="0"/>
+                <w:i w:val="0"/>
+                <w:color w:val="64748B"/>
+                <w:sz w:val="14"/>
+              </w:rPr>
+              <w:t>Agriculture</w:t>
+            </w:r>
+          </w:p>
+        </w:tc>
+        <w:tc>
+          <w:tcPr>
+            <w:tcW w:type="dxa" w:w="1531"/>
+          </w:tcPr>
+          <w:p>
+            <w:r>
+              <w:rPr>
+                <w:b/>
+                <w:i w:val="0"/>
+                <w:color w:val="16A34A"/>
+                <w:sz w:val="16"/>
+              </w:rPr>
+              <w:t>s01q02, s02q01__1, s02q02__1, s02q03__1, s02q15, s03q17, s04q28, s04q35d</w:t>
+            </w:r>
+          </w:p>
+        </w:tc>
+        <w:tc>
+          <w:tcPr>
+            <w:tcW w:type="dxa" w:w="1191"/>
+          </w:tcPr>
+          <w:p>
+            <w:r>
+              <w:rPr>
+                <w:b w:val="0"/>
+                <w:i w:val="0"/>
+                <w:color w:val="64748B"/>
+                <w:sz w:val="16"/>
+              </w:rPr>
+              <w:t>GT-CQ</w:t>
+            </w:r>
+          </w:p>
+        </w:tc>
+        <w:tc>
+          <w:tcPr>
+            <w:tcW w:type="dxa" w:w="4706"/>
+          </w:tcPr>
+          <w:p>
+            <w:r>
+              <w:rPr>
+                <w:b w:val="0"/>
+                <w:i w:val="0"/>
+                <w:sz w:val="17"/>
+              </w:rPr>
+              <w:t>Incoherence! Le nombre de cultures dans la parcelle parcelle de gombos,d'oignon,tomate,agrume est de 4 cultures qui semble trop élévé ou non renseigné, prière de corriger.</w:t>
+            </w:r>
+          </w:p>
+        </w:tc>
+      </w:tr>
+      <w:tr>
+        <w:tc>
+          <w:tcPr>
+            <w:tcW w:type="dxa" w:w="964"/>
+          </w:tcPr>
+          <w:p>
+            <w:r>
+              <w:rPr>
+                <w:b/>
+                <w:i w:val="0"/>
+                <w:color w:val="DC2626"/>
+                <w:sz w:val="16"/>
+              </w:rPr>
+              <w:t>Haute</w:t>
+            </w:r>
+          </w:p>
+        </w:tc>
+        <w:tc>
+          <w:tcPr>
+            <w:tcW w:type="dxa" w:w="1247"/>
+          </w:tcPr>
+          <w:p>
+            <w:r>
+              <w:rPr>
+                <w:b/>
+                <w:i w:val="0"/>
+                <w:sz w:val="16"/>
+              </w:rPr>
+              <w:t>S16</w:t>
+              <w:br/>
+            </w:r>
+            <w:r>
+              <w:rPr>
+                <w:b w:val="0"/>
+                <w:i w:val="0"/>
+                <w:color w:val="64748B"/>
+                <w:sz w:val="14"/>
+              </w:rPr>
+              <w:t>Agriculture</w:t>
+            </w:r>
+          </w:p>
+        </w:tc>
+        <w:tc>
+          <w:tcPr>
+            <w:tcW w:type="dxa" w:w="1531"/>
+          </w:tcPr>
+          <w:p>
+            <w:r>
+              <w:rPr>
+                <w:b/>
+                <w:i w:val="0"/>
+                <w:color w:val="16A34A"/>
+                <w:sz w:val="16"/>
+              </w:rPr>
+              <w:t>s00q28, s01q28, s01q29, s01q30, s02q01__1, s02q02__1, s03q19, s04q32</w:t>
+            </w:r>
+          </w:p>
+        </w:tc>
+        <w:tc>
+          <w:tcPr>
+            <w:tcW w:type="dxa" w:w="1191"/>
+          </w:tcPr>
+          <w:p>
+            <w:r>
+              <w:rPr>
+                <w:b w:val="0"/>
+                <w:i w:val="0"/>
+                <w:color w:val="64748B"/>
+                <w:sz w:val="16"/>
+              </w:rPr>
+              <w:t>GT-CQ</w:t>
+            </w:r>
+          </w:p>
+        </w:tc>
+        <w:tc>
+          <w:tcPr>
+            <w:tcW w:type="dxa" w:w="4706"/>
+          </w:tcPr>
+          <w:p>
+            <w:r>
+              <w:rPr>
+                <w:b w:val="0"/>
+                <w:i w:val="0"/>
+                <w:sz w:val="17"/>
+              </w:rPr>
+              <w:t>Incoherence! Le nombre de minutes (130 minutes) pour se rendre dans la parcelle parcelle de piment est trop élevé, prière de corriger.</w:t>
+            </w:r>
+          </w:p>
+        </w:tc>
+      </w:tr>
+      <w:tr>
+        <w:tc>
+          <w:tcPr>
+            <w:tcW w:type="dxa" w:w="964"/>
+          </w:tcPr>
+          <w:p>
+            <w:r>
+              <w:rPr>
+                <w:b/>
+                <w:i w:val="0"/>
+                <w:color w:val="EA580C"/>
+                <w:sz w:val="16"/>
+              </w:rPr>
+              <w:t>Moyenne</w:t>
+            </w:r>
+          </w:p>
+        </w:tc>
+        <w:tc>
+          <w:tcPr>
+            <w:tcW w:type="dxa" w:w="1247"/>
+          </w:tcPr>
+          <w:p>
+            <w:r>
+              <w:rPr>
+                <w:b/>
+                <w:i w:val="0"/>
+                <w:sz w:val="16"/>
+              </w:rPr>
+              <w:t>S00</w:t>
+              <w:br/>
+            </w:r>
+            <w:r>
+              <w:rPr>
+                <w:b w:val="0"/>
+                <w:i w:val="0"/>
+                <w:color w:val="64748B"/>
+                <w:sz w:val="14"/>
+              </w:rPr>
+              <w:t>Identification</w:t>
+            </w:r>
+          </w:p>
+        </w:tc>
+        <w:tc>
+          <w:tcPr>
+            <w:tcW w:type="dxa" w:w="1531"/>
+          </w:tcPr>
+          <w:p>
+            <w:r>
+              <w:rPr>
+                <w:b/>
+                <w:i w:val="0"/>
+                <w:color w:val="16A34A"/>
+                <w:sz w:val="16"/>
+              </w:rPr>
+              <w:t>s00q27</w:t>
+            </w:r>
+          </w:p>
+        </w:tc>
+        <w:tc>
+          <w:tcPr>
+            <w:tcW w:type="dxa" w:w="1191"/>
+          </w:tcPr>
+          <w:p>
+            <w:r>
+              <w:rPr>
+                <w:b w:val="0"/>
+                <w:i w:val="0"/>
+                <w:color w:val="64748B"/>
+                <w:sz w:val="16"/>
+              </w:rPr>
+              <w:t>GT-CQ</w:t>
+            </w:r>
+          </w:p>
+        </w:tc>
+        <w:tc>
+          <w:tcPr>
+            <w:tcW w:type="dxa" w:w="4706"/>
+          </w:tcPr>
+          <w:p>
+            <w:r>
+              <w:rPr>
+                <w:b w:val="0"/>
+                <w:i w:val="0"/>
+                <w:sz w:val="17"/>
+              </w:rPr>
+              <w:t>Le questionnaire semble ne pas être complètement fini mais le questionnaire est en statut complet, prière de compléter le questionnaire.</w:t>
+            </w:r>
+          </w:p>
+        </w:tc>
+      </w:tr>
+      <w:tr>
+        <w:tc>
+          <w:tcPr>
+            <w:tcW w:type="dxa" w:w="964"/>
+          </w:tcPr>
+          <w:p>
+            <w:r>
+              <w:rPr>
+                <w:b/>
+                <w:i w:val="0"/>
+                <w:color w:val="EA580C"/>
+                <w:sz w:val="16"/>
+              </w:rPr>
+              <w:t>Moyenne</w:t>
+            </w:r>
+          </w:p>
+        </w:tc>
+        <w:tc>
+          <w:tcPr>
+            <w:tcW w:type="dxa" w:w="1247"/>
+          </w:tcPr>
+          <w:p>
+            <w:r>
+              <w:rPr>
+                <w:b/>
+                <w:i w:val="0"/>
+                <w:sz w:val="16"/>
+              </w:rPr>
+              <w:t>S00</w:t>
+              <w:br/>
+            </w:r>
+            <w:r>
+              <w:rPr>
+                <w:b w:val="0"/>
+                <w:i w:val="0"/>
+                <w:color w:val="64748B"/>
+                <w:sz w:val="14"/>
+              </w:rPr>
+              <w:t>Identification</w:t>
+            </w:r>
+          </w:p>
+        </w:tc>
+        <w:tc>
+          <w:tcPr>
+            <w:tcW w:type="dxa" w:w="1531"/>
+          </w:tcPr>
+          <w:p>
+            <w:r>
+              <w:rPr>
+                <w:b/>
+                <w:i w:val="0"/>
+                <w:color w:val="16A34A"/>
+                <w:sz w:val="16"/>
+              </w:rPr>
+              <w:t>—</w:t>
+            </w:r>
+          </w:p>
+        </w:tc>
+        <w:tc>
+          <w:tcPr>
+            <w:tcW w:type="dxa" w:w="1191"/>
+          </w:tcPr>
+          <w:p>
+            <w:r>
+              <w:rPr>
+                <w:b w:val="0"/>
+                <w:i w:val="0"/>
+                <w:color w:val="64748B"/>
+                <w:sz w:val="16"/>
+              </w:rPr>
+              <w:t>GT-CQ</w:t>
+            </w:r>
+          </w:p>
+        </w:tc>
+        <w:tc>
+          <w:tcPr>
+            <w:tcW w:type="dxa" w:w="4706"/>
+          </w:tcPr>
+          <w:p>
+            <w:r>
+              <w:rPr>
+                <w:b w:val="0"/>
+                <w:i w:val="0"/>
+                <w:sz w:val="17"/>
+              </w:rPr>
+              <w:t>L'adresse ou la localisation du ménage doit être bien renseignée, ne doit pas contenir des numéros de téléphone et elle semble courte pour être une adresse.</w:t>
+            </w:r>
+          </w:p>
+        </w:tc>
+      </w:tr>
+      <w:tr>
+        <w:tc>
+          <w:tcPr>
+            <w:tcW w:type="dxa" w:w="964"/>
+          </w:tcPr>
+          <w:p>
+            <w:r>
+              <w:rPr>
+                <w:b/>
+                <w:i w:val="0"/>
+                <w:color w:val="EA580C"/>
+                <w:sz w:val="16"/>
+              </w:rPr>
+              <w:t>Moyenne</w:t>
+            </w:r>
+          </w:p>
+        </w:tc>
+        <w:tc>
+          <w:tcPr>
+            <w:tcW w:type="dxa" w:w="1247"/>
+          </w:tcPr>
+          <w:p>
+            <w:r>
+              <w:rPr>
+                <w:b/>
+                <w:i w:val="0"/>
+                <w:sz w:val="16"/>
+              </w:rPr>
+              <w:t>S00</w:t>
+              <w:br/>
+            </w:r>
+            <w:r>
+              <w:rPr>
+                <w:b w:val="0"/>
+                <w:i w:val="0"/>
+                <w:color w:val="64748B"/>
+                <w:sz w:val="14"/>
+              </w:rPr>
+              <w:t>Identification</w:t>
+            </w:r>
+          </w:p>
+        </w:tc>
+        <w:tc>
+          <w:tcPr>
+            <w:tcW w:type="dxa" w:w="1531"/>
+          </w:tcPr>
+          <w:p>
+            <w:r>
+              <w:rPr>
+                <w:b/>
+                <w:i w:val="0"/>
+                <w:color w:val="16A34A"/>
+                <w:sz w:val="16"/>
+              </w:rPr>
+              <w:t>—</w:t>
+            </w:r>
+          </w:p>
+        </w:tc>
+        <w:tc>
+          <w:tcPr>
+            <w:tcW w:type="dxa" w:w="1191"/>
+          </w:tcPr>
+          <w:p>
+            <w:r>
+              <w:rPr>
+                <w:b w:val="0"/>
+                <w:i w:val="0"/>
+                <w:color w:val="64748B"/>
+                <w:sz w:val="16"/>
+              </w:rPr>
+              <w:t>GT-CQ</w:t>
+            </w:r>
+          </w:p>
+        </w:tc>
+        <w:tc>
+          <w:tcPr>
+            <w:tcW w:type="dxa" w:w="4706"/>
+          </w:tcPr>
+          <w:p>
+            <w:r>
+              <w:rPr>
+                <w:b w:val="0"/>
+                <w:i w:val="0"/>
+                <w:sz w:val="17"/>
+              </w:rPr>
+              <w:t>Prière de renseigner la bonne adresse.</w:t>
+            </w:r>
+          </w:p>
+        </w:tc>
+      </w:tr>
+      <w:tr>
+        <w:tc>
+          <w:tcPr>
+            <w:tcW w:type="dxa" w:w="964"/>
+          </w:tcPr>
+          <w:p>
+            <w:r>
+              <w:rPr>
+                <w:b/>
+                <w:i w:val="0"/>
+                <w:color w:val="EA580C"/>
+                <w:sz w:val="16"/>
+              </w:rPr>
+              <w:t>Moyenne</w:t>
+            </w:r>
+          </w:p>
+        </w:tc>
+        <w:tc>
+          <w:tcPr>
+            <w:tcW w:type="dxa" w:w="1247"/>
+          </w:tcPr>
+          <w:p>
+            <w:r>
+              <w:rPr>
+                <w:b/>
+                <w:i w:val="0"/>
+                <w:sz w:val="16"/>
+              </w:rPr>
+              <w:t>S01</w:t>
+              <w:br/>
+            </w:r>
+            <w:r>
+              <w:rPr>
+                <w:b w:val="0"/>
+                <w:i w:val="0"/>
+                <w:color w:val="64748B"/>
+                <w:sz w:val="14"/>
+              </w:rPr>
+              <w:t>Démographie</w:t>
+            </w:r>
+          </w:p>
+        </w:tc>
+        <w:tc>
+          <w:tcPr>
+            <w:tcW w:type="dxa" w:w="1531"/>
+          </w:tcPr>
+          <w:p>
+            <w:r>
+              <w:rPr>
+                <w:b/>
+                <w:i w:val="0"/>
+                <w:color w:val="16A34A"/>
+                <w:sz w:val="16"/>
+              </w:rPr>
+              <w:t>—</w:t>
+            </w:r>
+          </w:p>
+        </w:tc>
+        <w:tc>
+          <w:tcPr>
+            <w:tcW w:type="dxa" w:w="1191"/>
+          </w:tcPr>
+          <w:p>
+            <w:r>
+              <w:rPr>
+                <w:b w:val="0"/>
+                <w:i w:val="0"/>
+                <w:color w:val="64748B"/>
+                <w:sz w:val="16"/>
+              </w:rPr>
+              <w:t>GT-CQ</w:t>
+            </w:r>
+          </w:p>
+        </w:tc>
+        <w:tc>
+          <w:tcPr>
+            <w:tcW w:type="dxa" w:w="4706"/>
+          </w:tcPr>
+          <w:p>
+            <w:r>
+              <w:rPr>
+                <w:b w:val="0"/>
+                <w:i w:val="0"/>
+                <w:sz w:val="17"/>
+              </w:rPr>
+              <w:t>Prière de verifier l'information donnée par AMY COLLE SAMBOU ou corriger au niveau de la section 1.</w:t>
+            </w:r>
+          </w:p>
+        </w:tc>
+      </w:tr>
+      <w:tr>
+        <w:tc>
+          <w:tcPr>
+            <w:tcW w:type="dxa" w:w="964"/>
+          </w:tcPr>
+          <w:p>
+            <w:r>
+              <w:rPr>
+                <w:b/>
+                <w:i w:val="0"/>
+                <w:color w:val="EA580C"/>
+                <w:sz w:val="16"/>
+              </w:rPr>
+              <w:t>Moyenne</w:t>
+            </w:r>
+          </w:p>
+        </w:tc>
+        <w:tc>
+          <w:tcPr>
+            <w:tcW w:type="dxa" w:w="1247"/>
+          </w:tcPr>
+          <w:p>
+            <w:r>
+              <w:rPr>
+                <w:b/>
+                <w:i w:val="0"/>
+                <w:sz w:val="16"/>
+              </w:rPr>
+              <w:t>S01</w:t>
+              <w:br/>
+            </w:r>
+            <w:r>
+              <w:rPr>
+                <w:b w:val="0"/>
+                <w:i w:val="0"/>
+                <w:color w:val="64748B"/>
+                <w:sz w:val="14"/>
+              </w:rPr>
+              <w:t>Démographie</w:t>
+            </w:r>
+          </w:p>
+        </w:tc>
+        <w:tc>
+          <w:tcPr>
+            <w:tcW w:type="dxa" w:w="1531"/>
+          </w:tcPr>
+          <w:p>
+            <w:r>
+              <w:rPr>
+                <w:b/>
+                <w:i w:val="0"/>
+                <w:color w:val="16A34A"/>
+                <w:sz w:val="16"/>
+              </w:rPr>
+              <w:t>—</w:t>
+            </w:r>
+          </w:p>
+        </w:tc>
+        <w:tc>
+          <w:tcPr>
+            <w:tcW w:type="dxa" w:w="1191"/>
+          </w:tcPr>
+          <w:p>
+            <w:r>
+              <w:rPr>
+                <w:b w:val="0"/>
+                <w:i w:val="0"/>
+                <w:color w:val="64748B"/>
+                <w:sz w:val="16"/>
+              </w:rPr>
+              <w:t>GT-CQ</w:t>
+            </w:r>
+          </w:p>
+        </w:tc>
+        <w:tc>
+          <w:tcPr>
+            <w:tcW w:type="dxa" w:w="4706"/>
+          </w:tcPr>
+          <w:p>
+            <w:r>
+              <w:rPr>
+                <w:b w:val="0"/>
+                <w:i w:val="0"/>
+                <w:sz w:val="17"/>
+              </w:rPr>
+              <w:t>Prière de verifier l'information donnée par BOUBACAR SAMBOU ou corriger au niveau de la section 1.</w:t>
+            </w:r>
+          </w:p>
+        </w:tc>
+      </w:tr>
+      <w:tr>
+        <w:tc>
+          <w:tcPr>
+            <w:tcW w:type="dxa" w:w="964"/>
+          </w:tcPr>
+          <w:p>
+            <w:r>
+              <w:rPr>
+                <w:b/>
+                <w:i w:val="0"/>
+                <w:color w:val="EA580C"/>
+                <w:sz w:val="16"/>
+              </w:rPr>
+              <w:t>Moyenne</w:t>
+            </w:r>
+          </w:p>
+        </w:tc>
+        <w:tc>
+          <w:tcPr>
+            <w:tcW w:type="dxa" w:w="1247"/>
+          </w:tcPr>
+          <w:p>
+            <w:r>
+              <w:rPr>
+                <w:b/>
+                <w:i w:val="0"/>
+                <w:sz w:val="16"/>
+              </w:rPr>
+              <w:t>S01</w:t>
+              <w:br/>
+            </w:r>
+            <w:r>
+              <w:rPr>
+                <w:b w:val="0"/>
+                <w:i w:val="0"/>
+                <w:color w:val="64748B"/>
+                <w:sz w:val="14"/>
+              </w:rPr>
+              <w:t>Démographie</w:t>
+            </w:r>
+          </w:p>
+        </w:tc>
+        <w:tc>
+          <w:tcPr>
+            <w:tcW w:type="dxa" w:w="1531"/>
+          </w:tcPr>
+          <w:p>
+            <w:r>
+              <w:rPr>
+                <w:b/>
+                <w:i w:val="0"/>
+                <w:color w:val="16A34A"/>
+                <w:sz w:val="16"/>
+              </w:rPr>
+              <w:t>—</w:t>
+            </w:r>
+          </w:p>
+        </w:tc>
+        <w:tc>
+          <w:tcPr>
+            <w:tcW w:type="dxa" w:w="1191"/>
+          </w:tcPr>
+          <w:p>
+            <w:r>
+              <w:rPr>
+                <w:b w:val="0"/>
+                <w:i w:val="0"/>
+                <w:color w:val="64748B"/>
+                <w:sz w:val="16"/>
+              </w:rPr>
+              <w:t>GT-CQ</w:t>
+            </w:r>
+          </w:p>
+        </w:tc>
+        <w:tc>
+          <w:tcPr>
+            <w:tcW w:type="dxa" w:w="4706"/>
+          </w:tcPr>
+          <w:p>
+            <w:r>
+              <w:rPr>
+                <w:b w:val="0"/>
+                <w:i w:val="0"/>
+                <w:sz w:val="17"/>
+              </w:rPr>
+              <w:t>Prière de verifier l'information donnée par FOLONKO PASCAL SAMBOU ou corriger au niveau de la section 1.</w:t>
+            </w:r>
+          </w:p>
+        </w:tc>
+      </w:tr>
+      <w:tr>
+        <w:tc>
+          <w:tcPr>
+            <w:tcW w:type="dxa" w:w="964"/>
+          </w:tcPr>
+          <w:p>
+            <w:r>
+              <w:rPr>
+                <w:b/>
+                <w:i w:val="0"/>
+                <w:color w:val="EA580C"/>
+                <w:sz w:val="16"/>
+              </w:rPr>
+              <w:t>Moyenne</w:t>
+            </w:r>
+          </w:p>
+        </w:tc>
+        <w:tc>
+          <w:tcPr>
+            <w:tcW w:type="dxa" w:w="1247"/>
+          </w:tcPr>
+          <w:p>
+            <w:r>
+              <w:rPr>
+                <w:b/>
+                <w:i w:val="0"/>
+                <w:sz w:val="16"/>
+              </w:rPr>
+              <w:t>S01</w:t>
+              <w:br/>
+            </w:r>
+            <w:r>
+              <w:rPr>
+                <w:b w:val="0"/>
+                <w:i w:val="0"/>
+                <w:color w:val="64748B"/>
+                <w:sz w:val="14"/>
+              </w:rPr>
+              <w:t>Démographie</w:t>
+            </w:r>
+          </w:p>
+        </w:tc>
+        <w:tc>
+          <w:tcPr>
+            <w:tcW w:type="dxa" w:w="1531"/>
+          </w:tcPr>
+          <w:p>
+            <w:r>
+              <w:rPr>
+                <w:b/>
+                <w:i w:val="0"/>
+                <w:color w:val="16A34A"/>
+                <w:sz w:val="16"/>
+              </w:rPr>
+              <w:t>—</w:t>
+            </w:r>
+          </w:p>
+        </w:tc>
+        <w:tc>
+          <w:tcPr>
+            <w:tcW w:type="dxa" w:w="1191"/>
+          </w:tcPr>
+          <w:p>
+            <w:r>
+              <w:rPr>
+                <w:b w:val="0"/>
+                <w:i w:val="0"/>
+                <w:color w:val="64748B"/>
+                <w:sz w:val="16"/>
+              </w:rPr>
+              <w:t>GT-CQ</w:t>
+            </w:r>
+          </w:p>
+        </w:tc>
+        <w:tc>
+          <w:tcPr>
+            <w:tcW w:type="dxa" w:w="4706"/>
+          </w:tcPr>
+          <w:p>
+            <w:r>
+              <w:rPr>
+                <w:b w:val="0"/>
+                <w:i w:val="0"/>
+                <w:sz w:val="17"/>
+              </w:rPr>
+              <w:t>Prière de verifier l'information donnée par IBRAHIMA SAMBOU ou corriger au niveau de la section 1.</w:t>
+            </w:r>
+          </w:p>
+        </w:tc>
+      </w:tr>
+      <w:tr>
+        <w:tc>
+          <w:tcPr>
+            <w:tcW w:type="dxa" w:w="964"/>
+          </w:tcPr>
+          <w:p>
+            <w:r>
+              <w:rPr>
+                <w:b/>
+                <w:i w:val="0"/>
+                <w:color w:val="EA580C"/>
+                <w:sz w:val="16"/>
+              </w:rPr>
+              <w:t>Moyenne</w:t>
+            </w:r>
+          </w:p>
+        </w:tc>
+        <w:tc>
+          <w:tcPr>
+            <w:tcW w:type="dxa" w:w="1247"/>
+          </w:tcPr>
+          <w:p>
+            <w:r>
+              <w:rPr>
+                <w:b/>
+                <w:i w:val="0"/>
+                <w:sz w:val="16"/>
+              </w:rPr>
+              <w:t>S01</w:t>
+              <w:br/>
+            </w:r>
+            <w:r>
+              <w:rPr>
+                <w:b w:val="0"/>
+                <w:i w:val="0"/>
+                <w:color w:val="64748B"/>
+                <w:sz w:val="14"/>
+              </w:rPr>
+              <w:t>Démographie</w:t>
+            </w:r>
+          </w:p>
+        </w:tc>
+        <w:tc>
+          <w:tcPr>
+            <w:tcW w:type="dxa" w:w="1531"/>
+          </w:tcPr>
+          <w:p>
+            <w:r>
+              <w:rPr>
+                <w:b/>
+                <w:i w:val="0"/>
+                <w:color w:val="16A34A"/>
+                <w:sz w:val="16"/>
+              </w:rPr>
+              <w:t>—</w:t>
+            </w:r>
+          </w:p>
+        </w:tc>
+        <w:tc>
+          <w:tcPr>
+            <w:tcW w:type="dxa" w:w="1191"/>
+          </w:tcPr>
+          <w:p>
+            <w:r>
+              <w:rPr>
+                <w:b w:val="0"/>
+                <w:i w:val="0"/>
+                <w:color w:val="64748B"/>
+                <w:sz w:val="16"/>
+              </w:rPr>
+              <w:t>GT-CQ</w:t>
+            </w:r>
+          </w:p>
+        </w:tc>
+        <w:tc>
+          <w:tcPr>
+            <w:tcW w:type="dxa" w:w="4706"/>
+          </w:tcPr>
+          <w:p>
+            <w:r>
+              <w:rPr>
+                <w:b w:val="0"/>
+                <w:i w:val="0"/>
+                <w:sz w:val="17"/>
+              </w:rPr>
+              <w:t>Prière de verifier l'information donnée par MAMADOU SAMBOU ou corriger au niveau de la section 1.</w:t>
+            </w:r>
+          </w:p>
+        </w:tc>
+      </w:tr>
+      <w:tr>
+        <w:tc>
+          <w:tcPr>
+            <w:tcW w:type="dxa" w:w="964"/>
+          </w:tcPr>
+          <w:p>
+            <w:r>
+              <w:rPr>
+                <w:b/>
+                <w:i w:val="0"/>
+                <w:color w:val="EA580C"/>
+                <w:sz w:val="16"/>
+              </w:rPr>
+              <w:t>Moyenne</w:t>
+            </w:r>
+          </w:p>
+        </w:tc>
+        <w:tc>
+          <w:tcPr>
+            <w:tcW w:type="dxa" w:w="1247"/>
+          </w:tcPr>
+          <w:p>
+            <w:r>
+              <w:rPr>
+                <w:b/>
+                <w:i w:val="0"/>
+                <w:sz w:val="16"/>
+              </w:rPr>
+              <w:t>S01</w:t>
+              <w:br/>
+            </w:r>
+            <w:r>
+              <w:rPr>
+                <w:b w:val="0"/>
+                <w:i w:val="0"/>
+                <w:color w:val="64748B"/>
+                <w:sz w:val="14"/>
+              </w:rPr>
+              <w:t>Démographie</w:t>
+            </w:r>
+          </w:p>
+        </w:tc>
+        <w:tc>
+          <w:tcPr>
+            <w:tcW w:type="dxa" w:w="1531"/>
+          </w:tcPr>
+          <w:p>
+            <w:r>
+              <w:rPr>
+                <w:b/>
+                <w:i w:val="0"/>
+                <w:color w:val="16A34A"/>
+                <w:sz w:val="16"/>
+              </w:rPr>
+              <w:t>—</w:t>
+            </w:r>
+          </w:p>
+        </w:tc>
+        <w:tc>
+          <w:tcPr>
+            <w:tcW w:type="dxa" w:w="1191"/>
+          </w:tcPr>
+          <w:p>
+            <w:r>
+              <w:rPr>
+                <w:b w:val="0"/>
+                <w:i w:val="0"/>
+                <w:color w:val="64748B"/>
+                <w:sz w:val="16"/>
+              </w:rPr>
+              <w:t>GT-CQ</w:t>
+            </w:r>
+          </w:p>
+        </w:tc>
+        <w:tc>
+          <w:tcPr>
+            <w:tcW w:type="dxa" w:w="4706"/>
+          </w:tcPr>
+          <w:p>
+            <w:r>
+              <w:rPr>
+                <w:b w:val="0"/>
+                <w:i w:val="0"/>
+                <w:sz w:val="17"/>
+              </w:rPr>
+              <w:t>Prière de verifier l'information donnée par SEYNABOU SAMBOU ou corriger au niveau de la section 1.</w:t>
+            </w:r>
+          </w:p>
+        </w:tc>
+      </w:tr>
+      <w:tr>
+        <w:tc>
+          <w:tcPr>
+            <w:tcW w:type="dxa" w:w="964"/>
+          </w:tcPr>
+          <w:p>
+            <w:r>
+              <w:rPr>
+                <w:b/>
+                <w:i w:val="0"/>
+                <w:color w:val="EA580C"/>
+                <w:sz w:val="16"/>
+              </w:rPr>
+              <w:t>Moyenne</w:t>
+            </w:r>
+          </w:p>
+        </w:tc>
+        <w:tc>
+          <w:tcPr>
+            <w:tcW w:type="dxa" w:w="1247"/>
+          </w:tcPr>
+          <w:p>
+            <w:r>
+              <w:rPr>
+                <w:b/>
+                <w:i w:val="0"/>
+                <w:sz w:val="16"/>
+              </w:rPr>
+              <w:t>S01</w:t>
+              <w:br/>
+            </w:r>
+            <w:r>
+              <w:rPr>
+                <w:b w:val="0"/>
+                <w:i w:val="0"/>
+                <w:color w:val="64748B"/>
+                <w:sz w:val="14"/>
+              </w:rPr>
+              <w:t>Démographie</w:t>
+            </w:r>
+          </w:p>
+        </w:tc>
+        <w:tc>
+          <w:tcPr>
+            <w:tcW w:type="dxa" w:w="1531"/>
+          </w:tcPr>
+          <w:p>
+            <w:r>
+              <w:rPr>
+                <w:b/>
+                <w:i w:val="0"/>
+                <w:color w:val="16A34A"/>
+                <w:sz w:val="16"/>
+              </w:rPr>
+              <w:t>—</w:t>
+            </w:r>
+          </w:p>
+        </w:tc>
+        <w:tc>
+          <w:tcPr>
+            <w:tcW w:type="dxa" w:w="1191"/>
+          </w:tcPr>
+          <w:p>
+            <w:r>
+              <w:rPr>
+                <w:b w:val="0"/>
+                <w:i w:val="0"/>
+                <w:color w:val="64748B"/>
+                <w:sz w:val="16"/>
+              </w:rPr>
+              <w:t>GT-CQ</w:t>
+            </w:r>
+          </w:p>
+        </w:tc>
+        <w:tc>
+          <w:tcPr>
+            <w:tcW w:type="dxa" w:w="4706"/>
+          </w:tcPr>
+          <w:p>
+            <w:r>
+              <w:rPr>
+                <w:b w:val="0"/>
+                <w:i w:val="0"/>
+                <w:sz w:val="17"/>
+              </w:rPr>
+              <w:t>Prière de verifier l'information donnée par SOULEYMANE SAMBOU ou corriger au niveau de la section 1.</w:t>
+            </w:r>
+          </w:p>
+        </w:tc>
+      </w:tr>
+      <w:tr>
+        <w:tc>
+          <w:tcPr>
+            <w:tcW w:type="dxa" w:w="964"/>
+          </w:tcPr>
+          <w:p>
+            <w:r>
+              <w:rPr>
+                <w:b/>
+                <w:i w:val="0"/>
+                <w:color w:val="EA580C"/>
+                <w:sz w:val="16"/>
+              </w:rPr>
+              <w:t>Moyenne</w:t>
+            </w:r>
+          </w:p>
+        </w:tc>
+        <w:tc>
+          <w:tcPr>
+            <w:tcW w:type="dxa" w:w="1247"/>
+          </w:tcPr>
+          <w:p>
+            <w:r>
+              <w:rPr>
+                <w:b/>
+                <w:i w:val="0"/>
+                <w:sz w:val="16"/>
+              </w:rPr>
               <w:t>S02</w:t>
               <w:br/>
             </w:r>
@@ -1804,7 +3334,7 @@
                 <w:color w:val="16A34A"/>
                 <w:sz w:val="16"/>
               </w:rPr>
-              <w:t>s01q32, s01q36, s01q38, s04q37_modif, s02q33, s02q34, s01q00b</w:t>
+              <w:t>—</w:t>
             </w:r>
           </w:p>
         </w:tc>
@@ -1835,7 +3365,7 @@
                 <w:i w:val="0"/>
                 <w:sz w:val="17"/>
               </w:rPr>
-              <w:t>Peu probable!!! Vu l'âge (22 ans) de ANGELIQUE DIEME ou l'année à laquelle ANGELIQUE DIEME a fréquenté l'école pour la dernière fois (2020) le dernier diplome de ANGELIQUE DIEME ne peut être le Certificat d'études primaires (CEP), prière de corriger cette incohérence ou confirmer avec le QG.</w:t>
+              <w:t>Prière de vous adresser à AISSATOU SUZANNE DIATTA pour avoir l'année exacte.</w:t>
             </w:r>
           </w:p>
         </w:tc>
@@ -1850,10 +3380,460 @@
               <w:rPr>
                 <w:b/>
                 <w:i w:val="0"/>
-                <w:color w:val="DC2626"/>
-                <w:sz w:val="16"/>
-              </w:rPr>
-              <w:t>Haute</w:t>
+                <w:color w:val="EA580C"/>
+                <w:sz w:val="16"/>
+              </w:rPr>
+              <w:t>Moyenne</w:t>
+            </w:r>
+          </w:p>
+        </w:tc>
+        <w:tc>
+          <w:tcPr>
+            <w:tcW w:type="dxa" w:w="1247"/>
+          </w:tcPr>
+          <w:p>
+            <w:r>
+              <w:rPr>
+                <w:b/>
+                <w:i w:val="0"/>
+                <w:sz w:val="16"/>
+              </w:rPr>
+              <w:t>S02</w:t>
+              <w:br/>
+            </w:r>
+            <w:r>
+              <w:rPr>
+                <w:b w:val="0"/>
+                <w:i w:val="0"/>
+                <w:color w:val="64748B"/>
+                <w:sz w:val="14"/>
+              </w:rPr>
+              <w:t>Éducation</w:t>
+            </w:r>
+          </w:p>
+        </w:tc>
+        <w:tc>
+          <w:tcPr>
+            <w:tcW w:type="dxa" w:w="1531"/>
+          </w:tcPr>
+          <w:p>
+            <w:r>
+              <w:rPr>
+                <w:b/>
+                <w:i w:val="0"/>
+                <w:color w:val="16A34A"/>
+                <w:sz w:val="16"/>
+              </w:rPr>
+              <w:t>—</w:t>
+            </w:r>
+          </w:p>
+        </w:tc>
+        <w:tc>
+          <w:tcPr>
+            <w:tcW w:type="dxa" w:w="1191"/>
+          </w:tcPr>
+          <w:p>
+            <w:r>
+              <w:rPr>
+                <w:b w:val="0"/>
+                <w:i w:val="0"/>
+                <w:color w:val="64748B"/>
+                <w:sz w:val="16"/>
+              </w:rPr>
+              <w:t>GT-CQ</w:t>
+            </w:r>
+          </w:p>
+        </w:tc>
+        <w:tc>
+          <w:tcPr>
+            <w:tcW w:type="dxa" w:w="4706"/>
+          </w:tcPr>
+          <w:p>
+            <w:r>
+              <w:rPr>
+                <w:b w:val="0"/>
+                <w:i w:val="0"/>
+                <w:sz w:val="17"/>
+              </w:rPr>
+              <w:t>Prière de vous adresser à SEYNABOU SAMBOU pour avoir l'année exacte.</w:t>
+            </w:r>
+          </w:p>
+        </w:tc>
+      </w:tr>
+      <w:tr>
+        <w:tc>
+          <w:tcPr>
+            <w:tcW w:type="dxa" w:w="964"/>
+          </w:tcPr>
+          <w:p>
+            <w:r>
+              <w:rPr>
+                <w:b/>
+                <w:i w:val="0"/>
+                <w:color w:val="EA580C"/>
+                <w:sz w:val="16"/>
+              </w:rPr>
+              <w:t>Moyenne</w:t>
+            </w:r>
+          </w:p>
+        </w:tc>
+        <w:tc>
+          <w:tcPr>
+            <w:tcW w:type="dxa" w:w="1247"/>
+          </w:tcPr>
+          <w:p>
+            <w:r>
+              <w:rPr>
+                <w:b/>
+                <w:i w:val="0"/>
+                <w:sz w:val="16"/>
+              </w:rPr>
+              <w:t>S02</w:t>
+              <w:br/>
+            </w:r>
+            <w:r>
+              <w:rPr>
+                <w:b w:val="0"/>
+                <w:i w:val="0"/>
+                <w:color w:val="64748B"/>
+                <w:sz w:val="14"/>
+              </w:rPr>
+              <w:t>Éducation</w:t>
+            </w:r>
+          </w:p>
+        </w:tc>
+        <w:tc>
+          <w:tcPr>
+            <w:tcW w:type="dxa" w:w="1531"/>
+          </w:tcPr>
+          <w:p>
+            <w:r>
+              <w:rPr>
+                <w:b/>
+                <w:i w:val="0"/>
+                <w:color w:val="16A34A"/>
+                <w:sz w:val="16"/>
+              </w:rPr>
+              <w:t>s01q23, s01q00b, s01q23_autre</w:t>
+            </w:r>
+          </w:p>
+        </w:tc>
+        <w:tc>
+          <w:tcPr>
+            <w:tcW w:type="dxa" w:w="1191"/>
+          </w:tcPr>
+          <w:p>
+            <w:r>
+              <w:rPr>
+                <w:b w:val="0"/>
+                <w:i w:val="0"/>
+                <w:color w:val="64748B"/>
+                <w:sz w:val="16"/>
+              </w:rPr>
+              <w:t>GT-CQ</w:t>
+            </w:r>
+          </w:p>
+        </w:tc>
+        <w:tc>
+          <w:tcPr>
+            <w:tcW w:type="dxa" w:w="4706"/>
+          </w:tcPr>
+          <w:p>
+            <w:r>
+              <w:rPr>
+                <w:b w:val="0"/>
+                <w:i w:val="0"/>
+                <w:sz w:val="17"/>
+              </w:rPr>
+              <w:t>La raison principale que IBRAHIMA SAMBOU n'a pas été à l'école entre 2024/2025 est ouvrier qualité et semble exister dans les modalités, prière de prendre attache avec le QG pour plus d'explication afin de la classer bien.</w:t>
+            </w:r>
+          </w:p>
+        </w:tc>
+      </w:tr>
+      <w:tr>
+        <w:tc>
+          <w:tcPr>
+            <w:tcW w:type="dxa" w:w="964"/>
+          </w:tcPr>
+          <w:p>
+            <w:r>
+              <w:rPr>
+                <w:b/>
+                <w:i w:val="0"/>
+                <w:color w:val="EA580C"/>
+                <w:sz w:val="16"/>
+              </w:rPr>
+              <w:t>Moyenne</w:t>
+            </w:r>
+          </w:p>
+        </w:tc>
+        <w:tc>
+          <w:tcPr>
+            <w:tcW w:type="dxa" w:w="1247"/>
+          </w:tcPr>
+          <w:p>
+            <w:r>
+              <w:rPr>
+                <w:b/>
+                <w:i w:val="0"/>
+                <w:sz w:val="16"/>
+              </w:rPr>
+              <w:t>S02</w:t>
+              <w:br/>
+            </w:r>
+            <w:r>
+              <w:rPr>
+                <w:b w:val="0"/>
+                <w:i w:val="0"/>
+                <w:color w:val="64748B"/>
+                <w:sz w:val="14"/>
+              </w:rPr>
+              <w:t>Éducation</w:t>
+            </w:r>
+          </w:p>
+        </w:tc>
+        <w:tc>
+          <w:tcPr>
+            <w:tcW w:type="dxa" w:w="1531"/>
+          </w:tcPr>
+          <w:p>
+            <w:r>
+              <w:rPr>
+                <w:b/>
+                <w:i w:val="0"/>
+                <w:color w:val="16A34A"/>
+                <w:sz w:val="16"/>
+              </w:rPr>
+              <w:t>s01q23, s01q00b, s01q23_autre</w:t>
+            </w:r>
+          </w:p>
+        </w:tc>
+        <w:tc>
+          <w:tcPr>
+            <w:tcW w:type="dxa" w:w="1191"/>
+          </w:tcPr>
+          <w:p>
+            <w:r>
+              <w:rPr>
+                <w:b w:val="0"/>
+                <w:i w:val="0"/>
+                <w:color w:val="64748B"/>
+                <w:sz w:val="16"/>
+              </w:rPr>
+              <w:t>GT-CQ</w:t>
+            </w:r>
+          </w:p>
+        </w:tc>
+        <w:tc>
+          <w:tcPr>
+            <w:tcW w:type="dxa" w:w="4706"/>
+          </w:tcPr>
+          <w:p>
+            <w:r>
+              <w:rPr>
+                <w:b w:val="0"/>
+                <w:i w:val="0"/>
+                <w:sz w:val="17"/>
+              </w:rPr>
+              <w:t>Le domaine que IBRAHIMA SAMBOU bénéficié de cette formation est agriculture et semble exister dans les modalités, prière de prendre attache avec le QG pour plus d'explication afin de la classer bien.</w:t>
+            </w:r>
+          </w:p>
+        </w:tc>
+      </w:tr>
+      <w:tr>
+        <w:tc>
+          <w:tcPr>
+            <w:tcW w:type="dxa" w:w="964"/>
+          </w:tcPr>
+          <w:p>
+            <w:r>
+              <w:rPr>
+                <w:b/>
+                <w:i w:val="0"/>
+                <w:color w:val="EA580C"/>
+                <w:sz w:val="16"/>
+              </w:rPr>
+              <w:t>Moyenne</w:t>
+            </w:r>
+          </w:p>
+        </w:tc>
+        <w:tc>
+          <w:tcPr>
+            <w:tcW w:type="dxa" w:w="1247"/>
+          </w:tcPr>
+          <w:p>
+            <w:r>
+              <w:rPr>
+                <w:b/>
+                <w:i w:val="0"/>
+                <w:sz w:val="16"/>
+              </w:rPr>
+              <w:t>S02</w:t>
+              <w:br/>
+            </w:r>
+            <w:r>
+              <w:rPr>
+                <w:b w:val="0"/>
+                <w:i w:val="0"/>
+                <w:color w:val="64748B"/>
+                <w:sz w:val="14"/>
+              </w:rPr>
+              <w:t>Éducation</w:t>
+            </w:r>
+          </w:p>
+        </w:tc>
+        <w:tc>
+          <w:tcPr>
+            <w:tcW w:type="dxa" w:w="1531"/>
+          </w:tcPr>
+          <w:p>
+            <w:r>
+              <w:rPr>
+                <w:b/>
+                <w:i w:val="0"/>
+                <w:color w:val="16A34A"/>
+                <w:sz w:val="16"/>
+              </w:rPr>
+              <w:t>s01q23, s01q00b, s01q23_autre</w:t>
+            </w:r>
+          </w:p>
+        </w:tc>
+        <w:tc>
+          <w:tcPr>
+            <w:tcW w:type="dxa" w:w="1191"/>
+          </w:tcPr>
+          <w:p>
+            <w:r>
+              <w:rPr>
+                <w:b w:val="0"/>
+                <w:i w:val="0"/>
+                <w:color w:val="64748B"/>
+                <w:sz w:val="16"/>
+              </w:rPr>
+              <w:t>GT-CQ</w:t>
+            </w:r>
+          </w:p>
+        </w:tc>
+        <w:tc>
+          <w:tcPr>
+            <w:tcW w:type="dxa" w:w="4706"/>
+          </w:tcPr>
+          <w:p>
+            <w:r>
+              <w:rPr>
+                <w:b w:val="0"/>
+                <w:i w:val="0"/>
+                <w:sz w:val="17"/>
+              </w:rPr>
+              <w:t>La raison principale que SOULEYMANE SAMBOU n'a pas été à l'école entre 2024/2025 est refut de la part de l'école et semble exister dans les modalités, prière de prendre attache avec le QG pour plus d'explication afin de la classer bien.</w:t>
+            </w:r>
+          </w:p>
+        </w:tc>
+      </w:tr>
+      <w:tr>
+        <w:tc>
+          <w:tcPr>
+            <w:tcW w:type="dxa" w:w="964"/>
+          </w:tcPr>
+          <w:p>
+            <w:r>
+              <w:rPr>
+                <w:b/>
+                <w:i w:val="0"/>
+                <w:color w:val="EA580C"/>
+                <w:sz w:val="16"/>
+              </w:rPr>
+              <w:t>Moyenne</w:t>
+            </w:r>
+          </w:p>
+        </w:tc>
+        <w:tc>
+          <w:tcPr>
+            <w:tcW w:type="dxa" w:w="1247"/>
+          </w:tcPr>
+          <w:p>
+            <w:r>
+              <w:rPr>
+                <w:b/>
+                <w:i w:val="0"/>
+                <w:sz w:val="16"/>
+              </w:rPr>
+              <w:t>S02</w:t>
+              <w:br/>
+            </w:r>
+            <w:r>
+              <w:rPr>
+                <w:b w:val="0"/>
+                <w:i w:val="0"/>
+                <w:color w:val="64748B"/>
+                <w:sz w:val="14"/>
+              </w:rPr>
+              <w:t>Éducation</w:t>
+            </w:r>
+          </w:p>
+        </w:tc>
+        <w:tc>
+          <w:tcPr>
+            <w:tcW w:type="dxa" w:w="1531"/>
+          </w:tcPr>
+          <w:p>
+            <w:r>
+              <w:rPr>
+                <w:b/>
+                <w:i w:val="0"/>
+                <w:color w:val="16A34A"/>
+                <w:sz w:val="16"/>
+              </w:rPr>
+              <w:t>s01q47__7, s02q24, s01q00b, s02q17_2, s02q15_2</w:t>
+            </w:r>
+          </w:p>
+        </w:tc>
+        <w:tc>
+          <w:tcPr>
+            <w:tcW w:type="dxa" w:w="1191"/>
+          </w:tcPr>
+          <w:p>
+            <w:r>
+              <w:rPr>
+                <w:b w:val="0"/>
+                <w:i w:val="0"/>
+                <w:color w:val="64748B"/>
+                <w:sz w:val="16"/>
+              </w:rPr>
+              <w:t>GT-CQ</w:t>
+            </w:r>
+          </w:p>
+        </w:tc>
+        <w:tc>
+          <w:tcPr>
+            <w:tcW w:type="dxa" w:w="4706"/>
+          </w:tcPr>
+          <w:p>
+            <w:r>
+              <w:rPr>
+                <w:b w:val="0"/>
+                <w:i w:val="0"/>
+                <w:sz w:val="17"/>
+              </w:rPr>
+              <w:t>Le montant des frais pour les cahiers et autres matériels scolaires pour l'année scolaire de CHEIKH TIDIANE KONTE qui fréquente 1ére année de Maternelle  est de 0 FCFA, CHEIKH TIDIANE KONTE a fait comment pour payer ces cahiers et autres matériels scolaires (SAC, stylo, craie, ardoise, crayon...) ? prière de corriger.</w:t>
+            </w:r>
+          </w:p>
+        </w:tc>
+      </w:tr>
+      <w:tr>
+        <w:tc>
+          <w:tcPr>
+            <w:tcW w:type="dxa" w:w="964"/>
+          </w:tcPr>
+          <w:p>
+            <w:r>
+              <w:rPr>
+                <w:b/>
+                <w:i w:val="0"/>
+                <w:color w:val="EA580C"/>
+                <w:sz w:val="16"/>
+              </w:rPr>
+              <w:t>Moyenne</w:t>
             </w:r>
           </w:p>
         </w:tc>
@@ -1894,7 +3874,7 @@
                 <w:color w:val="16A34A"/>
                 <w:sz w:val="16"/>
               </w:rPr>
-              <w:t>—</w:t>
+              <w:t>s01q10, s02q30, s02q34, s03q50, s01q00b</w:t>
             </w:r>
           </w:p>
         </w:tc>
@@ -1925,7 +3905,7 @@
                 <w:i w:val="0"/>
                 <w:sz w:val="17"/>
               </w:rPr>
-              <w:t>Incohérent !!! AISSATOU SUZANNE DIATTA s'est consulté la première fois pour cette maladie (Douleurs/fatigue) chez un médecin généraliste et vous dites que  AISSATOU SUZANNE DIATTA n'est pas concerné par le montant des frais de consultation d'un médecin généraliste (3.14=9999).</w:t>
+              <w:t>Le montant(150000 FCFA) des dépenses liées à l'accouchement de ANGELIQUE DIEME est élevé, prière de corriger.</w:t>
             </w:r>
           </w:p>
         </w:tc>
@@ -1940,10 +3920,10 @@
               <w:rPr>
                 <w:b/>
                 <w:i w:val="0"/>
-                <w:color w:val="DC2626"/>
-                <w:sz w:val="16"/>
-              </w:rPr>
-              <w:t>Haute</w:t>
+                <w:color w:val="EA580C"/>
+                <w:sz w:val="16"/>
+              </w:rPr>
+              <w:t>Moyenne</w:t>
             </w:r>
           </w:p>
         </w:tc>
@@ -1958,7 +3938,7 @@
                 <w:i w:val="0"/>
                 <w:sz w:val="16"/>
               </w:rPr>
-              <w:t>S03</w:t>
+              <w:t>S04</w:t>
               <w:br/>
             </w:r>
             <w:r>
@@ -1968,7 +3948,7 @@
                 <w:color w:val="64748B"/>
                 <w:sz w:val="14"/>
               </w:rPr>
-              <w:t>Santé</w:t>
+              <w:t>Emploi</w:t>
             </w:r>
           </w:p>
         </w:tc>
@@ -1984,7 +3964,7 @@
                 <w:color w:val="16A34A"/>
                 <w:sz w:val="16"/>
               </w:rPr>
-              <w:t>—</w:t>
+              <w:t>s00q07a, s00q08, s00q10, s00q13_0, s00q15_0, s00q17_0, s00q23a, s00q23b</w:t>
             </w:r>
           </w:p>
         </w:tc>
@@ -2015,7 +3995,7 @@
                 <w:i w:val="0"/>
                 <w:sz w:val="17"/>
               </w:rPr>
-              <w:t>Prière de verifier cette incohérence auprès de l'enquêté ou confirmer.</w:t>
+              <w:t>Prière de changer la branche d'activité de AISSATOU SUZANNE DIATTA, les agriculteurs dont leurs cultures est principalement destiné à la consommation du ménage sont des (Agriculteurs, subsistances) et ceux qui le font avec l'élevage sont des (Agriculteurs et eleveurs, subsistances)Attention! le nombre d'heure (3 heures) que AISSATOU SUZANNE DIATTA a travaillé par jour semble faible, veuillez s'il vous plait confirmer cette information avec le QG.</w:t>
             </w:r>
           </w:p>
         </w:tc>
@@ -2030,10 +4010,10 @@
               <w:rPr>
                 <w:b/>
                 <w:i w:val="0"/>
-                <w:color w:val="DC2626"/>
-                <w:sz w:val="16"/>
-              </w:rPr>
-              <w:t>Haute</w:t>
+                <w:color w:val="EA580C"/>
+                <w:sz w:val="16"/>
+              </w:rPr>
+              <w:t>Moyenne</w:t>
             </w:r>
           </w:p>
         </w:tc>
@@ -2074,7 +4054,7 @@
                 <w:color w:val="16A34A"/>
                 <w:sz w:val="16"/>
               </w:rPr>
-              <w:t>s04q46</w:t>
+              <w:t>s00q07a, s00q08, s00q10, s00q13_0, s00q15_0, s00q17_0, s00q23a, s00q23b</w:t>
             </w:r>
           </w:p>
         </w:tc>
@@ -2105,7 +4085,7 @@
                 <w:i w:val="0"/>
                 <w:sz w:val="17"/>
               </w:rPr>
-              <w:t>Incohérence! SEYNABOU SAMBOU  evolue dans l'agriculture mais est  considéré comme salarié ou stagiaire/apprenti non renuméré, prière de revoir la question s04q46 et corriger.</w:t>
+              <w:t>Prière de changer la branche d'activité de SEYNABOU SAMBOU, les agriculteurs dont leurs cultures est principalement destiné à la consommation du ménage sont des (Agriculteurs, subsistances) et ceux qui le font avec l'élevage sont des (Agriculteurs et eleveurs, subsistances)Attention! le nombre d'heure (3 heures) que SEYNABOU SAMBOU a travaillé par jour semble faible, veuillez s'il vous plait confirmer cette information avec le QG.</w:t>
             </w:r>
           </w:p>
         </w:tc>
@@ -2120,10 +4100,100 @@
               <w:rPr>
                 <w:b/>
                 <w:i w:val="0"/>
-                <w:color w:val="DC2626"/>
-                <w:sz w:val="16"/>
-              </w:rPr>
-              <w:t>Haute</w:t>
+                <w:color w:val="EA580C"/>
+                <w:sz w:val="16"/>
+              </w:rPr>
+              <w:t>Moyenne</w:t>
+            </w:r>
+          </w:p>
+        </w:tc>
+        <w:tc>
+          <w:tcPr>
+            <w:tcW w:type="dxa" w:w="1247"/>
+          </w:tcPr>
+          <w:p>
+            <w:r>
+              <w:rPr>
+                <w:b/>
+                <w:i w:val="0"/>
+                <w:sz w:val="16"/>
+              </w:rPr>
+              <w:t>S04</w:t>
+              <w:br/>
+            </w:r>
+            <w:r>
+              <w:rPr>
+                <w:b w:val="0"/>
+                <w:i w:val="0"/>
+                <w:color w:val="64748B"/>
+                <w:sz w:val="14"/>
+              </w:rPr>
+              <w:t>Emploi</w:t>
+            </w:r>
+          </w:p>
+        </w:tc>
+        <w:tc>
+          <w:tcPr>
+            <w:tcW w:type="dxa" w:w="1531"/>
+          </w:tcPr>
+          <w:p>
+            <w:r>
+              <w:rPr>
+                <w:b/>
+                <w:i w:val="0"/>
+                <w:color w:val="16A34A"/>
+                <w:sz w:val="16"/>
+              </w:rPr>
+              <w:t>s04q46</w:t>
+            </w:r>
+          </w:p>
+        </w:tc>
+        <w:tc>
+          <w:tcPr>
+            <w:tcW w:type="dxa" w:w="1191"/>
+          </w:tcPr>
+          <w:p>
+            <w:r>
+              <w:rPr>
+                <w:b w:val="0"/>
+                <w:i w:val="0"/>
+                <w:color w:val="64748B"/>
+                <w:sz w:val="16"/>
+              </w:rPr>
+              <w:t>GT-CQ</w:t>
+            </w:r>
+          </w:p>
+        </w:tc>
+        <w:tc>
+          <w:tcPr>
+            <w:tcW w:type="dxa" w:w="4706"/>
+          </w:tcPr>
+          <w:p>
+            <w:r>
+              <w:rPr>
+                <w:b w:val="0"/>
+                <w:i w:val="0"/>
+                <w:sz w:val="17"/>
+              </w:rPr>
+              <w:t>SEYNABOU SAMBOU est un agriculteur dans un milieu rural donc il travaille principalement  pour son propre compte ou contribue à une entreprise familiale, prière de regarder la question s04q46.</w:t>
+            </w:r>
+          </w:p>
+        </w:tc>
+      </w:tr>
+      <w:tr>
+        <w:tc>
+          <w:tcPr>
+            <w:tcW w:type="dxa" w:w="964"/>
+          </w:tcPr>
+          <w:p>
+            <w:r>
+              <w:rPr>
+                <w:b/>
+                <w:i w:val="0"/>
+                <w:color w:val="EA580C"/>
+                <w:sz w:val="16"/>
+              </w:rPr>
+              <w:t>Moyenne</w:t>
             </w:r>
           </w:p>
         </w:tc>
@@ -2164,7 +4234,7 @@
                 <w:color w:val="16A34A"/>
                 <w:sz w:val="16"/>
               </w:rPr>
-              <w:t>s00q27, s01q00a, s01q12, s01q13, s02q04, s03q11, s03q12, s01q01</w:t>
+              <w:t>s01q23, s01q00b, s01q23_autre</w:t>
             </w:r>
           </w:p>
         </w:tc>
@@ -2195,7 +4265,7 @@
                 <w:i w:val="0"/>
                 <w:sz w:val="17"/>
               </w:rPr>
-              <w:t>Avertissement!!! Le ménage a consommé 96 Cuillère de Petit de Chocolat pâte à tartiner  ce qui semble incoherent pour une consommation aucours des 7 derniers jours, prière de verifier et corriger.</w:t>
+              <w:t>La dernière fois que vous avez acheté Viande de poulet entier est eleveur et semble exister dans les modalités, prière de prendre attache avec le QG pour plus d'explication afin de la classer bien.</w:t>
             </w:r>
           </w:p>
         </w:tc>
@@ -2210,10 +4280,1360 @@
               <w:rPr>
                 <w:b/>
                 <w:i w:val="0"/>
-                <w:color w:val="DC2626"/>
-                <w:sz w:val="16"/>
-              </w:rPr>
-              <w:t>Haute</w:t>
+                <w:color w:val="EA580C"/>
+                <w:sz w:val="16"/>
+              </w:rPr>
+              <w:t>Moyenne</w:t>
+            </w:r>
+          </w:p>
+        </w:tc>
+        <w:tc>
+          <w:tcPr>
+            <w:tcW w:type="dxa" w:w="1247"/>
+          </w:tcPr>
+          <w:p>
+            <w:r>
+              <w:rPr>
+                <w:b/>
+                <w:i w:val="0"/>
+                <w:sz w:val="16"/>
+              </w:rPr>
+              <w:t>S07</w:t>
+              <w:br/>
+            </w:r>
+            <w:r>
+              <w:rPr>
+                <w:b w:val="0"/>
+                <w:i w:val="0"/>
+                <w:color w:val="64748B"/>
+                <w:sz w:val="14"/>
+              </w:rPr>
+              <w:t>Consommation alimentaire</w:t>
+            </w:r>
+          </w:p>
+        </w:tc>
+        <w:tc>
+          <w:tcPr>
+            <w:tcW w:type="dxa" w:w="1531"/>
+          </w:tcPr>
+          <w:p>
+            <w:r>
+              <w:rPr>
+                <w:b/>
+                <w:i w:val="0"/>
+                <w:color w:val="16A34A"/>
+                <w:sz w:val="16"/>
+              </w:rPr>
+              <w:t>—</w:t>
+            </w:r>
+          </w:p>
+        </w:tc>
+        <w:tc>
+          <w:tcPr>
+            <w:tcW w:type="dxa" w:w="1191"/>
+          </w:tcPr>
+          <w:p>
+            <w:r>
+              <w:rPr>
+                <w:b w:val="0"/>
+                <w:i w:val="0"/>
+                <w:color w:val="64748B"/>
+                <w:sz w:val="16"/>
+              </w:rPr>
+              <w:t>GT-CQ</w:t>
+            </w:r>
+          </w:p>
+        </w:tc>
+        <w:tc>
+          <w:tcPr>
+            <w:tcW w:type="dxa" w:w="4706"/>
+          </w:tcPr>
+          <w:p>
+            <w:r>
+              <w:rPr>
+                <w:b w:val="0"/>
+                <w:i w:val="0"/>
+                <w:sz w:val="17"/>
+              </w:rPr>
+              <w:t>Attention ! Le prix unitaire d'achat (150 Fcfa) de Concentré de tomate en Sachets industriel (Moyen) est relativement élevé par rapport aux autres prix observés dans cette zone.</w:t>
+            </w:r>
+          </w:p>
+        </w:tc>
+      </w:tr>
+      <w:tr>
+        <w:tc>
+          <w:tcPr>
+            <w:tcW w:type="dxa" w:w="964"/>
+          </w:tcPr>
+          <w:p>
+            <w:r>
+              <w:rPr>
+                <w:b/>
+                <w:i w:val="0"/>
+                <w:color w:val="EA580C"/>
+                <w:sz w:val="16"/>
+              </w:rPr>
+              <w:t>Moyenne</w:t>
+            </w:r>
+          </w:p>
+        </w:tc>
+        <w:tc>
+          <w:tcPr>
+            <w:tcW w:type="dxa" w:w="1247"/>
+          </w:tcPr>
+          <w:p>
+            <w:r>
+              <w:rPr>
+                <w:b/>
+                <w:i w:val="0"/>
+                <w:sz w:val="16"/>
+              </w:rPr>
+              <w:t>S07</w:t>
+              <w:br/>
+            </w:r>
+            <w:r>
+              <w:rPr>
+                <w:b w:val="0"/>
+                <w:i w:val="0"/>
+                <w:color w:val="64748B"/>
+                <w:sz w:val="14"/>
+              </w:rPr>
+              <w:t>Consommation alimentaire</w:t>
+            </w:r>
+          </w:p>
+        </w:tc>
+        <w:tc>
+          <w:tcPr>
+            <w:tcW w:type="dxa" w:w="1531"/>
+          </w:tcPr>
+          <w:p>
+            <w:r>
+              <w:rPr>
+                <w:b/>
+                <w:i w:val="0"/>
+                <w:color w:val="16A34A"/>
+                <w:sz w:val="16"/>
+              </w:rPr>
+              <w:t>—</w:t>
+            </w:r>
+          </w:p>
+        </w:tc>
+        <w:tc>
+          <w:tcPr>
+            <w:tcW w:type="dxa" w:w="1191"/>
+          </w:tcPr>
+          <w:p>
+            <w:r>
+              <w:rPr>
+                <w:b w:val="0"/>
+                <w:i w:val="0"/>
+                <w:color w:val="64748B"/>
+                <w:sz w:val="16"/>
+              </w:rPr>
+              <w:t>GT-CQ</w:t>
+            </w:r>
+          </w:p>
+        </w:tc>
+        <w:tc>
+          <w:tcPr>
+            <w:tcW w:type="dxa" w:w="4706"/>
+          </w:tcPr>
+          <w:p>
+            <w:r>
+              <w:rPr>
+                <w:b w:val="0"/>
+                <w:i w:val="0"/>
+                <w:sz w:val="17"/>
+              </w:rPr>
+              <w:t>Prière de corriger ou de confirmer avec le QG.</w:t>
+            </w:r>
+          </w:p>
+        </w:tc>
+      </w:tr>
+      <w:tr>
+        <w:tc>
+          <w:tcPr>
+            <w:tcW w:type="dxa" w:w="964"/>
+          </w:tcPr>
+          <w:p>
+            <w:r>
+              <w:rPr>
+                <w:b/>
+                <w:i w:val="0"/>
+                <w:color w:val="EA580C"/>
+                <w:sz w:val="16"/>
+              </w:rPr>
+              <w:t>Moyenne</w:t>
+            </w:r>
+          </w:p>
+        </w:tc>
+        <w:tc>
+          <w:tcPr>
+            <w:tcW w:type="dxa" w:w="1247"/>
+          </w:tcPr>
+          <w:p>
+            <w:r>
+              <w:rPr>
+                <w:b/>
+                <w:i w:val="0"/>
+                <w:sz w:val="16"/>
+              </w:rPr>
+              <w:t>S09</w:t>
+              <w:br/>
+            </w:r>
+            <w:r>
+              <w:rPr>
+                <w:b w:val="0"/>
+                <w:i w:val="0"/>
+                <w:color w:val="64748B"/>
+                <w:sz w:val="14"/>
+              </w:rPr>
+              <w:t>Dépenses non alimentaires</w:t>
+            </w:r>
+          </w:p>
+        </w:tc>
+        <w:tc>
+          <w:tcPr>
+            <w:tcW w:type="dxa" w:w="1531"/>
+          </w:tcPr>
+          <w:p>
+            <w:r>
+              <w:rPr>
+                <w:b/>
+                <w:i w:val="0"/>
+                <w:color w:val="16A34A"/>
+                <w:sz w:val="16"/>
+              </w:rPr>
+              <w:t>s01q23, s01q00b, s01q23_autre</w:t>
+            </w:r>
+          </w:p>
+        </w:tc>
+        <w:tc>
+          <w:tcPr>
+            <w:tcW w:type="dxa" w:w="1191"/>
+          </w:tcPr>
+          <w:p>
+            <w:r>
+              <w:rPr>
+                <w:b w:val="0"/>
+                <w:i w:val="0"/>
+                <w:color w:val="64748B"/>
+                <w:sz w:val="16"/>
+              </w:rPr>
+              <w:t>GT-CQ</w:t>
+            </w:r>
+          </w:p>
+        </w:tc>
+        <w:tc>
+          <w:tcPr>
+            <w:tcW w:type="dxa" w:w="4706"/>
+          </w:tcPr>
+          <w:p>
+            <w:r>
+              <w:rPr>
+                <w:b w:val="0"/>
+                <w:i w:val="0"/>
+                <w:sz w:val="17"/>
+              </w:rPr>
+              <w:t>La dernière fois que vous avez acheté Bois de chauffe ramassé/coupé (estimer la valeur) est ramasse et semble exister dans les modalités, prière de prendre attache avec le QG pour plus d'explication afin de la classer bien.</w:t>
+            </w:r>
+          </w:p>
+        </w:tc>
+      </w:tr>
+      <w:tr>
+        <w:tc>
+          <w:tcPr>
+            <w:tcW w:type="dxa" w:w="964"/>
+          </w:tcPr>
+          <w:p>
+            <w:r>
+              <w:rPr>
+                <w:b/>
+                <w:i w:val="0"/>
+                <w:color w:val="EA580C"/>
+                <w:sz w:val="16"/>
+              </w:rPr>
+              <w:t>Moyenne</w:t>
+            </w:r>
+          </w:p>
+        </w:tc>
+        <w:tc>
+          <w:tcPr>
+            <w:tcW w:type="dxa" w:w="1247"/>
+          </w:tcPr>
+          <w:p>
+            <w:r>
+              <w:rPr>
+                <w:b/>
+                <w:i w:val="0"/>
+                <w:sz w:val="16"/>
+              </w:rPr>
+              <w:t>S09</w:t>
+              <w:br/>
+            </w:r>
+            <w:r>
+              <w:rPr>
+                <w:b w:val="0"/>
+                <w:i w:val="0"/>
+                <w:color w:val="64748B"/>
+                <w:sz w:val="14"/>
+              </w:rPr>
+              <w:t>Dépenses non alimentaires</w:t>
+            </w:r>
+          </w:p>
+        </w:tc>
+        <w:tc>
+          <w:tcPr>
+            <w:tcW w:type="dxa" w:w="1531"/>
+          </w:tcPr>
+          <w:p>
+            <w:r>
+              <w:rPr>
+                <w:b/>
+                <w:i w:val="0"/>
+                <w:color w:val="16A34A"/>
+                <w:sz w:val="16"/>
+              </w:rPr>
+              <w:t>s01q23, s01q00b, s01q23_autre</w:t>
+            </w:r>
+          </w:p>
+        </w:tc>
+        <w:tc>
+          <w:tcPr>
+            <w:tcW w:type="dxa" w:w="1191"/>
+          </w:tcPr>
+          <w:p>
+            <w:r>
+              <w:rPr>
+                <w:b w:val="0"/>
+                <w:i w:val="0"/>
+                <w:color w:val="64748B"/>
+                <w:sz w:val="16"/>
+              </w:rPr>
+              <w:t>GT-CQ</w:t>
+            </w:r>
+          </w:p>
+        </w:tc>
+        <w:tc>
+          <w:tcPr>
+            <w:tcW w:type="dxa" w:w="4706"/>
+          </w:tcPr>
+          <w:p>
+            <w:r>
+              <w:rPr>
+                <w:b w:val="0"/>
+                <w:i w:val="0"/>
+                <w:sz w:val="17"/>
+              </w:rPr>
+              <w:t>La dernière fois que vous avez acheté Frais de mouture des céréales est moulin et semble exister dans les modalités, prière de prendre attache avec le QG pour plus d'explication afin de la classer bien.</w:t>
+            </w:r>
+          </w:p>
+        </w:tc>
+      </w:tr>
+      <w:tr>
+        <w:tc>
+          <w:tcPr>
+            <w:tcW w:type="dxa" w:w="964"/>
+          </w:tcPr>
+          <w:p>
+            <w:r>
+              <w:rPr>
+                <w:b/>
+                <w:i w:val="0"/>
+                <w:color w:val="EA580C"/>
+                <w:sz w:val="16"/>
+              </w:rPr>
+              <w:t>Moyenne</w:t>
+            </w:r>
+          </w:p>
+        </w:tc>
+        <w:tc>
+          <w:tcPr>
+            <w:tcW w:type="dxa" w:w="1247"/>
+          </w:tcPr>
+          <w:p>
+            <w:r>
+              <w:rPr>
+                <w:b/>
+                <w:i w:val="0"/>
+                <w:sz w:val="16"/>
+              </w:rPr>
+              <w:t>S09</w:t>
+              <w:br/>
+            </w:r>
+            <w:r>
+              <w:rPr>
+                <w:b w:val="0"/>
+                <w:i w:val="0"/>
+                <w:color w:val="64748B"/>
+                <w:sz w:val="14"/>
+              </w:rPr>
+              <w:t>Dépenses non alimentaires</w:t>
+            </w:r>
+          </w:p>
+        </w:tc>
+        <w:tc>
+          <w:tcPr>
+            <w:tcW w:type="dxa" w:w="1531"/>
+          </w:tcPr>
+          <w:p>
+            <w:r>
+              <w:rPr>
+                <w:b/>
+                <w:i w:val="0"/>
+                <w:color w:val="16A34A"/>
+                <w:sz w:val="16"/>
+              </w:rPr>
+              <w:t>—</w:t>
+            </w:r>
+          </w:p>
+        </w:tc>
+        <w:tc>
+          <w:tcPr>
+            <w:tcW w:type="dxa" w:w="1191"/>
+          </w:tcPr>
+          <w:p>
+            <w:r>
+              <w:rPr>
+                <w:b w:val="0"/>
+                <w:i w:val="0"/>
+                <w:color w:val="64748B"/>
+                <w:sz w:val="16"/>
+              </w:rPr>
+              <w:t>GT-CQ</w:t>
+            </w:r>
+          </w:p>
+        </w:tc>
+        <w:tc>
+          <w:tcPr>
+            <w:tcW w:type="dxa" w:w="4706"/>
+          </w:tcPr>
+          <w:p>
+            <w:r>
+              <w:rPr>
+                <w:b w:val="0"/>
+                <w:i w:val="0"/>
+                <w:sz w:val="17"/>
+              </w:rPr>
+              <w:t>Attention ! La dépense du ménage de IBRAHIMA SAMBOU (1000 Fcfa) au cours de 30 derniers jours de Frais de mouture des céréales est relativement élevé.</w:t>
+            </w:r>
+          </w:p>
+        </w:tc>
+      </w:tr>
+      <w:tr>
+        <w:tc>
+          <w:tcPr>
+            <w:tcW w:type="dxa" w:w="964"/>
+          </w:tcPr>
+          <w:p>
+            <w:r>
+              <w:rPr>
+                <w:b/>
+                <w:i w:val="0"/>
+                <w:color w:val="EA580C"/>
+                <w:sz w:val="16"/>
+              </w:rPr>
+              <w:t>Moyenne</w:t>
+            </w:r>
+          </w:p>
+        </w:tc>
+        <w:tc>
+          <w:tcPr>
+            <w:tcW w:type="dxa" w:w="1247"/>
+          </w:tcPr>
+          <w:p>
+            <w:r>
+              <w:rPr>
+                <w:b/>
+                <w:i w:val="0"/>
+                <w:sz w:val="16"/>
+              </w:rPr>
+              <w:t>S09</w:t>
+              <w:br/>
+            </w:r>
+            <w:r>
+              <w:rPr>
+                <w:b w:val="0"/>
+                <w:i w:val="0"/>
+                <w:color w:val="64748B"/>
+                <w:sz w:val="14"/>
+              </w:rPr>
+              <w:t>Dépenses non alimentaires</w:t>
+            </w:r>
+          </w:p>
+        </w:tc>
+        <w:tc>
+          <w:tcPr>
+            <w:tcW w:type="dxa" w:w="1531"/>
+          </w:tcPr>
+          <w:p>
+            <w:r>
+              <w:rPr>
+                <w:b/>
+                <w:i w:val="0"/>
+                <w:color w:val="16A34A"/>
+                <w:sz w:val="16"/>
+              </w:rPr>
+              <w:t>—</w:t>
+            </w:r>
+          </w:p>
+        </w:tc>
+        <w:tc>
+          <w:tcPr>
+            <w:tcW w:type="dxa" w:w="1191"/>
+          </w:tcPr>
+          <w:p>
+            <w:r>
+              <w:rPr>
+                <w:b w:val="0"/>
+                <w:i w:val="0"/>
+                <w:color w:val="64748B"/>
+                <w:sz w:val="16"/>
+              </w:rPr>
+              <w:t>GT-CQ</w:t>
+            </w:r>
+          </w:p>
+        </w:tc>
+        <w:tc>
+          <w:tcPr>
+            <w:tcW w:type="dxa" w:w="4706"/>
+          </w:tcPr>
+          <w:p>
+            <w:r>
+              <w:rPr>
+                <w:b w:val="0"/>
+                <w:i w:val="0"/>
+                <w:sz w:val="17"/>
+              </w:rPr>
+              <w:t>Prière de corriger ou de confirmer avec le QG.</w:t>
+            </w:r>
+          </w:p>
+        </w:tc>
+      </w:tr>
+      <w:tr>
+        <w:tc>
+          <w:tcPr>
+            <w:tcW w:type="dxa" w:w="964"/>
+          </w:tcPr>
+          <w:p>
+            <w:r>
+              <w:rPr>
+                <w:b/>
+                <w:i w:val="0"/>
+                <w:color w:val="EA580C"/>
+                <w:sz w:val="16"/>
+              </w:rPr>
+              <w:t>Moyenne</w:t>
+            </w:r>
+          </w:p>
+        </w:tc>
+        <w:tc>
+          <w:tcPr>
+            <w:tcW w:type="dxa" w:w="1247"/>
+          </w:tcPr>
+          <w:p>
+            <w:r>
+              <w:rPr>
+                <w:b/>
+                <w:i w:val="0"/>
+                <w:sz w:val="16"/>
+              </w:rPr>
+              <w:t>S09</w:t>
+              <w:br/>
+            </w:r>
+            <w:r>
+              <w:rPr>
+                <w:b w:val="0"/>
+                <w:i w:val="0"/>
+                <w:color w:val="64748B"/>
+                <w:sz w:val="14"/>
+              </w:rPr>
+              <w:t>Dépenses non alimentaires</w:t>
+            </w:r>
+          </w:p>
+        </w:tc>
+        <w:tc>
+          <w:tcPr>
+            <w:tcW w:type="dxa" w:w="1531"/>
+          </w:tcPr>
+          <w:p>
+            <w:r>
+              <w:rPr>
+                <w:b/>
+                <w:i w:val="0"/>
+                <w:color w:val="16A34A"/>
+                <w:sz w:val="16"/>
+              </w:rPr>
+              <w:t>—</w:t>
+            </w:r>
+          </w:p>
+        </w:tc>
+        <w:tc>
+          <w:tcPr>
+            <w:tcW w:type="dxa" w:w="1191"/>
+          </w:tcPr>
+          <w:p>
+            <w:r>
+              <w:rPr>
+                <w:b w:val="0"/>
+                <w:i w:val="0"/>
+                <w:color w:val="64748B"/>
+                <w:sz w:val="16"/>
+              </w:rPr>
+              <w:t>GT-CQ</w:t>
+            </w:r>
+          </w:p>
+        </w:tc>
+        <w:tc>
+          <w:tcPr>
+            <w:tcW w:type="dxa" w:w="4706"/>
+          </w:tcPr>
+          <w:p>
+            <w:r>
+              <w:rPr>
+                <w:b w:val="0"/>
+                <w:i w:val="0"/>
+                <w:sz w:val="17"/>
+              </w:rPr>
+              <w:t>Attention ! La dépense du ménage de IBRAHIMA SAMBOU (5000 Fcfa) au cours de 6 derniers mois de Frais de confection et de réparation de vêtements femme: robe, pantalon, jupe, ensemble, réparation, location, etc.</w:t>
+            </w:r>
+          </w:p>
+        </w:tc>
+      </w:tr>
+      <w:tr>
+        <w:tc>
+          <w:tcPr>
+            <w:tcW w:type="dxa" w:w="964"/>
+          </w:tcPr>
+          <w:p>
+            <w:r>
+              <w:rPr>
+                <w:b/>
+                <w:i w:val="0"/>
+                <w:color w:val="EA580C"/>
+                <w:sz w:val="16"/>
+              </w:rPr>
+              <w:t>Moyenne</w:t>
+            </w:r>
+          </w:p>
+        </w:tc>
+        <w:tc>
+          <w:tcPr>
+            <w:tcW w:type="dxa" w:w="1247"/>
+          </w:tcPr>
+          <w:p>
+            <w:r>
+              <w:rPr>
+                <w:b/>
+                <w:i w:val="0"/>
+                <w:sz w:val="16"/>
+              </w:rPr>
+              <w:t>S09</w:t>
+              <w:br/>
+            </w:r>
+            <w:r>
+              <w:rPr>
+                <w:b w:val="0"/>
+                <w:i w:val="0"/>
+                <w:color w:val="64748B"/>
+                <w:sz w:val="14"/>
+              </w:rPr>
+              <w:t>Dépenses non alimentaires</w:t>
+            </w:r>
+          </w:p>
+        </w:tc>
+        <w:tc>
+          <w:tcPr>
+            <w:tcW w:type="dxa" w:w="1531"/>
+          </w:tcPr>
+          <w:p>
+            <w:r>
+              <w:rPr>
+                <w:b/>
+                <w:i w:val="0"/>
+                <w:color w:val="16A34A"/>
+                <w:sz w:val="16"/>
+              </w:rPr>
+              <w:t>—</w:t>
+            </w:r>
+          </w:p>
+        </w:tc>
+        <w:tc>
+          <w:tcPr>
+            <w:tcW w:type="dxa" w:w="1191"/>
+          </w:tcPr>
+          <w:p>
+            <w:r>
+              <w:rPr>
+                <w:b w:val="0"/>
+                <w:i w:val="0"/>
+                <w:color w:val="64748B"/>
+                <w:sz w:val="16"/>
+              </w:rPr>
+              <w:t>GT-CQ</w:t>
+            </w:r>
+          </w:p>
+        </w:tc>
+        <w:tc>
+          <w:tcPr>
+            <w:tcW w:type="dxa" w:w="4706"/>
+          </w:tcPr>
+          <w:p>
+            <w:r>
+              <w:rPr>
+                <w:b w:val="0"/>
+                <w:i w:val="0"/>
+                <w:sz w:val="17"/>
+              </w:rPr>
+              <w:t>est relativement élevé.</w:t>
+            </w:r>
+          </w:p>
+        </w:tc>
+      </w:tr>
+      <w:tr>
+        <w:tc>
+          <w:tcPr>
+            <w:tcW w:type="dxa" w:w="964"/>
+          </w:tcPr>
+          <w:p>
+            <w:r>
+              <w:rPr>
+                <w:b/>
+                <w:i w:val="0"/>
+                <w:color w:val="EA580C"/>
+                <w:sz w:val="16"/>
+              </w:rPr>
+              <w:t>Moyenne</w:t>
+            </w:r>
+          </w:p>
+        </w:tc>
+        <w:tc>
+          <w:tcPr>
+            <w:tcW w:type="dxa" w:w="1247"/>
+          </w:tcPr>
+          <w:p>
+            <w:r>
+              <w:rPr>
+                <w:b/>
+                <w:i w:val="0"/>
+                <w:sz w:val="16"/>
+              </w:rPr>
+              <w:t>S09</w:t>
+              <w:br/>
+            </w:r>
+            <w:r>
+              <w:rPr>
+                <w:b w:val="0"/>
+                <w:i w:val="0"/>
+                <w:color w:val="64748B"/>
+                <w:sz w:val="14"/>
+              </w:rPr>
+              <w:t>Dépenses non alimentaires</w:t>
+            </w:r>
+          </w:p>
+        </w:tc>
+        <w:tc>
+          <w:tcPr>
+            <w:tcW w:type="dxa" w:w="1531"/>
+          </w:tcPr>
+          <w:p>
+            <w:r>
+              <w:rPr>
+                <w:b/>
+                <w:i w:val="0"/>
+                <w:color w:val="16A34A"/>
+                <w:sz w:val="16"/>
+              </w:rPr>
+              <w:t>—</w:t>
+            </w:r>
+          </w:p>
+        </w:tc>
+        <w:tc>
+          <w:tcPr>
+            <w:tcW w:type="dxa" w:w="1191"/>
+          </w:tcPr>
+          <w:p>
+            <w:r>
+              <w:rPr>
+                <w:b w:val="0"/>
+                <w:i w:val="0"/>
+                <w:color w:val="64748B"/>
+                <w:sz w:val="16"/>
+              </w:rPr>
+              <w:t>GT-CQ</w:t>
+            </w:r>
+          </w:p>
+        </w:tc>
+        <w:tc>
+          <w:tcPr>
+            <w:tcW w:type="dxa" w:w="4706"/>
+          </w:tcPr>
+          <w:p>
+            <w:r>
+              <w:rPr>
+                <w:b w:val="0"/>
+                <w:i w:val="0"/>
+                <w:sz w:val="17"/>
+              </w:rPr>
+              <w:t>Prière de corriger ou de confirmer avec le QG.</w:t>
+            </w:r>
+          </w:p>
+        </w:tc>
+      </w:tr>
+      <w:tr>
+        <w:tc>
+          <w:tcPr>
+            <w:tcW w:type="dxa" w:w="964"/>
+          </w:tcPr>
+          <w:p>
+            <w:r>
+              <w:rPr>
+                <w:b/>
+                <w:i w:val="0"/>
+                <w:color w:val="EA580C"/>
+                <w:sz w:val="16"/>
+              </w:rPr>
+              <w:t>Moyenne</w:t>
+            </w:r>
+          </w:p>
+        </w:tc>
+        <w:tc>
+          <w:tcPr>
+            <w:tcW w:type="dxa" w:w="1247"/>
+          </w:tcPr>
+          <w:p>
+            <w:r>
+              <w:rPr>
+                <w:b/>
+                <w:i w:val="0"/>
+                <w:sz w:val="16"/>
+              </w:rPr>
+              <w:t>S09</w:t>
+              <w:br/>
+            </w:r>
+            <w:r>
+              <w:rPr>
+                <w:b w:val="0"/>
+                <w:i w:val="0"/>
+                <w:color w:val="64748B"/>
+                <w:sz w:val="14"/>
+              </w:rPr>
+              <w:t>Dépenses non alimentaires</w:t>
+            </w:r>
+          </w:p>
+        </w:tc>
+        <w:tc>
+          <w:tcPr>
+            <w:tcW w:type="dxa" w:w="1531"/>
+          </w:tcPr>
+          <w:p>
+            <w:r>
+              <w:rPr>
+                <w:b/>
+                <w:i w:val="0"/>
+                <w:color w:val="16A34A"/>
+                <w:sz w:val="16"/>
+              </w:rPr>
+              <w:t>—</w:t>
+            </w:r>
+          </w:p>
+        </w:tc>
+        <w:tc>
+          <w:tcPr>
+            <w:tcW w:type="dxa" w:w="1191"/>
+          </w:tcPr>
+          <w:p>
+            <w:r>
+              <w:rPr>
+                <w:b w:val="0"/>
+                <w:i w:val="0"/>
+                <w:color w:val="64748B"/>
+                <w:sz w:val="16"/>
+              </w:rPr>
+              <w:t>GT-CQ</w:t>
+            </w:r>
+          </w:p>
+        </w:tc>
+        <w:tc>
+          <w:tcPr>
+            <w:tcW w:type="dxa" w:w="4706"/>
+          </w:tcPr>
+          <w:p>
+            <w:r>
+              <w:rPr>
+                <w:b w:val="0"/>
+                <w:i w:val="0"/>
+                <w:sz w:val="17"/>
+              </w:rPr>
+              <w:t>Attention ! La dépense du ménage de IBRAHIMA SAMBOU (60000 Fcfa) au cours de 6 derniers mois de Transport inter-localité par voitures est relativement élevé.</w:t>
+            </w:r>
+          </w:p>
+        </w:tc>
+      </w:tr>
+      <w:tr>
+        <w:tc>
+          <w:tcPr>
+            <w:tcW w:type="dxa" w:w="964"/>
+          </w:tcPr>
+          <w:p>
+            <w:r>
+              <w:rPr>
+                <w:b/>
+                <w:i w:val="0"/>
+                <w:color w:val="EA580C"/>
+                <w:sz w:val="16"/>
+              </w:rPr>
+              <w:t>Moyenne</w:t>
+            </w:r>
+          </w:p>
+        </w:tc>
+        <w:tc>
+          <w:tcPr>
+            <w:tcW w:type="dxa" w:w="1247"/>
+          </w:tcPr>
+          <w:p>
+            <w:r>
+              <w:rPr>
+                <w:b/>
+                <w:i w:val="0"/>
+                <w:sz w:val="16"/>
+              </w:rPr>
+              <w:t>S09</w:t>
+              <w:br/>
+            </w:r>
+            <w:r>
+              <w:rPr>
+                <w:b w:val="0"/>
+                <w:i w:val="0"/>
+                <w:color w:val="64748B"/>
+                <w:sz w:val="14"/>
+              </w:rPr>
+              <w:t>Dépenses non alimentaires</w:t>
+            </w:r>
+          </w:p>
+        </w:tc>
+        <w:tc>
+          <w:tcPr>
+            <w:tcW w:type="dxa" w:w="1531"/>
+          </w:tcPr>
+          <w:p>
+            <w:r>
+              <w:rPr>
+                <w:b/>
+                <w:i w:val="0"/>
+                <w:color w:val="16A34A"/>
+                <w:sz w:val="16"/>
+              </w:rPr>
+              <w:t>—</w:t>
+            </w:r>
+          </w:p>
+        </w:tc>
+        <w:tc>
+          <w:tcPr>
+            <w:tcW w:type="dxa" w:w="1191"/>
+          </w:tcPr>
+          <w:p>
+            <w:r>
+              <w:rPr>
+                <w:b w:val="0"/>
+                <w:i w:val="0"/>
+                <w:color w:val="64748B"/>
+                <w:sz w:val="16"/>
+              </w:rPr>
+              <w:t>GT-CQ</w:t>
+            </w:r>
+          </w:p>
+        </w:tc>
+        <w:tc>
+          <w:tcPr>
+            <w:tcW w:type="dxa" w:w="4706"/>
+          </w:tcPr>
+          <w:p>
+            <w:r>
+              <w:rPr>
+                <w:b w:val="0"/>
+                <w:i w:val="0"/>
+                <w:sz w:val="17"/>
+              </w:rPr>
+              <w:t>Attention ! La dépense du ménage de IBRAHIMA SAMBOU (5000 Fcfa) au cours de 12 derniers mois de Achat d'un appareil électro-ménager: frigo, climatiseurs, réchaud, four, cuisinière, lave-linge, chauffe-eau, fer à repasser, etc est relativement élevé.</w:t>
+            </w:r>
+          </w:p>
+        </w:tc>
+      </w:tr>
+      <w:tr>
+        <w:tc>
+          <w:tcPr>
+            <w:tcW w:type="dxa" w:w="964"/>
+          </w:tcPr>
+          <w:p>
+            <w:r>
+              <w:rPr>
+                <w:b/>
+                <w:i w:val="0"/>
+                <w:color w:val="EA580C"/>
+                <w:sz w:val="16"/>
+              </w:rPr>
+              <w:t>Moyenne</w:t>
+            </w:r>
+          </w:p>
+        </w:tc>
+        <w:tc>
+          <w:tcPr>
+            <w:tcW w:type="dxa" w:w="1247"/>
+          </w:tcPr>
+          <w:p>
+            <w:r>
+              <w:rPr>
+                <w:b/>
+                <w:i w:val="0"/>
+                <w:sz w:val="16"/>
+              </w:rPr>
+              <w:t>S09</w:t>
+              <w:br/>
+            </w:r>
+            <w:r>
+              <w:rPr>
+                <w:b w:val="0"/>
+                <w:i w:val="0"/>
+                <w:color w:val="64748B"/>
+                <w:sz w:val="14"/>
+              </w:rPr>
+              <w:t>Dépenses non alimentaires</w:t>
+            </w:r>
+          </w:p>
+        </w:tc>
+        <w:tc>
+          <w:tcPr>
+            <w:tcW w:type="dxa" w:w="1531"/>
+          </w:tcPr>
+          <w:p>
+            <w:r>
+              <w:rPr>
+                <w:b/>
+                <w:i w:val="0"/>
+                <w:color w:val="16A34A"/>
+                <w:sz w:val="16"/>
+              </w:rPr>
+              <w:t>—</w:t>
+            </w:r>
+          </w:p>
+        </w:tc>
+        <w:tc>
+          <w:tcPr>
+            <w:tcW w:type="dxa" w:w="1191"/>
+          </w:tcPr>
+          <w:p>
+            <w:r>
+              <w:rPr>
+                <w:b w:val="0"/>
+                <w:i w:val="0"/>
+                <w:color w:val="64748B"/>
+                <w:sz w:val="16"/>
+              </w:rPr>
+              <w:t>GT-CQ</w:t>
+            </w:r>
+          </w:p>
+        </w:tc>
+        <w:tc>
+          <w:tcPr>
+            <w:tcW w:type="dxa" w:w="4706"/>
+          </w:tcPr>
+          <w:p>
+            <w:r>
+              <w:rPr>
+                <w:b w:val="0"/>
+                <w:i w:val="0"/>
+                <w:sz w:val="17"/>
+              </w:rPr>
+              <w:t>Prière de corriger ou de confirmer avec le QG.</w:t>
+            </w:r>
+          </w:p>
+        </w:tc>
+      </w:tr>
+      <w:tr>
+        <w:tc>
+          <w:tcPr>
+            <w:tcW w:type="dxa" w:w="964"/>
+          </w:tcPr>
+          <w:p>
+            <w:r>
+              <w:rPr>
+                <w:b/>
+                <w:i w:val="0"/>
+                <w:color w:val="EA580C"/>
+                <w:sz w:val="16"/>
+              </w:rPr>
+              <w:t>Moyenne</w:t>
+            </w:r>
+          </w:p>
+        </w:tc>
+        <w:tc>
+          <w:tcPr>
+            <w:tcW w:type="dxa" w:w="1247"/>
+          </w:tcPr>
+          <w:p>
+            <w:r>
+              <w:rPr>
+                <w:b/>
+                <w:i w:val="0"/>
+                <w:sz w:val="16"/>
+              </w:rPr>
+              <w:t>S10</w:t>
+              <w:br/>
+            </w:r>
+            <w:r>
+              <w:rPr>
+                <w:b w:val="0"/>
+                <w:i w:val="0"/>
+                <w:color w:val="64748B"/>
+                <w:sz w:val="14"/>
+              </w:rPr>
+              <w:t>Logement</w:t>
+            </w:r>
+          </w:p>
+        </w:tc>
+        <w:tc>
+          <w:tcPr>
+            <w:tcW w:type="dxa" w:w="1531"/>
+          </w:tcPr>
+          <w:p>
+            <w:r>
+              <w:rPr>
+                <w:b/>
+                <w:i w:val="0"/>
+                <w:color w:val="16A34A"/>
+                <w:sz w:val="16"/>
+              </w:rPr>
+              <w:t>s00q07a, s00q08, s00q10, s00q13_0, s00q15_0, s00q17_0, s00q23a, s00q23b</w:t>
+            </w:r>
+          </w:p>
+        </w:tc>
+        <w:tc>
+          <w:tcPr>
+            <w:tcW w:type="dxa" w:w="1191"/>
+          </w:tcPr>
+          <w:p>
+            <w:r>
+              <w:rPr>
+                <w:b w:val="0"/>
+                <w:i w:val="0"/>
+                <w:color w:val="64748B"/>
+                <w:sz w:val="16"/>
+              </w:rPr>
+              <w:t>GT-CQ</w:t>
+            </w:r>
+          </w:p>
+        </w:tc>
+        <w:tc>
+          <w:tcPr>
+            <w:tcW w:type="dxa" w:w="4706"/>
+          </w:tcPr>
+          <w:p>
+            <w:r>
+              <w:rPr>
+                <w:b w:val="0"/>
+                <w:i w:val="0"/>
+                <w:sz w:val="17"/>
+              </w:rPr>
+              <w:t>Le noms de l'entreprise  ne doit pas contenir de chiffre et doit être bien renseigné, prière de bien renseigné .</w:t>
+            </w:r>
+          </w:p>
+        </w:tc>
+      </w:tr>
+      <w:tr>
+        <w:tc>
+          <w:tcPr>
+            <w:tcW w:type="dxa" w:w="964"/>
+          </w:tcPr>
+          <w:p>
+            <w:r>
+              <w:rPr>
+                <w:b/>
+                <w:i w:val="0"/>
+                <w:color w:val="EA580C"/>
+                <w:sz w:val="16"/>
+              </w:rPr>
+              <w:t>Moyenne</w:t>
+            </w:r>
+          </w:p>
+        </w:tc>
+        <w:tc>
+          <w:tcPr>
+            <w:tcW w:type="dxa" w:w="1247"/>
+          </w:tcPr>
+          <w:p>
+            <w:r>
+              <w:rPr>
+                <w:b/>
+                <w:i w:val="0"/>
+                <w:sz w:val="16"/>
+              </w:rPr>
+              <w:t>S10</w:t>
+              <w:br/>
+            </w:r>
+            <w:r>
+              <w:rPr>
+                <w:b w:val="0"/>
+                <w:i w:val="0"/>
+                <w:color w:val="64748B"/>
+                <w:sz w:val="14"/>
+              </w:rPr>
+              <w:t>Logement</w:t>
+            </w:r>
+          </w:p>
+        </w:tc>
+        <w:tc>
+          <w:tcPr>
+            <w:tcW w:type="dxa" w:w="1531"/>
+          </w:tcPr>
+          <w:p>
+            <w:r>
+              <w:rPr>
+                <w:b/>
+                <w:i w:val="0"/>
+                <w:color w:val="16A34A"/>
+                <w:sz w:val="16"/>
+              </w:rPr>
+              <w:t>s10q10</w:t>
+            </w:r>
+          </w:p>
+        </w:tc>
+        <w:tc>
+          <w:tcPr>
+            <w:tcW w:type="dxa" w:w="1191"/>
+          </w:tcPr>
+          <w:p>
+            <w:r>
+              <w:rPr>
+                <w:b w:val="0"/>
+                <w:i w:val="0"/>
+                <w:color w:val="64748B"/>
+                <w:sz w:val="16"/>
+              </w:rPr>
+              <w:t>Natif SuSo</w:t>
+            </w:r>
+          </w:p>
+        </w:tc>
+        <w:tc>
+          <w:tcPr>
+            <w:tcW w:type="dxa" w:w="4706"/>
+          </w:tcPr>
+          <w:p>
+            <w:r>
+              <w:rPr>
+                <w:b w:val="0"/>
+                <w:i w:val="0"/>
+                <w:sz w:val="17"/>
+              </w:rPr>
+              <w:t>Attention : Le ménage est sensé avoir une entreprise non agricole. Veuillez revérifier</w:t>
+            </w:r>
+          </w:p>
+        </w:tc>
+      </w:tr>
+      <w:tr>
+        <w:tc>
+          <w:tcPr>
+            <w:tcW w:type="dxa" w:w="964"/>
+          </w:tcPr>
+          <w:p>
+            <w:r>
+              <w:rPr>
+                <w:b/>
+                <w:i w:val="0"/>
+                <w:color w:val="EA580C"/>
+                <w:sz w:val="16"/>
+              </w:rPr>
+              <w:t>Moyenne</w:t>
+            </w:r>
+          </w:p>
+        </w:tc>
+        <w:tc>
+          <w:tcPr>
+            <w:tcW w:type="dxa" w:w="1247"/>
+          </w:tcPr>
+          <w:p>
+            <w:r>
+              <w:rPr>
+                <w:b/>
+                <w:i w:val="0"/>
+                <w:sz w:val="16"/>
+              </w:rPr>
+              <w:t>S10</w:t>
+              <w:br/>
+            </w:r>
+            <w:r>
+              <w:rPr>
+                <w:b w:val="0"/>
+                <w:i w:val="0"/>
+                <w:color w:val="64748B"/>
+                <w:sz w:val="14"/>
+              </w:rPr>
+              <w:t>Logement</w:t>
+            </w:r>
+          </w:p>
+        </w:tc>
+        <w:tc>
+          <w:tcPr>
+            <w:tcW w:type="dxa" w:w="1531"/>
+          </w:tcPr>
+          <w:p>
+            <w:r>
+              <w:rPr>
+                <w:b/>
+                <w:i w:val="0"/>
+                <w:color w:val="16A34A"/>
+                <w:sz w:val="16"/>
+              </w:rPr>
+              <w:t>s10q10, s04q46, s04q14, s10q02</w:t>
+            </w:r>
+          </w:p>
+        </w:tc>
+        <w:tc>
+          <w:tcPr>
+            <w:tcW w:type="dxa" w:w="1191"/>
+          </w:tcPr>
+          <w:p>
+            <w:r>
+              <w:rPr>
+                <w:b w:val="0"/>
+                <w:i w:val="0"/>
+                <w:color w:val="64748B"/>
+                <w:sz w:val="16"/>
+              </w:rPr>
+              <w:t>Natif SuSo</w:t>
+            </w:r>
+          </w:p>
+        </w:tc>
+        <w:tc>
+          <w:tcPr>
+            <w:tcW w:type="dxa" w:w="4706"/>
+          </w:tcPr>
+          <w:p>
+            <w:r>
+              <w:rPr>
+                <w:b w:val="0"/>
+                <w:i w:val="0"/>
+                <w:sz w:val="17"/>
+              </w:rPr>
+              <w:t>Erreur! Un membre a la catégorie socio-professionelle de contribuer à une entreprise familiale (s04q46 == 9 ou s04q14==1) mais sans que le ménage ait une entreprise (s10q02 à s10q10). Vérifier</w:t>
+            </w:r>
+          </w:p>
+        </w:tc>
+      </w:tr>
+      <w:tr>
+        <w:tc>
+          <w:tcPr>
+            <w:tcW w:type="dxa" w:w="964"/>
+          </w:tcPr>
+          <w:p>
+            <w:r>
+              <w:rPr>
+                <w:b/>
+                <w:i w:val="0"/>
+                <w:color w:val="EA580C"/>
+                <w:sz w:val="16"/>
+              </w:rPr>
+              <w:t>Moyenne</w:t>
             </w:r>
           </w:p>
         </w:tc>
@@ -2254,7 +5674,7 @@
                 <w:color w:val="16A34A"/>
                 <w:sz w:val="16"/>
               </w:rPr>
-              <w:t>s03q10__10, s04q18, s04q51, s04q51_unite, s04q39, s04q43, s04q44, s04q63</w:t>
+              <w:t>s00q11, s01q03b, s01q04b, s02q01__1, s02q02__1, s02q03__1, s02q04, s02q15</w:t>
             </w:r>
           </w:p>
         </w:tc>
@@ -2285,7 +5705,7 @@
                 <w:i w:val="0"/>
                 <w:sz w:val="17"/>
               </w:rPr>
-              <w:t>Avertissement!! Le temps cela prend au ménage pour s’approvisionner (acheter/ramasser) cette source d’énergie est 0 minutes qui semble incoherent, prière de corriger ou confirmer avec le QG.</w:t>
+              <w:t>Le montant (80000 FCFA) du loyer mensuel payé pour un logement comme le votre (Maison Basse) dans ce village/quartier est trop élevé, Veuillez s'il vous plaît corriger cette information.</w:t>
             </w:r>
           </w:p>
         </w:tc>
@@ -2300,10 +5720,10 @@
               <w:rPr>
                 <w:b/>
                 <w:i w:val="0"/>
-                <w:color w:val="DC2626"/>
-                <w:sz w:val="16"/>
-              </w:rPr>
-              <w:t>Haute</w:t>
+                <w:color w:val="EA580C"/>
+                <w:sz w:val="16"/>
+              </w:rPr>
+              <w:t>Moyenne</w:t>
             </w:r>
           </w:p>
         </w:tc>
@@ -2318,7 +5738,7 @@
                 <w:i w:val="0"/>
                 <w:sz w:val="16"/>
               </w:rPr>
-              <w:t>S16</w:t>
+              <w:t>S11</w:t>
               <w:br/>
             </w:r>
             <w:r>
@@ -2328,7 +5748,7 @@
                 <w:color w:val="64748B"/>
                 <w:sz w:val="14"/>
               </w:rPr>
-              <w:t>Agriculture</w:t>
+              <w:t>Logement / cadre de vie</w:t>
             </w:r>
           </w:p>
         </w:tc>
@@ -2344,7 +5764,7 @@
                 <w:color w:val="16A34A"/>
                 <w:sz w:val="16"/>
               </w:rPr>
-              <w:t>s01q02, s02q01__1, s02q02__1, s02q03__1, s02q15, s03q17, s04q28, s04q35d</w:t>
+              <w:t>s01q23, s01q00b, s01q23_autre</w:t>
             </w:r>
           </w:p>
         </w:tc>
@@ -2375,3877 +5795,7 @@
                 <w:i w:val="0"/>
                 <w:sz w:val="17"/>
               </w:rPr>
-              <w:t>Incoherence! Le nombre de cultures dans la parcelle parcelle de gombos,d'oignon,tomate,agrume est de 4 cultures qui semble trop élévé ou non renseigné, prière de corriger.</w:t>
-            </w:r>
-          </w:p>
-        </w:tc>
-      </w:tr>
-      <w:tr>
-        <w:tc>
-          <w:tcPr>
-            <w:tcW w:type="dxa" w:w="964"/>
-          </w:tcPr>
-          <w:p>
-            <w:r>
-              <w:rPr>
-                <w:b/>
-                <w:i w:val="0"/>
-                <w:color w:val="DC2626"/>
-                <w:sz w:val="16"/>
-              </w:rPr>
-              <w:t>Haute</w:t>
-            </w:r>
-          </w:p>
-        </w:tc>
-        <w:tc>
-          <w:tcPr>
-            <w:tcW w:type="dxa" w:w="1247"/>
-          </w:tcPr>
-          <w:p>
-            <w:r>
-              <w:rPr>
-                <w:b/>
-                <w:i w:val="0"/>
-                <w:sz w:val="16"/>
-              </w:rPr>
-              <w:t>S16</w:t>
-              <w:br/>
-            </w:r>
-            <w:r>
-              <w:rPr>
-                <w:b w:val="0"/>
-                <w:i w:val="0"/>
-                <w:color w:val="64748B"/>
-                <w:sz w:val="14"/>
-              </w:rPr>
-              <w:t>Agriculture</w:t>
-            </w:r>
-          </w:p>
-        </w:tc>
-        <w:tc>
-          <w:tcPr>
-            <w:tcW w:type="dxa" w:w="1531"/>
-          </w:tcPr>
-          <w:p>
-            <w:r>
-              <w:rPr>
-                <w:b/>
-                <w:i w:val="0"/>
-                <w:color w:val="16A34A"/>
-                <w:sz w:val="16"/>
-              </w:rPr>
-              <w:t>s00q28, s01q28, s01q29, s01q30, s02q01__1, s02q02__1, s03q19, s04q32</w:t>
-            </w:r>
-          </w:p>
-        </w:tc>
-        <w:tc>
-          <w:tcPr>
-            <w:tcW w:type="dxa" w:w="1191"/>
-          </w:tcPr>
-          <w:p>
-            <w:r>
-              <w:rPr>
-                <w:b w:val="0"/>
-                <w:i w:val="0"/>
-                <w:color w:val="64748B"/>
-                <w:sz w:val="16"/>
-              </w:rPr>
-              <w:t>GT-CQ</w:t>
-            </w:r>
-          </w:p>
-        </w:tc>
-        <w:tc>
-          <w:tcPr>
-            <w:tcW w:type="dxa" w:w="4706"/>
-          </w:tcPr>
-          <w:p>
-            <w:r>
-              <w:rPr>
-                <w:b w:val="0"/>
-                <w:i w:val="0"/>
-                <w:sz w:val="17"/>
-              </w:rPr>
-              <w:t>Incoherence! Le nombre de minutes (130 minutes) pour se rendre dans la parcelle parcelle de piment est trop élevé, prière de corriger.</w:t>
-            </w:r>
-          </w:p>
-        </w:tc>
-      </w:tr>
-      <w:tr>
-        <w:tc>
-          <w:tcPr>
-            <w:tcW w:type="dxa" w:w="964"/>
-          </w:tcPr>
-          <w:p>
-            <w:r>
-              <w:rPr>
-                <w:b/>
-                <w:i w:val="0"/>
-                <w:color w:val="EA580C"/>
-                <w:sz w:val="16"/>
-              </w:rPr>
-              <w:t>Moyenne</w:t>
-            </w:r>
-          </w:p>
-        </w:tc>
-        <w:tc>
-          <w:tcPr>
-            <w:tcW w:type="dxa" w:w="1247"/>
-          </w:tcPr>
-          <w:p>
-            <w:r>
-              <w:rPr>
-                <w:b/>
-                <w:i w:val="0"/>
-                <w:sz w:val="16"/>
-              </w:rPr>
-              <w:t>S00</w:t>
-              <w:br/>
-            </w:r>
-            <w:r>
-              <w:rPr>
-                <w:b w:val="0"/>
-                <w:i w:val="0"/>
-                <w:color w:val="64748B"/>
-                <w:sz w:val="14"/>
-              </w:rPr>
-              <w:t>Identification</w:t>
-            </w:r>
-          </w:p>
-        </w:tc>
-        <w:tc>
-          <w:tcPr>
-            <w:tcW w:type="dxa" w:w="1531"/>
-          </w:tcPr>
-          <w:p>
-            <w:r>
-              <w:rPr>
-                <w:b/>
-                <w:i w:val="0"/>
-                <w:color w:val="16A34A"/>
-                <w:sz w:val="16"/>
-              </w:rPr>
-              <w:t>s00q27</w:t>
-            </w:r>
-          </w:p>
-        </w:tc>
-        <w:tc>
-          <w:tcPr>
-            <w:tcW w:type="dxa" w:w="1191"/>
-          </w:tcPr>
-          <w:p>
-            <w:r>
-              <w:rPr>
-                <w:b w:val="0"/>
-                <w:i w:val="0"/>
-                <w:color w:val="64748B"/>
-                <w:sz w:val="16"/>
-              </w:rPr>
-              <w:t>GT-CQ</w:t>
-            </w:r>
-          </w:p>
-        </w:tc>
-        <w:tc>
-          <w:tcPr>
-            <w:tcW w:type="dxa" w:w="4706"/>
-          </w:tcPr>
-          <w:p>
-            <w:r>
-              <w:rPr>
-                <w:b w:val="0"/>
-                <w:i w:val="0"/>
-                <w:sz w:val="17"/>
-              </w:rPr>
-              <w:t>Le questionnaire semble ne pas être complètement fini mais le questionnaire est en statut complet, prière de compléter le questionnaire.</w:t>
-            </w:r>
-          </w:p>
-        </w:tc>
-      </w:tr>
-      <w:tr>
-        <w:tc>
-          <w:tcPr>
-            <w:tcW w:type="dxa" w:w="964"/>
-          </w:tcPr>
-          <w:p>
-            <w:r>
-              <w:rPr>
-                <w:b/>
-                <w:i w:val="0"/>
-                <w:color w:val="EA580C"/>
-                <w:sz w:val="16"/>
-              </w:rPr>
-              <w:t>Moyenne</w:t>
-            </w:r>
-          </w:p>
-        </w:tc>
-        <w:tc>
-          <w:tcPr>
-            <w:tcW w:type="dxa" w:w="1247"/>
-          </w:tcPr>
-          <w:p>
-            <w:r>
-              <w:rPr>
-                <w:b/>
-                <w:i w:val="0"/>
-                <w:sz w:val="16"/>
-              </w:rPr>
-              <w:t>S00</w:t>
-              <w:br/>
-            </w:r>
-            <w:r>
-              <w:rPr>
-                <w:b w:val="0"/>
-                <w:i w:val="0"/>
-                <w:color w:val="64748B"/>
-                <w:sz w:val="14"/>
-              </w:rPr>
-              <w:t>Identification</w:t>
-            </w:r>
-          </w:p>
-        </w:tc>
-        <w:tc>
-          <w:tcPr>
-            <w:tcW w:type="dxa" w:w="1531"/>
-          </w:tcPr>
-          <w:p>
-            <w:r>
-              <w:rPr>
-                <w:b/>
-                <w:i w:val="0"/>
-                <w:color w:val="16A34A"/>
-                <w:sz w:val="16"/>
-              </w:rPr>
-              <w:t>—</w:t>
-            </w:r>
-          </w:p>
-        </w:tc>
-        <w:tc>
-          <w:tcPr>
-            <w:tcW w:type="dxa" w:w="1191"/>
-          </w:tcPr>
-          <w:p>
-            <w:r>
-              <w:rPr>
-                <w:b w:val="0"/>
-                <w:i w:val="0"/>
-                <w:color w:val="64748B"/>
-                <w:sz w:val="16"/>
-              </w:rPr>
-              <w:t>GT-CQ</w:t>
-            </w:r>
-          </w:p>
-        </w:tc>
-        <w:tc>
-          <w:tcPr>
-            <w:tcW w:type="dxa" w:w="4706"/>
-          </w:tcPr>
-          <w:p>
-            <w:r>
-              <w:rPr>
-                <w:b w:val="0"/>
-                <w:i w:val="0"/>
-                <w:sz w:val="17"/>
-              </w:rPr>
-              <w:t>L'adresse ou la localisation du ménage doit être bien renseignée, ne doit pas contenir des numéros de téléphone et elle semble courte pour être une adresse.</w:t>
-            </w:r>
-          </w:p>
-        </w:tc>
-      </w:tr>
-      <w:tr>
-        <w:tc>
-          <w:tcPr>
-            <w:tcW w:type="dxa" w:w="964"/>
-          </w:tcPr>
-          <w:p>
-            <w:r>
-              <w:rPr>
-                <w:b/>
-                <w:i w:val="0"/>
-                <w:color w:val="EA580C"/>
-                <w:sz w:val="16"/>
-              </w:rPr>
-              <w:t>Moyenne</w:t>
-            </w:r>
-          </w:p>
-        </w:tc>
-        <w:tc>
-          <w:tcPr>
-            <w:tcW w:type="dxa" w:w="1247"/>
-          </w:tcPr>
-          <w:p>
-            <w:r>
-              <w:rPr>
-                <w:b/>
-                <w:i w:val="0"/>
-                <w:sz w:val="16"/>
-              </w:rPr>
-              <w:t>S00</w:t>
-              <w:br/>
-            </w:r>
-            <w:r>
-              <w:rPr>
-                <w:b w:val="0"/>
-                <w:i w:val="0"/>
-                <w:color w:val="64748B"/>
-                <w:sz w:val="14"/>
-              </w:rPr>
-              <w:t>Identification</w:t>
-            </w:r>
-          </w:p>
-        </w:tc>
-        <w:tc>
-          <w:tcPr>
-            <w:tcW w:type="dxa" w:w="1531"/>
-          </w:tcPr>
-          <w:p>
-            <w:r>
-              <w:rPr>
-                <w:b/>
-                <w:i w:val="0"/>
-                <w:color w:val="16A34A"/>
-                <w:sz w:val="16"/>
-              </w:rPr>
-              <w:t>—</w:t>
-            </w:r>
-          </w:p>
-        </w:tc>
-        <w:tc>
-          <w:tcPr>
-            <w:tcW w:type="dxa" w:w="1191"/>
-          </w:tcPr>
-          <w:p>
-            <w:r>
-              <w:rPr>
-                <w:b w:val="0"/>
-                <w:i w:val="0"/>
-                <w:color w:val="64748B"/>
-                <w:sz w:val="16"/>
-              </w:rPr>
-              <w:t>GT-CQ</w:t>
-            </w:r>
-          </w:p>
-        </w:tc>
-        <w:tc>
-          <w:tcPr>
-            <w:tcW w:type="dxa" w:w="4706"/>
-          </w:tcPr>
-          <w:p>
-            <w:r>
-              <w:rPr>
-                <w:b w:val="0"/>
-                <w:i w:val="0"/>
-                <w:sz w:val="17"/>
-              </w:rPr>
-              <w:t>Prière de renseigner la bonne adresse.</w:t>
-            </w:r>
-          </w:p>
-        </w:tc>
-      </w:tr>
-      <w:tr>
-        <w:tc>
-          <w:tcPr>
-            <w:tcW w:type="dxa" w:w="964"/>
-          </w:tcPr>
-          <w:p>
-            <w:r>
-              <w:rPr>
-                <w:b/>
-                <w:i w:val="0"/>
-                <w:color w:val="EA580C"/>
-                <w:sz w:val="16"/>
-              </w:rPr>
-              <w:t>Moyenne</w:t>
-            </w:r>
-          </w:p>
-        </w:tc>
-        <w:tc>
-          <w:tcPr>
-            <w:tcW w:type="dxa" w:w="1247"/>
-          </w:tcPr>
-          <w:p>
-            <w:r>
-              <w:rPr>
-                <w:b/>
-                <w:i w:val="0"/>
-                <w:sz w:val="16"/>
-              </w:rPr>
-              <w:t>S01</w:t>
-              <w:br/>
-            </w:r>
-            <w:r>
-              <w:rPr>
-                <w:b w:val="0"/>
-                <w:i w:val="0"/>
-                <w:color w:val="64748B"/>
-                <w:sz w:val="14"/>
-              </w:rPr>
-              <w:t>Démographie</w:t>
-            </w:r>
-          </w:p>
-        </w:tc>
-        <w:tc>
-          <w:tcPr>
-            <w:tcW w:type="dxa" w:w="1531"/>
-          </w:tcPr>
-          <w:p>
-            <w:r>
-              <w:rPr>
-                <w:b/>
-                <w:i w:val="0"/>
-                <w:color w:val="16A34A"/>
-                <w:sz w:val="16"/>
-              </w:rPr>
-              <w:t>—</w:t>
-            </w:r>
-          </w:p>
-        </w:tc>
-        <w:tc>
-          <w:tcPr>
-            <w:tcW w:type="dxa" w:w="1191"/>
-          </w:tcPr>
-          <w:p>
-            <w:r>
-              <w:rPr>
-                <w:b w:val="0"/>
-                <w:i w:val="0"/>
-                <w:color w:val="64748B"/>
-                <w:sz w:val="16"/>
-              </w:rPr>
-              <w:t>GT-CQ</w:t>
-            </w:r>
-          </w:p>
-        </w:tc>
-        <w:tc>
-          <w:tcPr>
-            <w:tcW w:type="dxa" w:w="4706"/>
-          </w:tcPr>
-          <w:p>
-            <w:r>
-              <w:rPr>
-                <w:b w:val="0"/>
-                <w:i w:val="0"/>
-                <w:sz w:val="17"/>
-              </w:rPr>
-              <w:t>Prière de verifier l'information donnée par AMY COLLE SAMBOU ou corriger au niveau de la section 1.</w:t>
-            </w:r>
-          </w:p>
-        </w:tc>
-      </w:tr>
-      <w:tr>
-        <w:tc>
-          <w:tcPr>
-            <w:tcW w:type="dxa" w:w="964"/>
-          </w:tcPr>
-          <w:p>
-            <w:r>
-              <w:rPr>
-                <w:b/>
-                <w:i w:val="0"/>
-                <w:color w:val="EA580C"/>
-                <w:sz w:val="16"/>
-              </w:rPr>
-              <w:t>Moyenne</w:t>
-            </w:r>
-          </w:p>
-        </w:tc>
-        <w:tc>
-          <w:tcPr>
-            <w:tcW w:type="dxa" w:w="1247"/>
-          </w:tcPr>
-          <w:p>
-            <w:r>
-              <w:rPr>
-                <w:b/>
-                <w:i w:val="0"/>
-                <w:sz w:val="16"/>
-              </w:rPr>
-              <w:t>S01</w:t>
-              <w:br/>
-            </w:r>
-            <w:r>
-              <w:rPr>
-                <w:b w:val="0"/>
-                <w:i w:val="0"/>
-                <w:color w:val="64748B"/>
-                <w:sz w:val="14"/>
-              </w:rPr>
-              <w:t>Démographie</w:t>
-            </w:r>
-          </w:p>
-        </w:tc>
-        <w:tc>
-          <w:tcPr>
-            <w:tcW w:type="dxa" w:w="1531"/>
-          </w:tcPr>
-          <w:p>
-            <w:r>
-              <w:rPr>
-                <w:b/>
-                <w:i w:val="0"/>
-                <w:color w:val="16A34A"/>
-                <w:sz w:val="16"/>
-              </w:rPr>
-              <w:t>—</w:t>
-            </w:r>
-          </w:p>
-        </w:tc>
-        <w:tc>
-          <w:tcPr>
-            <w:tcW w:type="dxa" w:w="1191"/>
-          </w:tcPr>
-          <w:p>
-            <w:r>
-              <w:rPr>
-                <w:b w:val="0"/>
-                <w:i w:val="0"/>
-                <w:color w:val="64748B"/>
-                <w:sz w:val="16"/>
-              </w:rPr>
-              <w:t>GT-CQ</w:t>
-            </w:r>
-          </w:p>
-        </w:tc>
-        <w:tc>
-          <w:tcPr>
-            <w:tcW w:type="dxa" w:w="4706"/>
-          </w:tcPr>
-          <w:p>
-            <w:r>
-              <w:rPr>
-                <w:b w:val="0"/>
-                <w:i w:val="0"/>
-                <w:sz w:val="17"/>
-              </w:rPr>
-              <w:t>Prière de verifier l'information donnée par BOUBACAR SAMBOU ou corriger au niveau de la section 1.</w:t>
-            </w:r>
-          </w:p>
-        </w:tc>
-      </w:tr>
-      <w:tr>
-        <w:tc>
-          <w:tcPr>
-            <w:tcW w:type="dxa" w:w="964"/>
-          </w:tcPr>
-          <w:p>
-            <w:r>
-              <w:rPr>
-                <w:b/>
-                <w:i w:val="0"/>
-                <w:color w:val="EA580C"/>
-                <w:sz w:val="16"/>
-              </w:rPr>
-              <w:t>Moyenne</w:t>
-            </w:r>
-          </w:p>
-        </w:tc>
-        <w:tc>
-          <w:tcPr>
-            <w:tcW w:type="dxa" w:w="1247"/>
-          </w:tcPr>
-          <w:p>
-            <w:r>
-              <w:rPr>
-                <w:b/>
-                <w:i w:val="0"/>
-                <w:sz w:val="16"/>
-              </w:rPr>
-              <w:t>S01</w:t>
-              <w:br/>
-            </w:r>
-            <w:r>
-              <w:rPr>
-                <w:b w:val="0"/>
-                <w:i w:val="0"/>
-                <w:color w:val="64748B"/>
-                <w:sz w:val="14"/>
-              </w:rPr>
-              <w:t>Démographie</w:t>
-            </w:r>
-          </w:p>
-        </w:tc>
-        <w:tc>
-          <w:tcPr>
-            <w:tcW w:type="dxa" w:w="1531"/>
-          </w:tcPr>
-          <w:p>
-            <w:r>
-              <w:rPr>
-                <w:b/>
-                <w:i w:val="0"/>
-                <w:color w:val="16A34A"/>
-                <w:sz w:val="16"/>
-              </w:rPr>
-              <w:t>—</w:t>
-            </w:r>
-          </w:p>
-        </w:tc>
-        <w:tc>
-          <w:tcPr>
-            <w:tcW w:type="dxa" w:w="1191"/>
-          </w:tcPr>
-          <w:p>
-            <w:r>
-              <w:rPr>
-                <w:b w:val="0"/>
-                <w:i w:val="0"/>
-                <w:color w:val="64748B"/>
-                <w:sz w:val="16"/>
-              </w:rPr>
-              <w:t>GT-CQ</w:t>
-            </w:r>
-          </w:p>
-        </w:tc>
-        <w:tc>
-          <w:tcPr>
-            <w:tcW w:type="dxa" w:w="4706"/>
-          </w:tcPr>
-          <w:p>
-            <w:r>
-              <w:rPr>
-                <w:b w:val="0"/>
-                <w:i w:val="0"/>
-                <w:sz w:val="17"/>
-              </w:rPr>
-              <w:t>Prière de verifier l'information donnée par FOLONKO PASCAL SAMBOU ou corriger au niveau de la section 1.</w:t>
-            </w:r>
-          </w:p>
-        </w:tc>
-      </w:tr>
-      <w:tr>
-        <w:tc>
-          <w:tcPr>
-            <w:tcW w:type="dxa" w:w="964"/>
-          </w:tcPr>
-          <w:p>
-            <w:r>
-              <w:rPr>
-                <w:b/>
-                <w:i w:val="0"/>
-                <w:color w:val="EA580C"/>
-                <w:sz w:val="16"/>
-              </w:rPr>
-              <w:t>Moyenne</w:t>
-            </w:r>
-          </w:p>
-        </w:tc>
-        <w:tc>
-          <w:tcPr>
-            <w:tcW w:type="dxa" w:w="1247"/>
-          </w:tcPr>
-          <w:p>
-            <w:r>
-              <w:rPr>
-                <w:b/>
-                <w:i w:val="0"/>
-                <w:sz w:val="16"/>
-              </w:rPr>
-              <w:t>S01</w:t>
-              <w:br/>
-            </w:r>
-            <w:r>
-              <w:rPr>
-                <w:b w:val="0"/>
-                <w:i w:val="0"/>
-                <w:color w:val="64748B"/>
-                <w:sz w:val="14"/>
-              </w:rPr>
-              <w:t>Démographie</w:t>
-            </w:r>
-          </w:p>
-        </w:tc>
-        <w:tc>
-          <w:tcPr>
-            <w:tcW w:type="dxa" w:w="1531"/>
-          </w:tcPr>
-          <w:p>
-            <w:r>
-              <w:rPr>
-                <w:b/>
-                <w:i w:val="0"/>
-                <w:color w:val="16A34A"/>
-                <w:sz w:val="16"/>
-              </w:rPr>
-              <w:t>—</w:t>
-            </w:r>
-          </w:p>
-        </w:tc>
-        <w:tc>
-          <w:tcPr>
-            <w:tcW w:type="dxa" w:w="1191"/>
-          </w:tcPr>
-          <w:p>
-            <w:r>
-              <w:rPr>
-                <w:b w:val="0"/>
-                <w:i w:val="0"/>
-                <w:color w:val="64748B"/>
-                <w:sz w:val="16"/>
-              </w:rPr>
-              <w:t>GT-CQ</w:t>
-            </w:r>
-          </w:p>
-        </w:tc>
-        <w:tc>
-          <w:tcPr>
-            <w:tcW w:type="dxa" w:w="4706"/>
-          </w:tcPr>
-          <w:p>
-            <w:r>
-              <w:rPr>
-                <w:b w:val="0"/>
-                <w:i w:val="0"/>
-                <w:sz w:val="17"/>
-              </w:rPr>
-              <w:t>Prière de verifier l'information donnée par IBRAHIMA SAMBOU ou corriger au niveau de la section 1.</w:t>
-            </w:r>
-          </w:p>
-        </w:tc>
-      </w:tr>
-      <w:tr>
-        <w:tc>
-          <w:tcPr>
-            <w:tcW w:type="dxa" w:w="964"/>
-          </w:tcPr>
-          <w:p>
-            <w:r>
-              <w:rPr>
-                <w:b/>
-                <w:i w:val="0"/>
-                <w:color w:val="EA580C"/>
-                <w:sz w:val="16"/>
-              </w:rPr>
-              <w:t>Moyenne</w:t>
-            </w:r>
-          </w:p>
-        </w:tc>
-        <w:tc>
-          <w:tcPr>
-            <w:tcW w:type="dxa" w:w="1247"/>
-          </w:tcPr>
-          <w:p>
-            <w:r>
-              <w:rPr>
-                <w:b/>
-                <w:i w:val="0"/>
-                <w:sz w:val="16"/>
-              </w:rPr>
-              <w:t>S01</w:t>
-              <w:br/>
-            </w:r>
-            <w:r>
-              <w:rPr>
-                <w:b w:val="0"/>
-                <w:i w:val="0"/>
-                <w:color w:val="64748B"/>
-                <w:sz w:val="14"/>
-              </w:rPr>
-              <w:t>Démographie</w:t>
-            </w:r>
-          </w:p>
-        </w:tc>
-        <w:tc>
-          <w:tcPr>
-            <w:tcW w:type="dxa" w:w="1531"/>
-          </w:tcPr>
-          <w:p>
-            <w:r>
-              <w:rPr>
-                <w:b/>
-                <w:i w:val="0"/>
-                <w:color w:val="16A34A"/>
-                <w:sz w:val="16"/>
-              </w:rPr>
-              <w:t>—</w:t>
-            </w:r>
-          </w:p>
-        </w:tc>
-        <w:tc>
-          <w:tcPr>
-            <w:tcW w:type="dxa" w:w="1191"/>
-          </w:tcPr>
-          <w:p>
-            <w:r>
-              <w:rPr>
-                <w:b w:val="0"/>
-                <w:i w:val="0"/>
-                <w:color w:val="64748B"/>
-                <w:sz w:val="16"/>
-              </w:rPr>
-              <w:t>GT-CQ</w:t>
-            </w:r>
-          </w:p>
-        </w:tc>
-        <w:tc>
-          <w:tcPr>
-            <w:tcW w:type="dxa" w:w="4706"/>
-          </w:tcPr>
-          <w:p>
-            <w:r>
-              <w:rPr>
-                <w:b w:val="0"/>
-                <w:i w:val="0"/>
-                <w:sz w:val="17"/>
-              </w:rPr>
-              <w:t>Prière de verifier l'information donnée par MAMADOU SAMBOU ou corriger au niveau de la section 1.</w:t>
-            </w:r>
-          </w:p>
-        </w:tc>
-      </w:tr>
-      <w:tr>
-        <w:tc>
-          <w:tcPr>
-            <w:tcW w:type="dxa" w:w="964"/>
-          </w:tcPr>
-          <w:p>
-            <w:r>
-              <w:rPr>
-                <w:b/>
-                <w:i w:val="0"/>
-                <w:color w:val="EA580C"/>
-                <w:sz w:val="16"/>
-              </w:rPr>
-              <w:t>Moyenne</w:t>
-            </w:r>
-          </w:p>
-        </w:tc>
-        <w:tc>
-          <w:tcPr>
-            <w:tcW w:type="dxa" w:w="1247"/>
-          </w:tcPr>
-          <w:p>
-            <w:r>
-              <w:rPr>
-                <w:b/>
-                <w:i w:val="0"/>
-                <w:sz w:val="16"/>
-              </w:rPr>
-              <w:t>S01</w:t>
-              <w:br/>
-            </w:r>
-            <w:r>
-              <w:rPr>
-                <w:b w:val="0"/>
-                <w:i w:val="0"/>
-                <w:color w:val="64748B"/>
-                <w:sz w:val="14"/>
-              </w:rPr>
-              <w:t>Démographie</w:t>
-            </w:r>
-          </w:p>
-        </w:tc>
-        <w:tc>
-          <w:tcPr>
-            <w:tcW w:type="dxa" w:w="1531"/>
-          </w:tcPr>
-          <w:p>
-            <w:r>
-              <w:rPr>
-                <w:b/>
-                <w:i w:val="0"/>
-                <w:color w:val="16A34A"/>
-                <w:sz w:val="16"/>
-              </w:rPr>
-              <w:t>—</w:t>
-            </w:r>
-          </w:p>
-        </w:tc>
-        <w:tc>
-          <w:tcPr>
-            <w:tcW w:type="dxa" w:w="1191"/>
-          </w:tcPr>
-          <w:p>
-            <w:r>
-              <w:rPr>
-                <w:b w:val="0"/>
-                <w:i w:val="0"/>
-                <w:color w:val="64748B"/>
-                <w:sz w:val="16"/>
-              </w:rPr>
-              <w:t>GT-CQ</w:t>
-            </w:r>
-          </w:p>
-        </w:tc>
-        <w:tc>
-          <w:tcPr>
-            <w:tcW w:type="dxa" w:w="4706"/>
-          </w:tcPr>
-          <w:p>
-            <w:r>
-              <w:rPr>
-                <w:b w:val="0"/>
-                <w:i w:val="0"/>
-                <w:sz w:val="17"/>
-              </w:rPr>
-              <w:t>Prière de verifier l'information donnée par SEYNABOU SAMBOU ou corriger au niveau de la section 1.</w:t>
-            </w:r>
-          </w:p>
-        </w:tc>
-      </w:tr>
-      <w:tr>
-        <w:tc>
-          <w:tcPr>
-            <w:tcW w:type="dxa" w:w="964"/>
-          </w:tcPr>
-          <w:p>
-            <w:r>
-              <w:rPr>
-                <w:b/>
-                <w:i w:val="0"/>
-                <w:color w:val="EA580C"/>
-                <w:sz w:val="16"/>
-              </w:rPr>
-              <w:t>Moyenne</w:t>
-            </w:r>
-          </w:p>
-        </w:tc>
-        <w:tc>
-          <w:tcPr>
-            <w:tcW w:type="dxa" w:w="1247"/>
-          </w:tcPr>
-          <w:p>
-            <w:r>
-              <w:rPr>
-                <w:b/>
-                <w:i w:val="0"/>
-                <w:sz w:val="16"/>
-              </w:rPr>
-              <w:t>S01</w:t>
-              <w:br/>
-            </w:r>
-            <w:r>
-              <w:rPr>
-                <w:b w:val="0"/>
-                <w:i w:val="0"/>
-                <w:color w:val="64748B"/>
-                <w:sz w:val="14"/>
-              </w:rPr>
-              <w:t>Démographie</w:t>
-            </w:r>
-          </w:p>
-        </w:tc>
-        <w:tc>
-          <w:tcPr>
-            <w:tcW w:type="dxa" w:w="1531"/>
-          </w:tcPr>
-          <w:p>
-            <w:r>
-              <w:rPr>
-                <w:b/>
-                <w:i w:val="0"/>
-                <w:color w:val="16A34A"/>
-                <w:sz w:val="16"/>
-              </w:rPr>
-              <w:t>—</w:t>
-            </w:r>
-          </w:p>
-        </w:tc>
-        <w:tc>
-          <w:tcPr>
-            <w:tcW w:type="dxa" w:w="1191"/>
-          </w:tcPr>
-          <w:p>
-            <w:r>
-              <w:rPr>
-                <w:b w:val="0"/>
-                <w:i w:val="0"/>
-                <w:color w:val="64748B"/>
-                <w:sz w:val="16"/>
-              </w:rPr>
-              <w:t>GT-CQ</w:t>
-            </w:r>
-          </w:p>
-        </w:tc>
-        <w:tc>
-          <w:tcPr>
-            <w:tcW w:type="dxa" w:w="4706"/>
-          </w:tcPr>
-          <w:p>
-            <w:r>
-              <w:rPr>
-                <w:b w:val="0"/>
-                <w:i w:val="0"/>
-                <w:sz w:val="17"/>
-              </w:rPr>
-              <w:t>Prière de verifier l'information donnée par SOULEYMANE SAMBOU ou corriger au niveau de la section 1.</w:t>
-            </w:r>
-          </w:p>
-        </w:tc>
-      </w:tr>
-      <w:tr>
-        <w:tc>
-          <w:tcPr>
-            <w:tcW w:type="dxa" w:w="964"/>
-          </w:tcPr>
-          <w:p>
-            <w:r>
-              <w:rPr>
-                <w:b/>
-                <w:i w:val="0"/>
-                <w:color w:val="EA580C"/>
-                <w:sz w:val="16"/>
-              </w:rPr>
-              <w:t>Moyenne</w:t>
-            </w:r>
-          </w:p>
-        </w:tc>
-        <w:tc>
-          <w:tcPr>
-            <w:tcW w:type="dxa" w:w="1247"/>
-          </w:tcPr>
-          <w:p>
-            <w:r>
-              <w:rPr>
-                <w:b/>
-                <w:i w:val="0"/>
-                <w:sz w:val="16"/>
-              </w:rPr>
-              <w:t>S02</w:t>
-              <w:br/>
-            </w:r>
-            <w:r>
-              <w:rPr>
-                <w:b w:val="0"/>
-                <w:i w:val="0"/>
-                <w:color w:val="64748B"/>
-                <w:sz w:val="14"/>
-              </w:rPr>
-              <w:t>Éducation</w:t>
-            </w:r>
-          </w:p>
-        </w:tc>
-        <w:tc>
-          <w:tcPr>
-            <w:tcW w:type="dxa" w:w="1531"/>
-          </w:tcPr>
-          <w:p>
-            <w:r>
-              <w:rPr>
-                <w:b/>
-                <w:i w:val="0"/>
-                <w:color w:val="16A34A"/>
-                <w:sz w:val="16"/>
-              </w:rPr>
-              <w:t>—</w:t>
-            </w:r>
-          </w:p>
-        </w:tc>
-        <w:tc>
-          <w:tcPr>
-            <w:tcW w:type="dxa" w:w="1191"/>
-          </w:tcPr>
-          <w:p>
-            <w:r>
-              <w:rPr>
-                <w:b w:val="0"/>
-                <w:i w:val="0"/>
-                <w:color w:val="64748B"/>
-                <w:sz w:val="16"/>
-              </w:rPr>
-              <w:t>GT-CQ</w:t>
-            </w:r>
-          </w:p>
-        </w:tc>
-        <w:tc>
-          <w:tcPr>
-            <w:tcW w:type="dxa" w:w="4706"/>
-          </w:tcPr>
-          <w:p>
-            <w:r>
-              <w:rPr>
-                <w:b w:val="0"/>
-                <w:i w:val="0"/>
-                <w:sz w:val="17"/>
-              </w:rPr>
-              <w:t>veuillez, s'il vous plait, confirmer les frais de scolarité ( 2000 FCFA) payée de AMY COLLE SAMBOU avec le QG ou apporter les corrections nécessaires.</w:t>
-            </w:r>
-          </w:p>
-        </w:tc>
-      </w:tr>
-      <w:tr>
-        <w:tc>
-          <w:tcPr>
-            <w:tcW w:type="dxa" w:w="964"/>
-          </w:tcPr>
-          <w:p>
-            <w:r>
-              <w:rPr>
-                <w:b/>
-                <w:i w:val="0"/>
-                <w:color w:val="EA580C"/>
-                <w:sz w:val="16"/>
-              </w:rPr>
-              <w:t>Moyenne</w:t>
-            </w:r>
-          </w:p>
-        </w:tc>
-        <w:tc>
-          <w:tcPr>
-            <w:tcW w:type="dxa" w:w="1247"/>
-          </w:tcPr>
-          <w:p>
-            <w:r>
-              <w:rPr>
-                <w:b/>
-                <w:i w:val="0"/>
-                <w:sz w:val="16"/>
-              </w:rPr>
-              <w:t>S02</w:t>
-              <w:br/>
-            </w:r>
-            <w:r>
-              <w:rPr>
-                <w:b w:val="0"/>
-                <w:i w:val="0"/>
-                <w:color w:val="64748B"/>
-                <w:sz w:val="14"/>
-              </w:rPr>
-              <w:t>Éducation</w:t>
-            </w:r>
-          </w:p>
-        </w:tc>
-        <w:tc>
-          <w:tcPr>
-            <w:tcW w:type="dxa" w:w="1531"/>
-          </w:tcPr>
-          <w:p>
-            <w:r>
-              <w:rPr>
-                <w:b/>
-                <w:i w:val="0"/>
-                <w:color w:val="16A34A"/>
-                <w:sz w:val="16"/>
-              </w:rPr>
-              <w:t>—</w:t>
-            </w:r>
-          </w:p>
-        </w:tc>
-        <w:tc>
-          <w:tcPr>
-            <w:tcW w:type="dxa" w:w="1191"/>
-          </w:tcPr>
-          <w:p>
-            <w:r>
-              <w:rPr>
-                <w:b w:val="0"/>
-                <w:i w:val="0"/>
-                <w:color w:val="64748B"/>
-                <w:sz w:val="16"/>
-              </w:rPr>
-              <w:t>GT-CQ</w:t>
-            </w:r>
-          </w:p>
-        </w:tc>
-        <w:tc>
-          <w:tcPr>
-            <w:tcW w:type="dxa" w:w="4706"/>
-          </w:tcPr>
-          <w:p>
-            <w:r>
-              <w:rPr>
-                <w:b w:val="0"/>
-                <w:i w:val="0"/>
-                <w:sz w:val="17"/>
-              </w:rPr>
-              <w:t>veuillez, s'il vous plait, confirmer les frais de scolarité ( 2000 FCFA) payée de BOUBACAR SAMBOU avec le QG ou apporter les corrections nécessaires.</w:t>
-            </w:r>
-          </w:p>
-        </w:tc>
-      </w:tr>
-      <w:tr>
-        <w:tc>
-          <w:tcPr>
-            <w:tcW w:type="dxa" w:w="964"/>
-          </w:tcPr>
-          <w:p>
-            <w:r>
-              <w:rPr>
-                <w:b/>
-                <w:i w:val="0"/>
-                <w:color w:val="EA580C"/>
-                <w:sz w:val="16"/>
-              </w:rPr>
-              <w:t>Moyenne</w:t>
-            </w:r>
-          </w:p>
-        </w:tc>
-        <w:tc>
-          <w:tcPr>
-            <w:tcW w:type="dxa" w:w="1247"/>
-          </w:tcPr>
-          <w:p>
-            <w:r>
-              <w:rPr>
-                <w:b/>
-                <w:i w:val="0"/>
-                <w:sz w:val="16"/>
-              </w:rPr>
-              <w:t>S02</w:t>
-              <w:br/>
-            </w:r>
-            <w:r>
-              <w:rPr>
-                <w:b w:val="0"/>
-                <w:i w:val="0"/>
-                <w:color w:val="64748B"/>
-                <w:sz w:val="14"/>
-              </w:rPr>
-              <w:t>Éducation</w:t>
-            </w:r>
-          </w:p>
-        </w:tc>
-        <w:tc>
-          <w:tcPr>
-            <w:tcW w:type="dxa" w:w="1531"/>
-          </w:tcPr>
-          <w:p>
-            <w:r>
-              <w:rPr>
-                <w:b/>
-                <w:i w:val="0"/>
-                <w:color w:val="16A34A"/>
-                <w:sz w:val="16"/>
-              </w:rPr>
-              <w:t>—</w:t>
-            </w:r>
-          </w:p>
-        </w:tc>
-        <w:tc>
-          <w:tcPr>
-            <w:tcW w:type="dxa" w:w="1191"/>
-          </w:tcPr>
-          <w:p>
-            <w:r>
-              <w:rPr>
-                <w:b w:val="0"/>
-                <w:i w:val="0"/>
-                <w:color w:val="64748B"/>
-                <w:sz w:val="16"/>
-              </w:rPr>
-              <w:t>GT-CQ</w:t>
-            </w:r>
-          </w:p>
-        </w:tc>
-        <w:tc>
-          <w:tcPr>
-            <w:tcW w:type="dxa" w:w="4706"/>
-          </w:tcPr>
-          <w:p>
-            <w:r>
-              <w:rPr>
-                <w:b w:val="0"/>
-                <w:i w:val="0"/>
-                <w:sz w:val="17"/>
-              </w:rPr>
-              <w:t>veuillez, s'il vous plait, confirmer les frais de scolarité ( 4000 FCFA) payée de CHEIKH TIDIANE KONTE avec le QG ou apporter les corrections nécessaires.</w:t>
-            </w:r>
-          </w:p>
-        </w:tc>
-      </w:tr>
-      <w:tr>
-        <w:tc>
-          <w:tcPr>
-            <w:tcW w:type="dxa" w:w="964"/>
-          </w:tcPr>
-          <w:p>
-            <w:r>
-              <w:rPr>
-                <w:b/>
-                <w:i w:val="0"/>
-                <w:color w:val="EA580C"/>
-                <w:sz w:val="16"/>
-              </w:rPr>
-              <w:t>Moyenne</w:t>
-            </w:r>
-          </w:p>
-        </w:tc>
-        <w:tc>
-          <w:tcPr>
-            <w:tcW w:type="dxa" w:w="1247"/>
-          </w:tcPr>
-          <w:p>
-            <w:r>
-              <w:rPr>
-                <w:b/>
-                <w:i w:val="0"/>
-                <w:sz w:val="16"/>
-              </w:rPr>
-              <w:t>S02</w:t>
-              <w:br/>
-            </w:r>
-            <w:r>
-              <w:rPr>
-                <w:b w:val="0"/>
-                <w:i w:val="0"/>
-                <w:color w:val="64748B"/>
-                <w:sz w:val="14"/>
-              </w:rPr>
-              <w:t>Éducation</w:t>
-            </w:r>
-          </w:p>
-        </w:tc>
-        <w:tc>
-          <w:tcPr>
-            <w:tcW w:type="dxa" w:w="1531"/>
-          </w:tcPr>
-          <w:p>
-            <w:r>
-              <w:rPr>
-                <w:b/>
-                <w:i w:val="0"/>
-                <w:color w:val="16A34A"/>
-                <w:sz w:val="16"/>
-              </w:rPr>
-              <w:t>s01q47__7, s02q24, s01q00b, s02q17_2, s02q15_2</w:t>
-            </w:r>
-          </w:p>
-        </w:tc>
-        <w:tc>
-          <w:tcPr>
-            <w:tcW w:type="dxa" w:w="1191"/>
-          </w:tcPr>
-          <w:p>
-            <w:r>
-              <w:rPr>
-                <w:b w:val="0"/>
-                <w:i w:val="0"/>
-                <w:color w:val="64748B"/>
-                <w:sz w:val="16"/>
-              </w:rPr>
-              <w:t>GT-CQ</w:t>
-            </w:r>
-          </w:p>
-        </w:tc>
-        <w:tc>
-          <w:tcPr>
-            <w:tcW w:type="dxa" w:w="4706"/>
-          </w:tcPr>
-          <w:p>
-            <w:r>
-              <w:rPr>
-                <w:b w:val="0"/>
-                <w:i w:val="0"/>
-                <w:sz w:val="17"/>
-              </w:rPr>
-              <w:t>Le montant des frais pour les cahiers et autres matériels scolaires pour l'année scolaire de CHEIKH TIDIANE KONTE qui fréquente 1ére année de Maternelle  est de 0 FCFA, CHEIKH TIDIANE KONTE a fait comment pour payer ces cahiers et autres matériels scolaires (SAC, stylo, craie, ardoise, crayon...) ? prière de corriger.</w:t>
-            </w:r>
-          </w:p>
-        </w:tc>
-      </w:tr>
-      <w:tr>
-        <w:tc>
-          <w:tcPr>
-            <w:tcW w:type="dxa" w:w="964"/>
-          </w:tcPr>
-          <w:p>
-            <w:r>
-              <w:rPr>
-                <w:b/>
-                <w:i w:val="0"/>
-                <w:color w:val="EA580C"/>
-                <w:sz w:val="16"/>
-              </w:rPr>
-              <w:t>Moyenne</w:t>
-            </w:r>
-          </w:p>
-        </w:tc>
-        <w:tc>
-          <w:tcPr>
-            <w:tcW w:type="dxa" w:w="1247"/>
-          </w:tcPr>
-          <w:p>
-            <w:r>
-              <w:rPr>
-                <w:b/>
-                <w:i w:val="0"/>
-                <w:sz w:val="16"/>
-              </w:rPr>
-              <w:t>S02</w:t>
-              <w:br/>
-            </w:r>
-            <w:r>
-              <w:rPr>
-                <w:b w:val="0"/>
-                <w:i w:val="0"/>
-                <w:color w:val="64748B"/>
-                <w:sz w:val="14"/>
-              </w:rPr>
-              <w:t>Éducation</w:t>
-            </w:r>
-          </w:p>
-        </w:tc>
-        <w:tc>
-          <w:tcPr>
-            <w:tcW w:type="dxa" w:w="1531"/>
-          </w:tcPr>
-          <w:p>
-            <w:r>
-              <w:rPr>
-                <w:b/>
-                <w:i w:val="0"/>
-                <w:color w:val="16A34A"/>
-                <w:sz w:val="16"/>
-              </w:rPr>
-              <w:t>—</w:t>
-            </w:r>
-          </w:p>
-        </w:tc>
-        <w:tc>
-          <w:tcPr>
-            <w:tcW w:type="dxa" w:w="1191"/>
-          </w:tcPr>
-          <w:p>
-            <w:r>
-              <w:rPr>
-                <w:b w:val="0"/>
-                <w:i w:val="0"/>
-                <w:color w:val="64748B"/>
-                <w:sz w:val="16"/>
-              </w:rPr>
-              <w:t>GT-CQ</w:t>
-            </w:r>
-          </w:p>
-        </w:tc>
-        <w:tc>
-          <w:tcPr>
-            <w:tcW w:type="dxa" w:w="4706"/>
-          </w:tcPr>
-          <w:p>
-            <w:r>
-              <w:rPr>
-                <w:b w:val="0"/>
-                <w:i w:val="0"/>
-                <w:sz w:val="17"/>
-              </w:rPr>
-              <w:t>Prière de vous adresser à AISSATOU SUZANNE DIATTA pour avoir l'année exacte.</w:t>
-            </w:r>
-          </w:p>
-        </w:tc>
-      </w:tr>
-      <w:tr>
-        <w:tc>
-          <w:tcPr>
-            <w:tcW w:type="dxa" w:w="964"/>
-          </w:tcPr>
-          <w:p>
-            <w:r>
-              <w:rPr>
-                <w:b/>
-                <w:i w:val="0"/>
-                <w:color w:val="EA580C"/>
-                <w:sz w:val="16"/>
-              </w:rPr>
-              <w:t>Moyenne</w:t>
-            </w:r>
-          </w:p>
-        </w:tc>
-        <w:tc>
-          <w:tcPr>
-            <w:tcW w:type="dxa" w:w="1247"/>
-          </w:tcPr>
-          <w:p>
-            <w:r>
-              <w:rPr>
-                <w:b/>
-                <w:i w:val="0"/>
-                <w:sz w:val="16"/>
-              </w:rPr>
-              <w:t>S02</w:t>
-              <w:br/>
-            </w:r>
-            <w:r>
-              <w:rPr>
-                <w:b w:val="0"/>
-                <w:i w:val="0"/>
-                <w:color w:val="64748B"/>
-                <w:sz w:val="14"/>
-              </w:rPr>
-              <w:t>Éducation</w:t>
-            </w:r>
-          </w:p>
-        </w:tc>
-        <w:tc>
-          <w:tcPr>
-            <w:tcW w:type="dxa" w:w="1531"/>
-          </w:tcPr>
-          <w:p>
-            <w:r>
-              <w:rPr>
-                <w:b/>
-                <w:i w:val="0"/>
-                <w:color w:val="16A34A"/>
-                <w:sz w:val="16"/>
-              </w:rPr>
-              <w:t>—</w:t>
-            </w:r>
-          </w:p>
-        </w:tc>
-        <w:tc>
-          <w:tcPr>
-            <w:tcW w:type="dxa" w:w="1191"/>
-          </w:tcPr>
-          <w:p>
-            <w:r>
-              <w:rPr>
-                <w:b w:val="0"/>
-                <w:i w:val="0"/>
-                <w:color w:val="64748B"/>
-                <w:sz w:val="16"/>
-              </w:rPr>
-              <w:t>GT-CQ</w:t>
-            </w:r>
-          </w:p>
-        </w:tc>
-        <w:tc>
-          <w:tcPr>
-            <w:tcW w:type="dxa" w:w="4706"/>
-          </w:tcPr>
-          <w:p>
-            <w:r>
-              <w:rPr>
-                <w:b w:val="0"/>
-                <w:i w:val="0"/>
-                <w:sz w:val="17"/>
-              </w:rPr>
-              <w:t>Prière de vous adresser à SEYNABOU SAMBOU pour avoir l'année exacte.</w:t>
-            </w:r>
-          </w:p>
-        </w:tc>
-      </w:tr>
-      <w:tr>
-        <w:tc>
-          <w:tcPr>
-            <w:tcW w:type="dxa" w:w="964"/>
-          </w:tcPr>
-          <w:p>
-            <w:r>
-              <w:rPr>
-                <w:b/>
-                <w:i w:val="0"/>
-                <w:color w:val="EA580C"/>
-                <w:sz w:val="16"/>
-              </w:rPr>
-              <w:t>Moyenne</w:t>
-            </w:r>
-          </w:p>
-        </w:tc>
-        <w:tc>
-          <w:tcPr>
-            <w:tcW w:type="dxa" w:w="1247"/>
-          </w:tcPr>
-          <w:p>
-            <w:r>
-              <w:rPr>
-                <w:b/>
-                <w:i w:val="0"/>
-                <w:sz w:val="16"/>
-              </w:rPr>
-              <w:t>S02</w:t>
-              <w:br/>
-            </w:r>
-            <w:r>
-              <w:rPr>
-                <w:b w:val="0"/>
-                <w:i w:val="0"/>
-                <w:color w:val="64748B"/>
-                <w:sz w:val="14"/>
-              </w:rPr>
-              <w:t>Éducation</w:t>
-            </w:r>
-          </w:p>
-        </w:tc>
-        <w:tc>
-          <w:tcPr>
-            <w:tcW w:type="dxa" w:w="1531"/>
-          </w:tcPr>
-          <w:p>
-            <w:r>
-              <w:rPr>
-                <w:b/>
-                <w:i w:val="0"/>
-                <w:color w:val="16A34A"/>
-                <w:sz w:val="16"/>
-              </w:rPr>
-              <w:t>s01q23, s01q00b, s01q23_autre</w:t>
-            </w:r>
-          </w:p>
-        </w:tc>
-        <w:tc>
-          <w:tcPr>
-            <w:tcW w:type="dxa" w:w="1191"/>
-          </w:tcPr>
-          <w:p>
-            <w:r>
-              <w:rPr>
-                <w:b w:val="0"/>
-                <w:i w:val="0"/>
-                <w:color w:val="64748B"/>
-                <w:sz w:val="16"/>
-              </w:rPr>
-              <w:t>GT-CQ</w:t>
-            </w:r>
-          </w:p>
-        </w:tc>
-        <w:tc>
-          <w:tcPr>
-            <w:tcW w:type="dxa" w:w="4706"/>
-          </w:tcPr>
-          <w:p>
-            <w:r>
-              <w:rPr>
-                <w:b w:val="0"/>
-                <w:i w:val="0"/>
-                <w:sz w:val="17"/>
-              </w:rPr>
-              <w:t>La raison principale que IBRAHIMA SAMBOU n'a pas été à l'école entre 2024/2025 est ouvrier qualité et semble exister dans les modalités, prière de prendre attache avec le QG pour plus d'explication afin de la classer bien.</w:t>
-            </w:r>
-          </w:p>
-        </w:tc>
-      </w:tr>
-      <w:tr>
-        <w:tc>
-          <w:tcPr>
-            <w:tcW w:type="dxa" w:w="964"/>
-          </w:tcPr>
-          <w:p>
-            <w:r>
-              <w:rPr>
-                <w:b/>
-                <w:i w:val="0"/>
-                <w:color w:val="EA580C"/>
-                <w:sz w:val="16"/>
-              </w:rPr>
-              <w:t>Moyenne</w:t>
-            </w:r>
-          </w:p>
-        </w:tc>
-        <w:tc>
-          <w:tcPr>
-            <w:tcW w:type="dxa" w:w="1247"/>
-          </w:tcPr>
-          <w:p>
-            <w:r>
-              <w:rPr>
-                <w:b/>
-                <w:i w:val="0"/>
-                <w:sz w:val="16"/>
-              </w:rPr>
-              <w:t>S02</w:t>
-              <w:br/>
-            </w:r>
-            <w:r>
-              <w:rPr>
-                <w:b w:val="0"/>
-                <w:i w:val="0"/>
-                <w:color w:val="64748B"/>
-                <w:sz w:val="14"/>
-              </w:rPr>
-              <w:t>Éducation</w:t>
-            </w:r>
-          </w:p>
-        </w:tc>
-        <w:tc>
-          <w:tcPr>
-            <w:tcW w:type="dxa" w:w="1531"/>
-          </w:tcPr>
-          <w:p>
-            <w:r>
-              <w:rPr>
-                <w:b/>
-                <w:i w:val="0"/>
-                <w:color w:val="16A34A"/>
-                <w:sz w:val="16"/>
-              </w:rPr>
-              <w:t>s01q23, s01q00b, s01q23_autre</w:t>
-            </w:r>
-          </w:p>
-        </w:tc>
-        <w:tc>
-          <w:tcPr>
-            <w:tcW w:type="dxa" w:w="1191"/>
-          </w:tcPr>
-          <w:p>
-            <w:r>
-              <w:rPr>
-                <w:b w:val="0"/>
-                <w:i w:val="0"/>
-                <w:color w:val="64748B"/>
-                <w:sz w:val="16"/>
-              </w:rPr>
-              <w:t>GT-CQ</w:t>
-            </w:r>
-          </w:p>
-        </w:tc>
-        <w:tc>
-          <w:tcPr>
-            <w:tcW w:type="dxa" w:w="4706"/>
-          </w:tcPr>
-          <w:p>
-            <w:r>
-              <w:rPr>
-                <w:b w:val="0"/>
-                <w:i w:val="0"/>
-                <w:sz w:val="17"/>
-              </w:rPr>
-              <w:t>Le domaine que IBRAHIMA SAMBOU bénéficié de cette formation est agriculture et semble exister dans les modalités, prière de prendre attache avec le QG pour plus d'explication afin de la classer bien.</w:t>
-            </w:r>
-          </w:p>
-        </w:tc>
-      </w:tr>
-      <w:tr>
-        <w:tc>
-          <w:tcPr>
-            <w:tcW w:type="dxa" w:w="964"/>
-          </w:tcPr>
-          <w:p>
-            <w:r>
-              <w:rPr>
-                <w:b/>
-                <w:i w:val="0"/>
-                <w:color w:val="EA580C"/>
-                <w:sz w:val="16"/>
-              </w:rPr>
-              <w:t>Moyenne</w:t>
-            </w:r>
-          </w:p>
-        </w:tc>
-        <w:tc>
-          <w:tcPr>
-            <w:tcW w:type="dxa" w:w="1247"/>
-          </w:tcPr>
-          <w:p>
-            <w:r>
-              <w:rPr>
-                <w:b/>
-                <w:i w:val="0"/>
-                <w:sz w:val="16"/>
-              </w:rPr>
-              <w:t>S02</w:t>
-              <w:br/>
-            </w:r>
-            <w:r>
-              <w:rPr>
-                <w:b w:val="0"/>
-                <w:i w:val="0"/>
-                <w:color w:val="64748B"/>
-                <w:sz w:val="14"/>
-              </w:rPr>
-              <w:t>Éducation</w:t>
-            </w:r>
-          </w:p>
-        </w:tc>
-        <w:tc>
-          <w:tcPr>
-            <w:tcW w:type="dxa" w:w="1531"/>
-          </w:tcPr>
-          <w:p>
-            <w:r>
-              <w:rPr>
-                <w:b/>
-                <w:i w:val="0"/>
-                <w:color w:val="16A34A"/>
-                <w:sz w:val="16"/>
-              </w:rPr>
-              <w:t>s01q23, s01q00b, s01q23_autre</w:t>
-            </w:r>
-          </w:p>
-        </w:tc>
-        <w:tc>
-          <w:tcPr>
-            <w:tcW w:type="dxa" w:w="1191"/>
-          </w:tcPr>
-          <w:p>
-            <w:r>
-              <w:rPr>
-                <w:b w:val="0"/>
-                <w:i w:val="0"/>
-                <w:color w:val="64748B"/>
-                <w:sz w:val="16"/>
-              </w:rPr>
-              <w:t>GT-CQ</w:t>
-            </w:r>
-          </w:p>
-        </w:tc>
-        <w:tc>
-          <w:tcPr>
-            <w:tcW w:type="dxa" w:w="4706"/>
-          </w:tcPr>
-          <w:p>
-            <w:r>
-              <w:rPr>
-                <w:b w:val="0"/>
-                <w:i w:val="0"/>
-                <w:sz w:val="17"/>
-              </w:rPr>
-              <w:t>La raison principale que SOULEYMANE SAMBOU n'a pas été à l'école entre 2024/2025 est refut de la part de l'école et semble exister dans les modalités, prière de prendre attache avec le QG pour plus d'explication afin de la classer bien.</w:t>
-            </w:r>
-          </w:p>
-        </w:tc>
-      </w:tr>
-      <w:tr>
-        <w:tc>
-          <w:tcPr>
-            <w:tcW w:type="dxa" w:w="964"/>
-          </w:tcPr>
-          <w:p>
-            <w:r>
-              <w:rPr>
-                <w:b/>
-                <w:i w:val="0"/>
-                <w:color w:val="EA580C"/>
-                <w:sz w:val="16"/>
-              </w:rPr>
-              <w:t>Moyenne</w:t>
-            </w:r>
-          </w:p>
-        </w:tc>
-        <w:tc>
-          <w:tcPr>
-            <w:tcW w:type="dxa" w:w="1247"/>
-          </w:tcPr>
-          <w:p>
-            <w:r>
-              <w:rPr>
-                <w:b/>
-                <w:i w:val="0"/>
-                <w:sz w:val="16"/>
-              </w:rPr>
-              <w:t>S03</w:t>
-              <w:br/>
-            </w:r>
-            <w:r>
-              <w:rPr>
-                <w:b w:val="0"/>
-                <w:i w:val="0"/>
-                <w:color w:val="64748B"/>
-                <w:sz w:val="14"/>
-              </w:rPr>
-              <w:t>Santé</w:t>
-            </w:r>
-          </w:p>
-        </w:tc>
-        <w:tc>
-          <w:tcPr>
-            <w:tcW w:type="dxa" w:w="1531"/>
-          </w:tcPr>
-          <w:p>
-            <w:r>
-              <w:rPr>
-                <w:b/>
-                <w:i w:val="0"/>
-                <w:color w:val="16A34A"/>
-                <w:sz w:val="16"/>
-              </w:rPr>
-              <w:t>s01q10, s02q30, s02q34, s03q50, s01q00b</w:t>
-            </w:r>
-          </w:p>
-        </w:tc>
-        <w:tc>
-          <w:tcPr>
-            <w:tcW w:type="dxa" w:w="1191"/>
-          </w:tcPr>
-          <w:p>
-            <w:r>
-              <w:rPr>
-                <w:b w:val="0"/>
-                <w:i w:val="0"/>
-                <w:color w:val="64748B"/>
-                <w:sz w:val="16"/>
-              </w:rPr>
-              <w:t>GT-CQ</w:t>
-            </w:r>
-          </w:p>
-        </w:tc>
-        <w:tc>
-          <w:tcPr>
-            <w:tcW w:type="dxa" w:w="4706"/>
-          </w:tcPr>
-          <w:p>
-            <w:r>
-              <w:rPr>
-                <w:b w:val="0"/>
-                <w:i w:val="0"/>
-                <w:sz w:val="17"/>
-              </w:rPr>
-              <w:t>Le montant(150000 FCFA) des dépenses liées à l'accouchement de ANGELIQUE DIEME est élevé, prière de corriger.</w:t>
-            </w:r>
-          </w:p>
-        </w:tc>
-      </w:tr>
-      <w:tr>
-        <w:tc>
-          <w:tcPr>
-            <w:tcW w:type="dxa" w:w="964"/>
-          </w:tcPr>
-          <w:p>
-            <w:r>
-              <w:rPr>
-                <w:b/>
-                <w:i w:val="0"/>
-                <w:color w:val="EA580C"/>
-                <w:sz w:val="16"/>
-              </w:rPr>
-              <w:t>Moyenne</w:t>
-            </w:r>
-          </w:p>
-        </w:tc>
-        <w:tc>
-          <w:tcPr>
-            <w:tcW w:type="dxa" w:w="1247"/>
-          </w:tcPr>
-          <w:p>
-            <w:r>
-              <w:rPr>
-                <w:b/>
-                <w:i w:val="0"/>
-                <w:sz w:val="16"/>
-              </w:rPr>
-              <w:t>S04</w:t>
-              <w:br/>
-            </w:r>
-            <w:r>
-              <w:rPr>
-                <w:b w:val="0"/>
-                <w:i w:val="0"/>
-                <w:color w:val="64748B"/>
-                <w:sz w:val="14"/>
-              </w:rPr>
-              <w:t>Emploi</w:t>
-            </w:r>
-          </w:p>
-        </w:tc>
-        <w:tc>
-          <w:tcPr>
-            <w:tcW w:type="dxa" w:w="1531"/>
-          </w:tcPr>
-          <w:p>
-            <w:r>
-              <w:rPr>
-                <w:b/>
-                <w:i w:val="0"/>
-                <w:color w:val="16A34A"/>
-                <w:sz w:val="16"/>
-              </w:rPr>
-              <w:t>s00q07a, s00q08, s00q10, s00q13_0, s00q15_0, s00q17_0, s00q23a, s00q23b</w:t>
-            </w:r>
-          </w:p>
-        </w:tc>
-        <w:tc>
-          <w:tcPr>
-            <w:tcW w:type="dxa" w:w="1191"/>
-          </w:tcPr>
-          <w:p>
-            <w:r>
-              <w:rPr>
-                <w:b w:val="0"/>
-                <w:i w:val="0"/>
-                <w:color w:val="64748B"/>
-                <w:sz w:val="16"/>
-              </w:rPr>
-              <w:t>GT-CQ</w:t>
-            </w:r>
-          </w:p>
-        </w:tc>
-        <w:tc>
-          <w:tcPr>
-            <w:tcW w:type="dxa" w:w="4706"/>
-          </w:tcPr>
-          <w:p>
-            <w:r>
-              <w:rPr>
-                <w:b w:val="0"/>
-                <w:i w:val="0"/>
-                <w:sz w:val="17"/>
-              </w:rPr>
-              <w:t>Prière de changer la branche d'activité de AISSATOU SUZANNE DIATTA, les agriculteurs dont leurs cultures est principalement destiné à la consommation du ménage sont des (Agriculteurs, subsistances) et ceux qui le font avec l'élevage sont des (Agriculteurs et eleveurs, subsistances)Attention! le nombre d'heure (3 heures) que AISSATOU SUZANNE DIATTA a travaillé par jour semble faible, veuillez s'il vous plait confirmer cette information avec le QG.</w:t>
-            </w:r>
-          </w:p>
-        </w:tc>
-      </w:tr>
-      <w:tr>
-        <w:tc>
-          <w:tcPr>
-            <w:tcW w:type="dxa" w:w="964"/>
-          </w:tcPr>
-          <w:p>
-            <w:r>
-              <w:rPr>
-                <w:b/>
-                <w:i w:val="0"/>
-                <w:color w:val="EA580C"/>
-                <w:sz w:val="16"/>
-              </w:rPr>
-              <w:t>Moyenne</w:t>
-            </w:r>
-          </w:p>
-        </w:tc>
-        <w:tc>
-          <w:tcPr>
-            <w:tcW w:type="dxa" w:w="1247"/>
-          </w:tcPr>
-          <w:p>
-            <w:r>
-              <w:rPr>
-                <w:b/>
-                <w:i w:val="0"/>
-                <w:sz w:val="16"/>
-              </w:rPr>
-              <w:t>S04</w:t>
-              <w:br/>
-            </w:r>
-            <w:r>
-              <w:rPr>
-                <w:b w:val="0"/>
-                <w:i w:val="0"/>
-                <w:color w:val="64748B"/>
-                <w:sz w:val="14"/>
-              </w:rPr>
-              <w:t>Emploi</w:t>
-            </w:r>
-          </w:p>
-        </w:tc>
-        <w:tc>
-          <w:tcPr>
-            <w:tcW w:type="dxa" w:w="1531"/>
-          </w:tcPr>
-          <w:p>
-            <w:r>
-              <w:rPr>
-                <w:b/>
-                <w:i w:val="0"/>
-                <w:color w:val="16A34A"/>
-                <w:sz w:val="16"/>
-              </w:rPr>
-              <w:t>s00q07a, s00q08, s00q10, s00q13_0, s00q15_0, s00q17_0, s00q23a, s00q23b</w:t>
-            </w:r>
-          </w:p>
-        </w:tc>
-        <w:tc>
-          <w:tcPr>
-            <w:tcW w:type="dxa" w:w="1191"/>
-          </w:tcPr>
-          <w:p>
-            <w:r>
-              <w:rPr>
-                <w:b w:val="0"/>
-                <w:i w:val="0"/>
-                <w:color w:val="64748B"/>
-                <w:sz w:val="16"/>
-              </w:rPr>
-              <w:t>GT-CQ</w:t>
-            </w:r>
-          </w:p>
-        </w:tc>
-        <w:tc>
-          <w:tcPr>
-            <w:tcW w:type="dxa" w:w="4706"/>
-          </w:tcPr>
-          <w:p>
-            <w:r>
-              <w:rPr>
-                <w:b w:val="0"/>
-                <w:i w:val="0"/>
-                <w:sz w:val="17"/>
-              </w:rPr>
-              <w:t>Prière de changer la branche d'activité de SEYNABOU SAMBOU, les agriculteurs dont leurs cultures est principalement destiné à la consommation du ménage sont des (Agriculteurs, subsistances) et ceux qui le font avec l'élevage sont des (Agriculteurs et eleveurs, subsistances)Attention! le nombre d'heure (3 heures) que SEYNABOU SAMBOU a travaillé par jour semble faible, veuillez s'il vous plait confirmer cette information avec le QG.</w:t>
-            </w:r>
-          </w:p>
-        </w:tc>
-      </w:tr>
-      <w:tr>
-        <w:tc>
-          <w:tcPr>
-            <w:tcW w:type="dxa" w:w="964"/>
-          </w:tcPr>
-          <w:p>
-            <w:r>
-              <w:rPr>
-                <w:b/>
-                <w:i w:val="0"/>
-                <w:color w:val="EA580C"/>
-                <w:sz w:val="16"/>
-              </w:rPr>
-              <w:t>Moyenne</w:t>
-            </w:r>
-          </w:p>
-        </w:tc>
-        <w:tc>
-          <w:tcPr>
-            <w:tcW w:type="dxa" w:w="1247"/>
-          </w:tcPr>
-          <w:p>
-            <w:r>
-              <w:rPr>
-                <w:b/>
-                <w:i w:val="0"/>
-                <w:sz w:val="16"/>
-              </w:rPr>
-              <w:t>S04</w:t>
-              <w:br/>
-            </w:r>
-            <w:r>
-              <w:rPr>
-                <w:b w:val="0"/>
-                <w:i w:val="0"/>
-                <w:color w:val="64748B"/>
-                <w:sz w:val="14"/>
-              </w:rPr>
-              <w:t>Emploi</w:t>
-            </w:r>
-          </w:p>
-        </w:tc>
-        <w:tc>
-          <w:tcPr>
-            <w:tcW w:type="dxa" w:w="1531"/>
-          </w:tcPr>
-          <w:p>
-            <w:r>
-              <w:rPr>
-                <w:b/>
-                <w:i w:val="0"/>
-                <w:color w:val="16A34A"/>
-                <w:sz w:val="16"/>
-              </w:rPr>
-              <w:t>s04q46</w:t>
-            </w:r>
-          </w:p>
-        </w:tc>
-        <w:tc>
-          <w:tcPr>
-            <w:tcW w:type="dxa" w:w="1191"/>
-          </w:tcPr>
-          <w:p>
-            <w:r>
-              <w:rPr>
-                <w:b w:val="0"/>
-                <w:i w:val="0"/>
-                <w:color w:val="64748B"/>
-                <w:sz w:val="16"/>
-              </w:rPr>
-              <w:t>GT-CQ</w:t>
-            </w:r>
-          </w:p>
-        </w:tc>
-        <w:tc>
-          <w:tcPr>
-            <w:tcW w:type="dxa" w:w="4706"/>
-          </w:tcPr>
-          <w:p>
-            <w:r>
-              <w:rPr>
-                <w:b w:val="0"/>
-                <w:i w:val="0"/>
-                <w:sz w:val="17"/>
-              </w:rPr>
-              <w:t>SEYNABOU SAMBOU est un agriculteur dans un milieu rural donc il travaille principalement  pour son propre compte ou contribue à une entreprise familiale, prière de regarder la question s04q46.</w:t>
-            </w:r>
-          </w:p>
-        </w:tc>
-      </w:tr>
-      <w:tr>
-        <w:tc>
-          <w:tcPr>
-            <w:tcW w:type="dxa" w:w="964"/>
-          </w:tcPr>
-          <w:p>
-            <w:r>
-              <w:rPr>
-                <w:b/>
-                <w:i w:val="0"/>
-                <w:color w:val="EA580C"/>
-                <w:sz w:val="16"/>
-              </w:rPr>
-              <w:t>Moyenne</w:t>
-            </w:r>
-          </w:p>
-        </w:tc>
-        <w:tc>
-          <w:tcPr>
-            <w:tcW w:type="dxa" w:w="1247"/>
-          </w:tcPr>
-          <w:p>
-            <w:r>
-              <w:rPr>
-                <w:b/>
-                <w:i w:val="0"/>
-                <w:sz w:val="16"/>
-              </w:rPr>
-              <w:t>S07</w:t>
-              <w:br/>
-            </w:r>
-            <w:r>
-              <w:rPr>
-                <w:b w:val="0"/>
-                <w:i w:val="0"/>
-                <w:color w:val="64748B"/>
-                <w:sz w:val="14"/>
-              </w:rPr>
-              <w:t>Consommation alimentaire</w:t>
-            </w:r>
-          </w:p>
-        </w:tc>
-        <w:tc>
-          <w:tcPr>
-            <w:tcW w:type="dxa" w:w="1531"/>
-          </w:tcPr>
-          <w:p>
-            <w:r>
-              <w:rPr>
-                <w:b/>
-                <w:i w:val="0"/>
-                <w:color w:val="16A34A"/>
-                <w:sz w:val="16"/>
-              </w:rPr>
-              <w:t>s01q23, s01q00b, s01q23_autre</w:t>
-            </w:r>
-          </w:p>
-        </w:tc>
-        <w:tc>
-          <w:tcPr>
-            <w:tcW w:type="dxa" w:w="1191"/>
-          </w:tcPr>
-          <w:p>
-            <w:r>
-              <w:rPr>
-                <w:b w:val="0"/>
-                <w:i w:val="0"/>
-                <w:color w:val="64748B"/>
-                <w:sz w:val="16"/>
-              </w:rPr>
-              <w:t>GT-CQ</w:t>
-            </w:r>
-          </w:p>
-        </w:tc>
-        <w:tc>
-          <w:tcPr>
-            <w:tcW w:type="dxa" w:w="4706"/>
-          </w:tcPr>
-          <w:p>
-            <w:r>
-              <w:rPr>
-                <w:b w:val="0"/>
-                <w:i w:val="0"/>
-                <w:sz w:val="17"/>
-              </w:rPr>
-              <w:t>La dernière fois que vous avez acheté Viande de poulet entier est eleveur et semble exister dans les modalités, prière de prendre attache avec le QG pour plus d'explication afin de la classer bien.</w:t>
-            </w:r>
-          </w:p>
-        </w:tc>
-      </w:tr>
-      <w:tr>
-        <w:tc>
-          <w:tcPr>
-            <w:tcW w:type="dxa" w:w="964"/>
-          </w:tcPr>
-          <w:p>
-            <w:r>
-              <w:rPr>
-                <w:b/>
-                <w:i w:val="0"/>
-                <w:color w:val="EA580C"/>
-                <w:sz w:val="16"/>
-              </w:rPr>
-              <w:t>Moyenne</w:t>
-            </w:r>
-          </w:p>
-        </w:tc>
-        <w:tc>
-          <w:tcPr>
-            <w:tcW w:type="dxa" w:w="1247"/>
-          </w:tcPr>
-          <w:p>
-            <w:r>
-              <w:rPr>
-                <w:b/>
-                <w:i w:val="0"/>
-                <w:sz w:val="16"/>
-              </w:rPr>
-              <w:t>S07</w:t>
-              <w:br/>
-            </w:r>
-            <w:r>
-              <w:rPr>
-                <w:b w:val="0"/>
-                <w:i w:val="0"/>
-                <w:color w:val="64748B"/>
-                <w:sz w:val="14"/>
-              </w:rPr>
-              <w:t>Consommation alimentaire</w:t>
-            </w:r>
-          </w:p>
-        </w:tc>
-        <w:tc>
-          <w:tcPr>
-            <w:tcW w:type="dxa" w:w="1531"/>
-          </w:tcPr>
-          <w:p>
-            <w:r>
-              <w:rPr>
-                <w:b/>
-                <w:i w:val="0"/>
-                <w:color w:val="16A34A"/>
-                <w:sz w:val="16"/>
-              </w:rPr>
-              <w:t>—</w:t>
-            </w:r>
-          </w:p>
-        </w:tc>
-        <w:tc>
-          <w:tcPr>
-            <w:tcW w:type="dxa" w:w="1191"/>
-          </w:tcPr>
-          <w:p>
-            <w:r>
-              <w:rPr>
-                <w:b w:val="0"/>
-                <w:i w:val="0"/>
-                <w:color w:val="64748B"/>
-                <w:sz w:val="16"/>
-              </w:rPr>
-              <w:t>GT-CQ</w:t>
-            </w:r>
-          </w:p>
-        </w:tc>
-        <w:tc>
-          <w:tcPr>
-            <w:tcW w:type="dxa" w:w="4706"/>
-          </w:tcPr>
-          <w:p>
-            <w:r>
-              <w:rPr>
-                <w:b w:val="0"/>
-                <w:i w:val="0"/>
-                <w:sz w:val="17"/>
-              </w:rPr>
-              <w:t>Attention ! Le prix unitaire d'achat (150 Fcfa) de Concentré de tomate en Sachets industriel (Moyen) est relativement élevé par rapport aux autres prix observés dans cette zone.</w:t>
-            </w:r>
-          </w:p>
-        </w:tc>
-      </w:tr>
-      <w:tr>
-        <w:tc>
-          <w:tcPr>
-            <w:tcW w:type="dxa" w:w="964"/>
-          </w:tcPr>
-          <w:p>
-            <w:r>
-              <w:rPr>
-                <w:b/>
-                <w:i w:val="0"/>
-                <w:color w:val="EA580C"/>
-                <w:sz w:val="16"/>
-              </w:rPr>
-              <w:t>Moyenne</w:t>
-            </w:r>
-          </w:p>
-        </w:tc>
-        <w:tc>
-          <w:tcPr>
-            <w:tcW w:type="dxa" w:w="1247"/>
-          </w:tcPr>
-          <w:p>
-            <w:r>
-              <w:rPr>
-                <w:b/>
-                <w:i w:val="0"/>
-                <w:sz w:val="16"/>
-              </w:rPr>
-              <w:t>S07</w:t>
-              <w:br/>
-            </w:r>
-            <w:r>
-              <w:rPr>
-                <w:b w:val="0"/>
-                <w:i w:val="0"/>
-                <w:color w:val="64748B"/>
-                <w:sz w:val="14"/>
-              </w:rPr>
-              <w:t>Consommation alimentaire</w:t>
-            </w:r>
-          </w:p>
-        </w:tc>
-        <w:tc>
-          <w:tcPr>
-            <w:tcW w:type="dxa" w:w="1531"/>
-          </w:tcPr>
-          <w:p>
-            <w:r>
-              <w:rPr>
-                <w:b/>
-                <w:i w:val="0"/>
-                <w:color w:val="16A34A"/>
-                <w:sz w:val="16"/>
-              </w:rPr>
-              <w:t>—</w:t>
-            </w:r>
-          </w:p>
-        </w:tc>
-        <w:tc>
-          <w:tcPr>
-            <w:tcW w:type="dxa" w:w="1191"/>
-          </w:tcPr>
-          <w:p>
-            <w:r>
-              <w:rPr>
-                <w:b w:val="0"/>
-                <w:i w:val="0"/>
-                <w:color w:val="64748B"/>
-                <w:sz w:val="16"/>
-              </w:rPr>
-              <w:t>GT-CQ</w:t>
-            </w:r>
-          </w:p>
-        </w:tc>
-        <w:tc>
-          <w:tcPr>
-            <w:tcW w:type="dxa" w:w="4706"/>
-          </w:tcPr>
-          <w:p>
-            <w:r>
-              <w:rPr>
-                <w:b w:val="0"/>
-                <w:i w:val="0"/>
-                <w:sz w:val="17"/>
-              </w:rPr>
-              <w:t>Prière de corriger ou de confirmer avec le QG.</w:t>
-            </w:r>
-          </w:p>
-        </w:tc>
-      </w:tr>
-      <w:tr>
-        <w:tc>
-          <w:tcPr>
-            <w:tcW w:type="dxa" w:w="964"/>
-          </w:tcPr>
-          <w:p>
-            <w:r>
-              <w:rPr>
-                <w:b/>
-                <w:i w:val="0"/>
-                <w:color w:val="EA580C"/>
-                <w:sz w:val="16"/>
-              </w:rPr>
-              <w:t>Moyenne</w:t>
-            </w:r>
-          </w:p>
-        </w:tc>
-        <w:tc>
-          <w:tcPr>
-            <w:tcW w:type="dxa" w:w="1247"/>
-          </w:tcPr>
-          <w:p>
-            <w:r>
-              <w:rPr>
-                <w:b/>
-                <w:i w:val="0"/>
-                <w:sz w:val="16"/>
-              </w:rPr>
-              <w:t>S09</w:t>
-              <w:br/>
-            </w:r>
-            <w:r>
-              <w:rPr>
-                <w:b w:val="0"/>
-                <w:i w:val="0"/>
-                <w:color w:val="64748B"/>
-                <w:sz w:val="14"/>
-              </w:rPr>
-              <w:t>Dépenses non alimentaires</w:t>
-            </w:r>
-          </w:p>
-        </w:tc>
-        <w:tc>
-          <w:tcPr>
-            <w:tcW w:type="dxa" w:w="1531"/>
-          </w:tcPr>
-          <w:p>
-            <w:r>
-              <w:rPr>
-                <w:b/>
-                <w:i w:val="0"/>
-                <w:color w:val="16A34A"/>
-                <w:sz w:val="16"/>
-              </w:rPr>
-              <w:t>s01q23, s01q00b, s01q23_autre</w:t>
-            </w:r>
-          </w:p>
-        </w:tc>
-        <w:tc>
-          <w:tcPr>
-            <w:tcW w:type="dxa" w:w="1191"/>
-          </w:tcPr>
-          <w:p>
-            <w:r>
-              <w:rPr>
-                <w:b w:val="0"/>
-                <w:i w:val="0"/>
-                <w:color w:val="64748B"/>
-                <w:sz w:val="16"/>
-              </w:rPr>
-              <w:t>GT-CQ</w:t>
-            </w:r>
-          </w:p>
-        </w:tc>
-        <w:tc>
-          <w:tcPr>
-            <w:tcW w:type="dxa" w:w="4706"/>
-          </w:tcPr>
-          <w:p>
-            <w:r>
-              <w:rPr>
-                <w:b w:val="0"/>
-                <w:i w:val="0"/>
-                <w:sz w:val="17"/>
-              </w:rPr>
-              <w:t>La dernière fois que vous avez acheté Bois de chauffe ramassé/coupé (estimer la valeur) est ramasse et semble exister dans les modalités, prière de prendre attache avec le QG pour plus d'explication afin de la classer bien.</w:t>
-            </w:r>
-          </w:p>
-        </w:tc>
-      </w:tr>
-      <w:tr>
-        <w:tc>
-          <w:tcPr>
-            <w:tcW w:type="dxa" w:w="964"/>
-          </w:tcPr>
-          <w:p>
-            <w:r>
-              <w:rPr>
-                <w:b/>
-                <w:i w:val="0"/>
-                <w:color w:val="EA580C"/>
-                <w:sz w:val="16"/>
-              </w:rPr>
-              <w:t>Moyenne</w:t>
-            </w:r>
-          </w:p>
-        </w:tc>
-        <w:tc>
-          <w:tcPr>
-            <w:tcW w:type="dxa" w:w="1247"/>
-          </w:tcPr>
-          <w:p>
-            <w:r>
-              <w:rPr>
-                <w:b/>
-                <w:i w:val="0"/>
-                <w:sz w:val="16"/>
-              </w:rPr>
-              <w:t>S09</w:t>
-              <w:br/>
-            </w:r>
-            <w:r>
-              <w:rPr>
-                <w:b w:val="0"/>
-                <w:i w:val="0"/>
-                <w:color w:val="64748B"/>
-                <w:sz w:val="14"/>
-              </w:rPr>
-              <w:t>Dépenses non alimentaires</w:t>
-            </w:r>
-          </w:p>
-        </w:tc>
-        <w:tc>
-          <w:tcPr>
-            <w:tcW w:type="dxa" w:w="1531"/>
-          </w:tcPr>
-          <w:p>
-            <w:r>
-              <w:rPr>
-                <w:b/>
-                <w:i w:val="0"/>
-                <w:color w:val="16A34A"/>
-                <w:sz w:val="16"/>
-              </w:rPr>
-              <w:t>s01q23, s01q00b, s01q23_autre</w:t>
-            </w:r>
-          </w:p>
-        </w:tc>
-        <w:tc>
-          <w:tcPr>
-            <w:tcW w:type="dxa" w:w="1191"/>
-          </w:tcPr>
-          <w:p>
-            <w:r>
-              <w:rPr>
-                <w:b w:val="0"/>
-                <w:i w:val="0"/>
-                <w:color w:val="64748B"/>
-                <w:sz w:val="16"/>
-              </w:rPr>
-              <w:t>GT-CQ</w:t>
-            </w:r>
-          </w:p>
-        </w:tc>
-        <w:tc>
-          <w:tcPr>
-            <w:tcW w:type="dxa" w:w="4706"/>
-          </w:tcPr>
-          <w:p>
-            <w:r>
-              <w:rPr>
-                <w:b w:val="0"/>
-                <w:i w:val="0"/>
-                <w:sz w:val="17"/>
-              </w:rPr>
-              <w:t>La dernière fois que vous avez acheté Frais de mouture des céréales est moulin et semble exister dans les modalités, prière de prendre attache avec le QG pour plus d'explication afin de la classer bien.</w:t>
-            </w:r>
-          </w:p>
-        </w:tc>
-      </w:tr>
-      <w:tr>
-        <w:tc>
-          <w:tcPr>
-            <w:tcW w:type="dxa" w:w="964"/>
-          </w:tcPr>
-          <w:p>
-            <w:r>
-              <w:rPr>
-                <w:b/>
-                <w:i w:val="0"/>
-                <w:color w:val="EA580C"/>
-                <w:sz w:val="16"/>
-              </w:rPr>
-              <w:t>Moyenne</w:t>
-            </w:r>
-          </w:p>
-        </w:tc>
-        <w:tc>
-          <w:tcPr>
-            <w:tcW w:type="dxa" w:w="1247"/>
-          </w:tcPr>
-          <w:p>
-            <w:r>
-              <w:rPr>
-                <w:b/>
-                <w:i w:val="0"/>
-                <w:sz w:val="16"/>
-              </w:rPr>
-              <w:t>S09</w:t>
-              <w:br/>
-            </w:r>
-            <w:r>
-              <w:rPr>
-                <w:b w:val="0"/>
-                <w:i w:val="0"/>
-                <w:color w:val="64748B"/>
-                <w:sz w:val="14"/>
-              </w:rPr>
-              <w:t>Dépenses non alimentaires</w:t>
-            </w:r>
-          </w:p>
-        </w:tc>
-        <w:tc>
-          <w:tcPr>
-            <w:tcW w:type="dxa" w:w="1531"/>
-          </w:tcPr>
-          <w:p>
-            <w:r>
-              <w:rPr>
-                <w:b/>
-                <w:i w:val="0"/>
-                <w:color w:val="16A34A"/>
-                <w:sz w:val="16"/>
-              </w:rPr>
-              <w:t>—</w:t>
-            </w:r>
-          </w:p>
-        </w:tc>
-        <w:tc>
-          <w:tcPr>
-            <w:tcW w:type="dxa" w:w="1191"/>
-          </w:tcPr>
-          <w:p>
-            <w:r>
-              <w:rPr>
-                <w:b w:val="0"/>
-                <w:i w:val="0"/>
-                <w:color w:val="64748B"/>
-                <w:sz w:val="16"/>
-              </w:rPr>
-              <w:t>GT-CQ</w:t>
-            </w:r>
-          </w:p>
-        </w:tc>
-        <w:tc>
-          <w:tcPr>
-            <w:tcW w:type="dxa" w:w="4706"/>
-          </w:tcPr>
-          <w:p>
-            <w:r>
-              <w:rPr>
-                <w:b w:val="0"/>
-                <w:i w:val="0"/>
-                <w:sz w:val="17"/>
-              </w:rPr>
-              <w:t>Attention ! La dépense du ménage de IBRAHIMA SAMBOU (1000 Fcfa) au cours de 30 derniers jours de Frais de mouture des céréales est relativement élevé.</w:t>
-            </w:r>
-          </w:p>
-        </w:tc>
-      </w:tr>
-      <w:tr>
-        <w:tc>
-          <w:tcPr>
-            <w:tcW w:type="dxa" w:w="964"/>
-          </w:tcPr>
-          <w:p>
-            <w:r>
-              <w:rPr>
-                <w:b/>
-                <w:i w:val="0"/>
-                <w:color w:val="EA580C"/>
-                <w:sz w:val="16"/>
-              </w:rPr>
-              <w:t>Moyenne</w:t>
-            </w:r>
-          </w:p>
-        </w:tc>
-        <w:tc>
-          <w:tcPr>
-            <w:tcW w:type="dxa" w:w="1247"/>
-          </w:tcPr>
-          <w:p>
-            <w:r>
-              <w:rPr>
-                <w:b/>
-                <w:i w:val="0"/>
-                <w:sz w:val="16"/>
-              </w:rPr>
-              <w:t>S09</w:t>
-              <w:br/>
-            </w:r>
-            <w:r>
-              <w:rPr>
-                <w:b w:val="0"/>
-                <w:i w:val="0"/>
-                <w:color w:val="64748B"/>
-                <w:sz w:val="14"/>
-              </w:rPr>
-              <w:t>Dépenses non alimentaires</w:t>
-            </w:r>
-          </w:p>
-        </w:tc>
-        <w:tc>
-          <w:tcPr>
-            <w:tcW w:type="dxa" w:w="1531"/>
-          </w:tcPr>
-          <w:p>
-            <w:r>
-              <w:rPr>
-                <w:b/>
-                <w:i w:val="0"/>
-                <w:color w:val="16A34A"/>
-                <w:sz w:val="16"/>
-              </w:rPr>
-              <w:t>—</w:t>
-            </w:r>
-          </w:p>
-        </w:tc>
-        <w:tc>
-          <w:tcPr>
-            <w:tcW w:type="dxa" w:w="1191"/>
-          </w:tcPr>
-          <w:p>
-            <w:r>
-              <w:rPr>
-                <w:b w:val="0"/>
-                <w:i w:val="0"/>
-                <w:color w:val="64748B"/>
-                <w:sz w:val="16"/>
-              </w:rPr>
-              <w:t>GT-CQ</w:t>
-            </w:r>
-          </w:p>
-        </w:tc>
-        <w:tc>
-          <w:tcPr>
-            <w:tcW w:type="dxa" w:w="4706"/>
-          </w:tcPr>
-          <w:p>
-            <w:r>
-              <w:rPr>
-                <w:b w:val="0"/>
-                <w:i w:val="0"/>
-                <w:sz w:val="17"/>
-              </w:rPr>
-              <w:t>Prière de corriger ou de confirmer avec le QG.</w:t>
-            </w:r>
-          </w:p>
-        </w:tc>
-      </w:tr>
-      <w:tr>
-        <w:tc>
-          <w:tcPr>
-            <w:tcW w:type="dxa" w:w="964"/>
-          </w:tcPr>
-          <w:p>
-            <w:r>
-              <w:rPr>
-                <w:b/>
-                <w:i w:val="0"/>
-                <w:color w:val="EA580C"/>
-                <w:sz w:val="16"/>
-              </w:rPr>
-              <w:t>Moyenne</w:t>
-            </w:r>
-          </w:p>
-        </w:tc>
-        <w:tc>
-          <w:tcPr>
-            <w:tcW w:type="dxa" w:w="1247"/>
-          </w:tcPr>
-          <w:p>
-            <w:r>
-              <w:rPr>
-                <w:b/>
-                <w:i w:val="0"/>
-                <w:sz w:val="16"/>
-              </w:rPr>
-              <w:t>S09</w:t>
-              <w:br/>
-            </w:r>
-            <w:r>
-              <w:rPr>
-                <w:b w:val="0"/>
-                <w:i w:val="0"/>
-                <w:color w:val="64748B"/>
-                <w:sz w:val="14"/>
-              </w:rPr>
-              <w:t>Dépenses non alimentaires</w:t>
-            </w:r>
-          </w:p>
-        </w:tc>
-        <w:tc>
-          <w:tcPr>
-            <w:tcW w:type="dxa" w:w="1531"/>
-          </w:tcPr>
-          <w:p>
-            <w:r>
-              <w:rPr>
-                <w:b/>
-                <w:i w:val="0"/>
-                <w:color w:val="16A34A"/>
-                <w:sz w:val="16"/>
-              </w:rPr>
-              <w:t>—</w:t>
-            </w:r>
-          </w:p>
-        </w:tc>
-        <w:tc>
-          <w:tcPr>
-            <w:tcW w:type="dxa" w:w="1191"/>
-          </w:tcPr>
-          <w:p>
-            <w:r>
-              <w:rPr>
-                <w:b w:val="0"/>
-                <w:i w:val="0"/>
-                <w:color w:val="64748B"/>
-                <w:sz w:val="16"/>
-              </w:rPr>
-              <w:t>GT-CQ</w:t>
-            </w:r>
-          </w:p>
-        </w:tc>
-        <w:tc>
-          <w:tcPr>
-            <w:tcW w:type="dxa" w:w="4706"/>
-          </w:tcPr>
-          <w:p>
-            <w:r>
-              <w:rPr>
-                <w:b w:val="0"/>
-                <w:i w:val="0"/>
-                <w:sz w:val="17"/>
-              </w:rPr>
-              <w:t>Attention ! La dépense du ménage de IBRAHIMA SAMBOU (5000 Fcfa) au cours de 6 derniers mois de Frais de confection et de réparation de vêtements femme: robe, pantalon, jupe, ensemble, réparation, location, etc.</w:t>
-            </w:r>
-          </w:p>
-        </w:tc>
-      </w:tr>
-      <w:tr>
-        <w:tc>
-          <w:tcPr>
-            <w:tcW w:type="dxa" w:w="964"/>
-          </w:tcPr>
-          <w:p>
-            <w:r>
-              <w:rPr>
-                <w:b/>
-                <w:i w:val="0"/>
-                <w:color w:val="EA580C"/>
-                <w:sz w:val="16"/>
-              </w:rPr>
-              <w:t>Moyenne</w:t>
-            </w:r>
-          </w:p>
-        </w:tc>
-        <w:tc>
-          <w:tcPr>
-            <w:tcW w:type="dxa" w:w="1247"/>
-          </w:tcPr>
-          <w:p>
-            <w:r>
-              <w:rPr>
-                <w:b/>
-                <w:i w:val="0"/>
-                <w:sz w:val="16"/>
-              </w:rPr>
-              <w:t>S09</w:t>
-              <w:br/>
-            </w:r>
-            <w:r>
-              <w:rPr>
-                <w:b w:val="0"/>
-                <w:i w:val="0"/>
-                <w:color w:val="64748B"/>
-                <w:sz w:val="14"/>
-              </w:rPr>
-              <w:t>Dépenses non alimentaires</w:t>
-            </w:r>
-          </w:p>
-        </w:tc>
-        <w:tc>
-          <w:tcPr>
-            <w:tcW w:type="dxa" w:w="1531"/>
-          </w:tcPr>
-          <w:p>
-            <w:r>
-              <w:rPr>
-                <w:b/>
-                <w:i w:val="0"/>
-                <w:color w:val="16A34A"/>
-                <w:sz w:val="16"/>
-              </w:rPr>
-              <w:t>—</w:t>
-            </w:r>
-          </w:p>
-        </w:tc>
-        <w:tc>
-          <w:tcPr>
-            <w:tcW w:type="dxa" w:w="1191"/>
-          </w:tcPr>
-          <w:p>
-            <w:r>
-              <w:rPr>
-                <w:b w:val="0"/>
-                <w:i w:val="0"/>
-                <w:color w:val="64748B"/>
-                <w:sz w:val="16"/>
-              </w:rPr>
-              <w:t>GT-CQ</w:t>
-            </w:r>
-          </w:p>
-        </w:tc>
-        <w:tc>
-          <w:tcPr>
-            <w:tcW w:type="dxa" w:w="4706"/>
-          </w:tcPr>
-          <w:p>
-            <w:r>
-              <w:rPr>
-                <w:b w:val="0"/>
-                <w:i w:val="0"/>
-                <w:sz w:val="17"/>
-              </w:rPr>
-              <w:t>est relativement élevé.</w:t>
-            </w:r>
-          </w:p>
-        </w:tc>
-      </w:tr>
-      <w:tr>
-        <w:tc>
-          <w:tcPr>
-            <w:tcW w:type="dxa" w:w="964"/>
-          </w:tcPr>
-          <w:p>
-            <w:r>
-              <w:rPr>
-                <w:b/>
-                <w:i w:val="0"/>
-                <w:color w:val="EA580C"/>
-                <w:sz w:val="16"/>
-              </w:rPr>
-              <w:t>Moyenne</w:t>
-            </w:r>
-          </w:p>
-        </w:tc>
-        <w:tc>
-          <w:tcPr>
-            <w:tcW w:type="dxa" w:w="1247"/>
-          </w:tcPr>
-          <w:p>
-            <w:r>
-              <w:rPr>
-                <w:b/>
-                <w:i w:val="0"/>
-                <w:sz w:val="16"/>
-              </w:rPr>
-              <w:t>S09</w:t>
-              <w:br/>
-            </w:r>
-            <w:r>
-              <w:rPr>
-                <w:b w:val="0"/>
-                <w:i w:val="0"/>
-                <w:color w:val="64748B"/>
-                <w:sz w:val="14"/>
-              </w:rPr>
-              <w:t>Dépenses non alimentaires</w:t>
-            </w:r>
-          </w:p>
-        </w:tc>
-        <w:tc>
-          <w:tcPr>
-            <w:tcW w:type="dxa" w:w="1531"/>
-          </w:tcPr>
-          <w:p>
-            <w:r>
-              <w:rPr>
-                <w:b/>
-                <w:i w:val="0"/>
-                <w:color w:val="16A34A"/>
-                <w:sz w:val="16"/>
-              </w:rPr>
-              <w:t>—</w:t>
-            </w:r>
-          </w:p>
-        </w:tc>
-        <w:tc>
-          <w:tcPr>
-            <w:tcW w:type="dxa" w:w="1191"/>
-          </w:tcPr>
-          <w:p>
-            <w:r>
-              <w:rPr>
-                <w:b w:val="0"/>
-                <w:i w:val="0"/>
-                <w:color w:val="64748B"/>
-                <w:sz w:val="16"/>
-              </w:rPr>
-              <w:t>GT-CQ</w:t>
-            </w:r>
-          </w:p>
-        </w:tc>
-        <w:tc>
-          <w:tcPr>
-            <w:tcW w:type="dxa" w:w="4706"/>
-          </w:tcPr>
-          <w:p>
-            <w:r>
-              <w:rPr>
-                <w:b w:val="0"/>
-                <w:i w:val="0"/>
-                <w:sz w:val="17"/>
-              </w:rPr>
-              <w:t>Prière de corriger ou de confirmer avec le QG.</w:t>
-            </w:r>
-          </w:p>
-        </w:tc>
-      </w:tr>
-      <w:tr>
-        <w:tc>
-          <w:tcPr>
-            <w:tcW w:type="dxa" w:w="964"/>
-          </w:tcPr>
-          <w:p>
-            <w:r>
-              <w:rPr>
-                <w:b/>
-                <w:i w:val="0"/>
-                <w:color w:val="EA580C"/>
-                <w:sz w:val="16"/>
-              </w:rPr>
-              <w:t>Moyenne</w:t>
-            </w:r>
-          </w:p>
-        </w:tc>
-        <w:tc>
-          <w:tcPr>
-            <w:tcW w:type="dxa" w:w="1247"/>
-          </w:tcPr>
-          <w:p>
-            <w:r>
-              <w:rPr>
-                <w:b/>
-                <w:i w:val="0"/>
-                <w:sz w:val="16"/>
-              </w:rPr>
-              <w:t>S09</w:t>
-              <w:br/>
-            </w:r>
-            <w:r>
-              <w:rPr>
-                <w:b w:val="0"/>
-                <w:i w:val="0"/>
-                <w:color w:val="64748B"/>
-                <w:sz w:val="14"/>
-              </w:rPr>
-              <w:t>Dépenses non alimentaires</w:t>
-            </w:r>
-          </w:p>
-        </w:tc>
-        <w:tc>
-          <w:tcPr>
-            <w:tcW w:type="dxa" w:w="1531"/>
-          </w:tcPr>
-          <w:p>
-            <w:r>
-              <w:rPr>
-                <w:b/>
-                <w:i w:val="0"/>
-                <w:color w:val="16A34A"/>
-                <w:sz w:val="16"/>
-              </w:rPr>
-              <w:t>—</w:t>
-            </w:r>
-          </w:p>
-        </w:tc>
-        <w:tc>
-          <w:tcPr>
-            <w:tcW w:type="dxa" w:w="1191"/>
-          </w:tcPr>
-          <w:p>
-            <w:r>
-              <w:rPr>
-                <w:b w:val="0"/>
-                <w:i w:val="0"/>
-                <w:color w:val="64748B"/>
-                <w:sz w:val="16"/>
-              </w:rPr>
-              <w:t>GT-CQ</w:t>
-            </w:r>
-          </w:p>
-        </w:tc>
-        <w:tc>
-          <w:tcPr>
-            <w:tcW w:type="dxa" w:w="4706"/>
-          </w:tcPr>
-          <w:p>
-            <w:r>
-              <w:rPr>
-                <w:b w:val="0"/>
-                <w:i w:val="0"/>
-                <w:sz w:val="17"/>
-              </w:rPr>
-              <w:t>Attention ! La dépense du ménage de IBRAHIMA SAMBOU (60000 Fcfa) au cours de 6 derniers mois de Transport inter-localité par voitures est relativement élevé.</w:t>
-            </w:r>
-          </w:p>
-        </w:tc>
-      </w:tr>
-      <w:tr>
-        <w:tc>
-          <w:tcPr>
-            <w:tcW w:type="dxa" w:w="964"/>
-          </w:tcPr>
-          <w:p>
-            <w:r>
-              <w:rPr>
-                <w:b/>
-                <w:i w:val="0"/>
-                <w:color w:val="EA580C"/>
-                <w:sz w:val="16"/>
-              </w:rPr>
-              <w:t>Moyenne</w:t>
-            </w:r>
-          </w:p>
-        </w:tc>
-        <w:tc>
-          <w:tcPr>
-            <w:tcW w:type="dxa" w:w="1247"/>
-          </w:tcPr>
-          <w:p>
-            <w:r>
-              <w:rPr>
-                <w:b/>
-                <w:i w:val="0"/>
-                <w:sz w:val="16"/>
-              </w:rPr>
-              <w:t>S09</w:t>
-              <w:br/>
-            </w:r>
-            <w:r>
-              <w:rPr>
-                <w:b w:val="0"/>
-                <w:i w:val="0"/>
-                <w:color w:val="64748B"/>
-                <w:sz w:val="14"/>
-              </w:rPr>
-              <w:t>Dépenses non alimentaires</w:t>
-            </w:r>
-          </w:p>
-        </w:tc>
-        <w:tc>
-          <w:tcPr>
-            <w:tcW w:type="dxa" w:w="1531"/>
-          </w:tcPr>
-          <w:p>
-            <w:r>
-              <w:rPr>
-                <w:b/>
-                <w:i w:val="0"/>
-                <w:color w:val="16A34A"/>
-                <w:sz w:val="16"/>
-              </w:rPr>
-              <w:t>—</w:t>
-            </w:r>
-          </w:p>
-        </w:tc>
-        <w:tc>
-          <w:tcPr>
-            <w:tcW w:type="dxa" w:w="1191"/>
-          </w:tcPr>
-          <w:p>
-            <w:r>
-              <w:rPr>
-                <w:b w:val="0"/>
-                <w:i w:val="0"/>
-                <w:color w:val="64748B"/>
-                <w:sz w:val="16"/>
-              </w:rPr>
-              <w:t>GT-CQ</w:t>
-            </w:r>
-          </w:p>
-        </w:tc>
-        <w:tc>
-          <w:tcPr>
-            <w:tcW w:type="dxa" w:w="4706"/>
-          </w:tcPr>
-          <w:p>
-            <w:r>
-              <w:rPr>
-                <w:b w:val="0"/>
-                <w:i w:val="0"/>
-                <w:sz w:val="17"/>
-              </w:rPr>
-              <w:t>Attention ! La dépense du ménage de IBRAHIMA SAMBOU (5000 Fcfa) au cours de 12 derniers mois de Achat d'un appareil électro-ménager: frigo, climatiseurs, réchaud, four, cuisinière, lave-linge, chauffe-eau, fer à repasser, etc est relativement élevé.</w:t>
-            </w:r>
-          </w:p>
-        </w:tc>
-      </w:tr>
-      <w:tr>
-        <w:tc>
-          <w:tcPr>
-            <w:tcW w:type="dxa" w:w="964"/>
-          </w:tcPr>
-          <w:p>
-            <w:r>
-              <w:rPr>
-                <w:b/>
-                <w:i w:val="0"/>
-                <w:color w:val="EA580C"/>
-                <w:sz w:val="16"/>
-              </w:rPr>
-              <w:t>Moyenne</w:t>
-            </w:r>
-          </w:p>
-        </w:tc>
-        <w:tc>
-          <w:tcPr>
-            <w:tcW w:type="dxa" w:w="1247"/>
-          </w:tcPr>
-          <w:p>
-            <w:r>
-              <w:rPr>
-                <w:b/>
-                <w:i w:val="0"/>
-                <w:sz w:val="16"/>
-              </w:rPr>
-              <w:t>S09</w:t>
-              <w:br/>
-            </w:r>
-            <w:r>
-              <w:rPr>
-                <w:b w:val="0"/>
-                <w:i w:val="0"/>
-                <w:color w:val="64748B"/>
-                <w:sz w:val="14"/>
-              </w:rPr>
-              <w:t>Dépenses non alimentaires</w:t>
-            </w:r>
-          </w:p>
-        </w:tc>
-        <w:tc>
-          <w:tcPr>
-            <w:tcW w:type="dxa" w:w="1531"/>
-          </w:tcPr>
-          <w:p>
-            <w:r>
-              <w:rPr>
-                <w:b/>
-                <w:i w:val="0"/>
-                <w:color w:val="16A34A"/>
-                <w:sz w:val="16"/>
-              </w:rPr>
-              <w:t>—</w:t>
-            </w:r>
-          </w:p>
-        </w:tc>
-        <w:tc>
-          <w:tcPr>
-            <w:tcW w:type="dxa" w:w="1191"/>
-          </w:tcPr>
-          <w:p>
-            <w:r>
-              <w:rPr>
-                <w:b w:val="0"/>
-                <w:i w:val="0"/>
-                <w:color w:val="64748B"/>
-                <w:sz w:val="16"/>
-              </w:rPr>
-              <w:t>GT-CQ</w:t>
-            </w:r>
-          </w:p>
-        </w:tc>
-        <w:tc>
-          <w:tcPr>
-            <w:tcW w:type="dxa" w:w="4706"/>
-          </w:tcPr>
-          <w:p>
-            <w:r>
-              <w:rPr>
-                <w:b w:val="0"/>
-                <w:i w:val="0"/>
-                <w:sz w:val="17"/>
-              </w:rPr>
-              <w:t>Prière de corriger ou de confirmer avec le QG.</w:t>
-            </w:r>
-          </w:p>
-        </w:tc>
-      </w:tr>
-      <w:tr>
-        <w:tc>
-          <w:tcPr>
-            <w:tcW w:type="dxa" w:w="964"/>
-          </w:tcPr>
-          <w:p>
-            <w:r>
-              <w:rPr>
-                <w:b/>
-                <w:i w:val="0"/>
-                <w:color w:val="EA580C"/>
-                <w:sz w:val="16"/>
-              </w:rPr>
-              <w:t>Moyenne</w:t>
-            </w:r>
-          </w:p>
-        </w:tc>
-        <w:tc>
-          <w:tcPr>
-            <w:tcW w:type="dxa" w:w="1247"/>
-          </w:tcPr>
-          <w:p>
-            <w:r>
-              <w:rPr>
-                <w:b/>
-                <w:i w:val="0"/>
-                <w:sz w:val="16"/>
-              </w:rPr>
-              <w:t>S10</w:t>
-              <w:br/>
-            </w:r>
-            <w:r>
-              <w:rPr>
-                <w:b w:val="0"/>
-                <w:i w:val="0"/>
-                <w:color w:val="64748B"/>
-                <w:sz w:val="14"/>
-              </w:rPr>
-              <w:t>Logement</w:t>
-            </w:r>
-          </w:p>
-        </w:tc>
-        <w:tc>
-          <w:tcPr>
-            <w:tcW w:type="dxa" w:w="1531"/>
-          </w:tcPr>
-          <w:p>
-            <w:r>
-              <w:rPr>
-                <w:b/>
-                <w:i w:val="0"/>
-                <w:color w:val="16A34A"/>
-                <w:sz w:val="16"/>
-              </w:rPr>
-              <w:t>s00q07a, s00q08, s00q10, s00q13_0, s00q15_0, s00q17_0, s00q23a, s00q23b</w:t>
-            </w:r>
-          </w:p>
-        </w:tc>
-        <w:tc>
-          <w:tcPr>
-            <w:tcW w:type="dxa" w:w="1191"/>
-          </w:tcPr>
-          <w:p>
-            <w:r>
-              <w:rPr>
-                <w:b w:val="0"/>
-                <w:i w:val="0"/>
-                <w:color w:val="64748B"/>
-                <w:sz w:val="16"/>
-              </w:rPr>
-              <w:t>GT-CQ</w:t>
-            </w:r>
-          </w:p>
-        </w:tc>
-        <w:tc>
-          <w:tcPr>
-            <w:tcW w:type="dxa" w:w="4706"/>
-          </w:tcPr>
-          <w:p>
-            <w:r>
-              <w:rPr>
-                <w:b w:val="0"/>
-                <w:i w:val="0"/>
-                <w:sz w:val="17"/>
-              </w:rPr>
-              <w:t>Le noms de l'entreprise  ne doit pas contenir de chiffre et doit être bien renseigné, prière de bien renseigné .</w:t>
-            </w:r>
-          </w:p>
-        </w:tc>
-      </w:tr>
-      <w:tr>
-        <w:tc>
-          <w:tcPr>
-            <w:tcW w:type="dxa" w:w="964"/>
-          </w:tcPr>
-          <w:p>
-            <w:r>
-              <w:rPr>
-                <w:b/>
-                <w:i w:val="0"/>
-                <w:color w:val="EA580C"/>
-                <w:sz w:val="16"/>
-              </w:rPr>
-              <w:t>Moyenne</w:t>
-            </w:r>
-          </w:p>
-        </w:tc>
-        <w:tc>
-          <w:tcPr>
-            <w:tcW w:type="dxa" w:w="1247"/>
-          </w:tcPr>
-          <w:p>
-            <w:r>
-              <w:rPr>
-                <w:b/>
-                <w:i w:val="0"/>
-                <w:sz w:val="16"/>
-              </w:rPr>
-              <w:t>S10</w:t>
-              <w:br/>
-            </w:r>
-            <w:r>
-              <w:rPr>
-                <w:b w:val="0"/>
-                <w:i w:val="0"/>
-                <w:color w:val="64748B"/>
-                <w:sz w:val="14"/>
-              </w:rPr>
-              <w:t>Logement</w:t>
-            </w:r>
-          </w:p>
-        </w:tc>
-        <w:tc>
-          <w:tcPr>
-            <w:tcW w:type="dxa" w:w="1531"/>
-          </w:tcPr>
-          <w:p>
-            <w:r>
-              <w:rPr>
-                <w:b/>
-                <w:i w:val="0"/>
-                <w:color w:val="16A34A"/>
-                <w:sz w:val="16"/>
-              </w:rPr>
-              <w:t>s10q10</w:t>
-            </w:r>
-          </w:p>
-        </w:tc>
-        <w:tc>
-          <w:tcPr>
-            <w:tcW w:type="dxa" w:w="1191"/>
-          </w:tcPr>
-          <w:p>
-            <w:r>
-              <w:rPr>
-                <w:b w:val="0"/>
-                <w:i w:val="0"/>
-                <w:color w:val="64748B"/>
-                <w:sz w:val="16"/>
-              </w:rPr>
-              <w:t>Natif SuSo</w:t>
-            </w:r>
-          </w:p>
-        </w:tc>
-        <w:tc>
-          <w:tcPr>
-            <w:tcW w:type="dxa" w:w="4706"/>
-          </w:tcPr>
-          <w:p>
-            <w:r>
-              <w:rPr>
-                <w:b w:val="0"/>
-                <w:i w:val="0"/>
-                <w:sz w:val="17"/>
-              </w:rPr>
-              <w:t>Attention : Le ménage est sensé avoir une entreprise non agricole. Veuillez revérifier</w:t>
-            </w:r>
-          </w:p>
-        </w:tc>
-      </w:tr>
-      <w:tr>
-        <w:tc>
-          <w:tcPr>
-            <w:tcW w:type="dxa" w:w="964"/>
-          </w:tcPr>
-          <w:p>
-            <w:r>
-              <w:rPr>
-                <w:b/>
-                <w:i w:val="0"/>
-                <w:color w:val="EA580C"/>
-                <w:sz w:val="16"/>
-              </w:rPr>
-              <w:t>Moyenne</w:t>
-            </w:r>
-          </w:p>
-        </w:tc>
-        <w:tc>
-          <w:tcPr>
-            <w:tcW w:type="dxa" w:w="1247"/>
-          </w:tcPr>
-          <w:p>
-            <w:r>
-              <w:rPr>
-                <w:b/>
-                <w:i w:val="0"/>
-                <w:sz w:val="16"/>
-              </w:rPr>
-              <w:t>S10</w:t>
-              <w:br/>
-            </w:r>
-            <w:r>
-              <w:rPr>
-                <w:b w:val="0"/>
-                <w:i w:val="0"/>
-                <w:color w:val="64748B"/>
-                <w:sz w:val="14"/>
-              </w:rPr>
-              <w:t>Logement</w:t>
-            </w:r>
-          </w:p>
-        </w:tc>
-        <w:tc>
-          <w:tcPr>
-            <w:tcW w:type="dxa" w:w="1531"/>
-          </w:tcPr>
-          <w:p>
-            <w:r>
-              <w:rPr>
-                <w:b/>
-                <w:i w:val="0"/>
-                <w:color w:val="16A34A"/>
-                <w:sz w:val="16"/>
-              </w:rPr>
-              <w:t>s10q10, s04q46, s04q14, s10q02</w:t>
-            </w:r>
-          </w:p>
-        </w:tc>
-        <w:tc>
-          <w:tcPr>
-            <w:tcW w:type="dxa" w:w="1191"/>
-          </w:tcPr>
-          <w:p>
-            <w:r>
-              <w:rPr>
-                <w:b w:val="0"/>
-                <w:i w:val="0"/>
-                <w:color w:val="64748B"/>
-                <w:sz w:val="16"/>
-              </w:rPr>
-              <w:t>Natif SuSo</w:t>
-            </w:r>
-          </w:p>
-        </w:tc>
-        <w:tc>
-          <w:tcPr>
-            <w:tcW w:type="dxa" w:w="4706"/>
-          </w:tcPr>
-          <w:p>
-            <w:r>
-              <w:rPr>
-                <w:b w:val="0"/>
-                <w:i w:val="0"/>
-                <w:sz w:val="17"/>
-              </w:rPr>
-              <w:t>Erreur! Un membre a la catégorie socio-professionelle de contribuer à une entreprise familiale (s04q46 == 9 ou s04q14==1) mais sans que le ménage ait une entreprise (s10q02 à s10q10). Vérifier</w:t>
-            </w:r>
-          </w:p>
-        </w:tc>
-      </w:tr>
-      <w:tr>
-        <w:tc>
-          <w:tcPr>
-            <w:tcW w:type="dxa" w:w="964"/>
-          </w:tcPr>
-          <w:p>
-            <w:r>
-              <w:rPr>
-                <w:b/>
-                <w:i w:val="0"/>
-                <w:color w:val="EA580C"/>
-                <w:sz w:val="16"/>
-              </w:rPr>
-              <w:t>Moyenne</w:t>
-            </w:r>
-          </w:p>
-        </w:tc>
-        <w:tc>
-          <w:tcPr>
-            <w:tcW w:type="dxa" w:w="1247"/>
-          </w:tcPr>
-          <w:p>
-            <w:r>
-              <w:rPr>
-                <w:b/>
-                <w:i w:val="0"/>
-                <w:sz w:val="16"/>
-              </w:rPr>
-              <w:t>S11</w:t>
-              <w:br/>
-            </w:r>
-            <w:r>
-              <w:rPr>
-                <w:b w:val="0"/>
-                <w:i w:val="0"/>
-                <w:color w:val="64748B"/>
-                <w:sz w:val="14"/>
-              </w:rPr>
-              <w:t>Logement / cadre de vie</w:t>
-            </w:r>
-          </w:p>
-        </w:tc>
-        <w:tc>
-          <w:tcPr>
-            <w:tcW w:type="dxa" w:w="1531"/>
-          </w:tcPr>
-          <w:p>
-            <w:r>
-              <w:rPr>
-                <w:b/>
-                <w:i w:val="0"/>
-                <w:color w:val="16A34A"/>
-                <w:sz w:val="16"/>
-              </w:rPr>
-              <w:t>s00q11, s01q03b, s01q04b, s02q01__1, s02q02__1, s02q03__1, s02q04, s02q15</w:t>
-            </w:r>
-          </w:p>
-        </w:tc>
-        <w:tc>
-          <w:tcPr>
-            <w:tcW w:type="dxa" w:w="1191"/>
-          </w:tcPr>
-          <w:p>
-            <w:r>
-              <w:rPr>
-                <w:b w:val="0"/>
-                <w:i w:val="0"/>
-                <w:color w:val="64748B"/>
-                <w:sz w:val="16"/>
-              </w:rPr>
-              <w:t>GT-CQ</w:t>
-            </w:r>
-          </w:p>
-        </w:tc>
-        <w:tc>
-          <w:tcPr>
-            <w:tcW w:type="dxa" w:w="4706"/>
-          </w:tcPr>
-          <w:p>
-            <w:r>
-              <w:rPr>
-                <w:b w:val="0"/>
-                <w:i w:val="0"/>
-                <w:sz w:val="17"/>
-              </w:rPr>
-              <w:t>Le montant (80000 FCFA) du loyer mensuel payé pour un logement comme le votre (Maison Basse) dans ce village/quartier est trop élevé, Veuillez s'il vous plaît corriger cette information.</w:t>
-            </w:r>
-          </w:p>
-        </w:tc>
-      </w:tr>
-      <w:tr>
-        <w:tc>
-          <w:tcPr>
-            <w:tcW w:type="dxa" w:w="964"/>
-          </w:tcPr>
-          <w:p>
-            <w:r>
-              <w:rPr>
-                <w:b/>
-                <w:i w:val="0"/>
-                <w:color w:val="EA580C"/>
-                <w:sz w:val="16"/>
-              </w:rPr>
-              <w:t>Moyenne</w:t>
-            </w:r>
-          </w:p>
-        </w:tc>
-        <w:tc>
-          <w:tcPr>
-            <w:tcW w:type="dxa" w:w="1247"/>
-          </w:tcPr>
-          <w:p>
-            <w:r>
-              <w:rPr>
-                <w:b/>
-                <w:i w:val="0"/>
-                <w:sz w:val="16"/>
-              </w:rPr>
-              <w:t>S11</w:t>
-              <w:br/>
-            </w:r>
-            <w:r>
-              <w:rPr>
-                <w:b w:val="0"/>
-                <w:i w:val="0"/>
-                <w:color w:val="64748B"/>
-                <w:sz w:val="14"/>
-              </w:rPr>
-              <w:t>Logement / cadre de vie</w:t>
-            </w:r>
-          </w:p>
-        </w:tc>
-        <w:tc>
-          <w:tcPr>
-            <w:tcW w:type="dxa" w:w="1531"/>
-          </w:tcPr>
-          <w:p>
-            <w:r>
-              <w:rPr>
-                <w:b/>
-                <w:i w:val="0"/>
-                <w:color w:val="16A34A"/>
-                <w:sz w:val="16"/>
-              </w:rPr>
-              <w:t>s01q23, s01q00b, s01q23_autre</w:t>
-            </w:r>
-          </w:p>
-        </w:tc>
-        <w:tc>
-          <w:tcPr>
-            <w:tcW w:type="dxa" w:w="1191"/>
-          </w:tcPr>
-          <w:p>
-            <w:r>
-              <w:rPr>
-                <w:b w:val="0"/>
-                <w:i w:val="0"/>
-                <w:color w:val="64748B"/>
-                <w:sz w:val="16"/>
-              </w:rPr>
-              <w:t>GT-CQ</w:t>
-            </w:r>
-          </w:p>
-        </w:tc>
-        <w:tc>
-          <w:tcPr>
-            <w:tcW w:type="dxa" w:w="4706"/>
-          </w:tcPr>
-          <w:p>
-            <w:r>
-              <w:rPr>
-                <w:b w:val="0"/>
-                <w:i w:val="0"/>
-                <w:sz w:val="17"/>
-              </w:rPr>
               <w:t>Le moyen que le ménage utilise pour se débarrasser des excréments hors de la concession est enterre et semble exister dans les modalités, prière de prendre attache avec le QG pour plus d'explication afin de la classer bien.</w:t>
-            </w:r>
-          </w:p>
-        </w:tc>
-      </w:tr>
-      <w:tr>
-        <w:tc>
-          <w:tcPr>
-            <w:tcW w:type="dxa" w:w="964"/>
-          </w:tcPr>
-          <w:p>
-            <w:r>
-              <w:rPr>
-                <w:b/>
-                <w:i w:val="0"/>
-                <w:color w:val="EA580C"/>
-                <w:sz w:val="16"/>
-              </w:rPr>
-              <w:t>Moyenne</w:t>
-            </w:r>
-          </w:p>
-        </w:tc>
-        <w:tc>
-          <w:tcPr>
-            <w:tcW w:type="dxa" w:w="1247"/>
-          </w:tcPr>
-          <w:p>
-            <w:r>
-              <w:rPr>
-                <w:b/>
-                <w:i w:val="0"/>
-                <w:sz w:val="16"/>
-              </w:rPr>
-              <w:t>S13</w:t>
-              <w:br/>
-            </w:r>
-            <w:r>
-              <w:rPr>
-                <w:b w:val="0"/>
-                <w:i w:val="0"/>
-                <w:color w:val="64748B"/>
-                <w:sz w:val="14"/>
-              </w:rPr>
-              <w:t>Transferts</w:t>
-            </w:r>
-          </w:p>
-        </w:tc>
-        <w:tc>
-          <w:tcPr>
-            <w:tcW w:type="dxa" w:w="1531"/>
-          </w:tcPr>
-          <w:p>
-            <w:r>
-              <w:rPr>
-                <w:b/>
-                <w:i w:val="0"/>
-                <w:color w:val="16A34A"/>
-                <w:sz w:val="16"/>
-              </w:rPr>
-              <w:t>s00q07a, s00q08, s00q10, s00q13_0, s00q15_0, s00q17_0, s00q23a, s00q23b</w:t>
-            </w:r>
-          </w:p>
-        </w:tc>
-        <w:tc>
-          <w:tcPr>
-            <w:tcW w:type="dxa" w:w="1191"/>
-          </w:tcPr>
-          <w:p>
-            <w:r>
-              <w:rPr>
-                <w:b w:val="0"/>
-                <w:i w:val="0"/>
-                <w:color w:val="64748B"/>
-                <w:sz w:val="16"/>
-              </w:rPr>
-              <w:t>GT-CQ</w:t>
-            </w:r>
-          </w:p>
-        </w:tc>
-        <w:tc>
-          <w:tcPr>
-            <w:tcW w:type="dxa" w:w="4706"/>
-          </w:tcPr>
-          <w:p>
-            <w:r>
-              <w:rPr>
-                <w:b w:val="0"/>
-                <w:i w:val="0"/>
-                <w:sz w:val="17"/>
-              </w:rPr>
-              <w:t>L'enquêteur prière de fournir d'effort pour avoir le niveau d'étude et l'âge de celui qui a envoyé/donné de l'argent dans la section 13a (Transfert reçu).</w:t>
             </w:r>
           </w:p>
         </w:tc>
